--- a/docs/requirements-acceptance.docx
+++ b/docs/requirements-acceptance.docx
@@ -176,16 +176,60 @@
             <w:pPr>
               <w:rPr>
                 <w:rFonts w:ascii="Times New Roman" w:hAnsi="Times New Roman" w:cs="Times New Roman"/>
-                <w:sz w:val="16"/>
-                <w:szCs w:val="16"/>
-              </w:rPr>
-            </w:pPr>
-            <w:r>
-              <w:rPr>
-                <w:rFonts w:ascii="Times New Roman" w:hAnsi="Times New Roman" w:cs="Times New Roman"/>
                 <w:sz w:val="15"/>
               </w:rPr>
-              <w:t>STK-001</w:t>
+            </w:pPr>
+            <w:r>
+              <w:rPr>
+                <w:rFonts w:ascii="Times New Roman" w:hAnsi="Times New Roman" w:cs="Times New Roman"/>
+                <w:sz w:val="15"/>
+              </w:rPr>
+              <w:t>STK</w:t>
+            </w:r>
+            <w:r>
+              <w:rPr>
+                <w:rFonts w:ascii="Times New Roman" w:hAnsi="Times New Roman" w:cs="Times New Roman"/>
+                <w:sz w:val="15"/>
+              </w:rPr>
+              <w:t>-</w:t>
+            </w:r>
+            <w:r>
+              <w:rPr>
+                <w:rFonts w:ascii="Times New Roman" w:hAnsi="Times New Roman" w:cs="Times New Roman"/>
+                <w:sz w:val="15"/>
+              </w:rPr>
+              <w:t>001</w:t>
+            </w:r>
+          </w:p>
+          <w:p>
+            <w:pPr>
+              <w:rPr>
+                <w:rFonts w:ascii="Times New Roman" w:hAnsi="Times New Roman" w:cs="Times New Roman"/>
+                <w:sz w:val="15"/>
+              </w:rPr>
+            </w:pPr>
+            <w:r>
+              <w:rPr>
+                <w:rFonts w:ascii="Times New Roman" w:hAnsi="Times New Roman" w:cs="Times New Roman"/>
+                <w:sz w:val="15"/>
+              </w:rPr>
+              <w:t>/</w:t>
+            </w:r>
+          </w:p>
+          <w:p>
+            <w:pPr>
+              <w:rPr>
+                <w:rFonts w:ascii="Times New Roman" w:hAnsi="Times New Roman" w:cs="Times New Roman"/>
+                <w:sz w:val="16"/>
+                <w:szCs w:val="16"/>
+              </w:rPr>
+            </w:pPr>
+            <w:r>
+              <w:rPr>
+                <w:rFonts w:ascii="Times New Roman" w:hAnsi="Times New Roman" w:cs="Times New Roman"/>
+                <w:sz w:val="15"/>
+              </w:rPr>
+              <w:t>Project Master Brief</w:t>
             </w:r>
           </w:p>
         </w:tc>
@@ -231,7 +275,39 @@
                 <w:sz w:val="16"/>
                 <w:szCs w:val="16"/>
               </w:rPr>
-              <w:t xml:space="preserve"> date, and </w:t>
+              <w:t xml:space="preserve"> </w:t>
+            </w:r>
+            <w:r>
+              <w:rPr>
+                <w:rFonts w:ascii="Times New Roman" w:hAnsi="Times New Roman" w:cs="Times New Roman"/>
+                <w:sz w:val="16"/>
+                <w:szCs w:val="16"/>
+              </w:rPr>
+              <w:t xml:space="preserve">start </w:t>
+            </w:r>
+            <w:r>
+              <w:rPr>
+                <w:rFonts w:ascii="Times New Roman" w:hAnsi="Times New Roman" w:cs="Times New Roman"/>
+                <w:sz w:val="16"/>
+                <w:szCs w:val="16"/>
+              </w:rPr>
+              <w:t xml:space="preserve">date, </w:t>
+            </w:r>
+            <w:r>
+              <w:rPr>
+                <w:rFonts w:ascii="Times New Roman" w:hAnsi="Times New Roman" w:cs="Times New Roman"/>
+                <w:sz w:val="16"/>
+                <w:szCs w:val="16"/>
+              </w:rPr>
+              <w:t xml:space="preserve">end date, </w:t>
+            </w:r>
+            <w:r>
+              <w:rPr>
+                <w:rFonts w:ascii="Times New Roman" w:hAnsi="Times New Roman" w:cs="Times New Roman"/>
+                <w:sz w:val="16"/>
+                <w:szCs w:val="16"/>
+              </w:rPr>
+              <w:t xml:space="preserve">and </w:t>
             </w:r>
             <w:r>
               <w:rPr>
@@ -339,18 +415,51 @@
             <w:pPr>
               <w:rPr>
                 <w:rFonts w:ascii="Times New Roman" w:hAnsi="Times New Roman" w:cs="Times New Roman"/>
-                <w:sz w:val="16"/>
-                <w:szCs w:val="16"/>
-              </w:rPr>
-            </w:pPr>
-            <w:r>
-              <w:rPr>
-                <w:rFonts w:ascii="Times New Roman" w:hAnsi="Times New Roman" w:cs="Times New Roman"/>
                 <w:sz w:val="15"/>
               </w:rPr>
+            </w:pPr>
+            <w:r>
+              <w:rPr>
+                <w:rFonts w:ascii="Times New Roman" w:hAnsi="Times New Roman" w:cs="Times New Roman"/>
+                <w:sz w:val="15"/>
+              </w:rPr>
               <w:t>STK-001</w:t>
             </w:r>
           </w:p>
+          <w:p>
+            <w:pPr>
+              <w:rPr>
+                <w:rFonts w:ascii="Times New Roman" w:hAnsi="Times New Roman" w:cs="Times New Roman"/>
+                <w:sz w:val="16"/>
+                <w:szCs w:val="16"/>
+              </w:rPr>
+            </w:pPr>
+            <w:r>
+              <w:rPr>
+                <w:rFonts w:ascii="Times New Roman" w:hAnsi="Times New Roman" w:cs="Times New Roman"/>
+                <w:sz w:val="16"/>
+                <w:szCs w:val="16"/>
+              </w:rPr>
+              <w:t>/</w:t>
+            </w:r>
+          </w:p>
+          <w:p>
+            <w:pPr>
+              <w:rPr>
+                <w:rFonts w:ascii="Times New Roman" w:hAnsi="Times New Roman" w:cs="Times New Roman"/>
+                <w:sz w:val="16"/>
+                <w:szCs w:val="16"/>
+              </w:rPr>
+            </w:pPr>
+            <w:r>
+              <w:rPr>
+                <w:rFonts w:ascii="Times New Roman" w:hAnsi="Times New Roman" w:cs="Times New Roman"/>
+                <w:sz w:val="16"/>
+                <w:szCs w:val="16"/>
+              </w:rPr>
+              <w:t>Project Master Brief</w:t>
+            </w:r>
+          </w:p>
         </w:tc>
         <w:tc>
           <w:tcPr>
@@ -386,7 +495,15 @@
                 <w:sz w:val="16"/>
                 <w:szCs w:val="16"/>
               </w:rPr>
-              <w:t xml:space="preserve"> requester to submit service request information using a button.</w:t>
+              <w:t xml:space="preserve"> requester to submit service request information</w:t>
+            </w:r>
+            <w:r>
+              <w:rPr>
+                <w:rFonts w:ascii="Times New Roman" w:hAnsi="Times New Roman" w:cs="Times New Roman"/>
+                <w:sz w:val="16"/>
+                <w:szCs w:val="16"/>
+              </w:rPr>
+              <w:t>.</w:t>
             </w:r>
           </w:p>
         </w:tc>
@@ -464,7 +581,15 @@
                 <w:sz w:val="16"/>
                 <w:szCs w:val="16"/>
               </w:rPr>
-              <w:t>The information submitted must show output of the information.</w:t>
+              <w:t>The information submitte</w:t>
+            </w:r>
+            <w:r>
+              <w:rPr>
+                <w:rFonts w:ascii="Times New Roman" w:hAnsi="Times New Roman" w:cs="Times New Roman"/>
+                <w:sz w:val="16"/>
+                <w:szCs w:val="16"/>
+              </w:rPr>
+              <w:t>d must be stored in a database.</w:t>
             </w:r>
           </w:p>
         </w:tc>
@@ -516,6 +641,40 @@
               <w:t>STK-003</w:t>
             </w:r>
           </w:p>
+          <w:p>
+            <w:pPr>
+              <w:rPr>
+                <w:rFonts w:ascii="Times New Roman" w:hAnsi="Times New Roman" w:cs="Times New Roman"/>
+                <w:sz w:val="16"/>
+                <w:szCs w:val="16"/>
+              </w:rPr>
+            </w:pPr>
+            <w:r>
+              <w:rPr>
+                <w:rFonts w:ascii="Times New Roman" w:hAnsi="Times New Roman" w:cs="Times New Roman"/>
+                <w:sz w:val="16"/>
+                <w:szCs w:val="16"/>
+              </w:rPr>
+              <w:t>/</w:t>
+            </w:r>
+          </w:p>
+          <w:p>
+            <w:pPr>
+              <w:rPr>
+                <w:rFonts w:ascii="Times New Roman" w:hAnsi="Times New Roman" w:cs="Times New Roman"/>
+                <w:sz w:val="16"/>
+                <w:szCs w:val="16"/>
+              </w:rPr>
+            </w:pPr>
+            <w:r>
+              <w:rPr>
+                <w:rFonts w:ascii="Times New Roman" w:hAnsi="Times New Roman" w:cs="Times New Roman"/>
+                <w:sz w:val="16"/>
+                <w:szCs w:val="16"/>
+              </w:rPr>
+              <w:t>Project Master Brief</w:t>
+            </w:r>
+          </w:p>
         </w:tc>
         <w:tc>
           <w:tcPr>
@@ -543,7 +702,7 @@
                 <w:sz w:val="16"/>
                 <w:szCs w:val="16"/>
               </w:rPr>
-              <w:t xml:space="preserve"> using a dropdown list.</w:t>
+              <w:t>.</w:t>
             </w:r>
           </w:p>
         </w:tc>
@@ -565,7 +724,7 @@
                 <w:sz w:val="16"/>
                 <w:szCs w:val="16"/>
               </w:rPr>
-              <w:t>Low</w:t>
+              <w:t>High</w:t>
             </w:r>
           </w:p>
         </w:tc>
@@ -587,48 +746,55 @@
                 <w:sz w:val="16"/>
                 <w:szCs w:val="16"/>
               </w:rPr>
-              <w:t>A predefined list of known categories can be seen and selected from the dropdown.</w:t>
-            </w:r>
-          </w:p>
-          <w:p>
-            <w:pPr>
-              <w:rPr>
-                <w:rFonts w:ascii="Times New Roman" w:hAnsi="Times New Roman" w:cs="Times New Roman"/>
-                <w:sz w:val="16"/>
-                <w:szCs w:val="16"/>
-              </w:rPr>
-            </w:pPr>
-            <w:r>
-              <w:rPr>
-                <w:rFonts w:ascii="Times New Roman" w:hAnsi="Times New Roman" w:cs="Times New Roman"/>
-                <w:sz w:val="16"/>
-                <w:szCs w:val="16"/>
-              </w:rPr>
-              <w:t>Selected category information can be seen as output when submit button is pressed.</w:t>
-            </w:r>
-          </w:p>
-          <w:p>
-            <w:pPr>
-              <w:rPr>
-                <w:rFonts w:ascii="Times New Roman" w:hAnsi="Times New Roman" w:cs="Times New Roman"/>
-                <w:sz w:val="16"/>
-                <w:szCs w:val="16"/>
-              </w:rPr>
-            </w:pPr>
-            <w:r>
-              <w:rPr>
-                <w:rFonts w:ascii="Times New Roman" w:hAnsi="Times New Roman" w:cs="Times New Roman"/>
-                <w:sz w:val="16"/>
-                <w:szCs w:val="16"/>
-              </w:rPr>
-              <w:t>A validation check can work if a requester did not select a category.</w:t>
+              <w:t xml:space="preserve">A predefined list of known categories can be seen </w:t>
+            </w:r>
+            <w:r>
+              <w:rPr>
+                <w:rFonts w:ascii="Times New Roman" w:hAnsi="Times New Roman" w:cs="Times New Roman"/>
+                <w:sz w:val="16"/>
+                <w:szCs w:val="16"/>
+              </w:rPr>
+              <w:t>and selected.</w:t>
+            </w:r>
+          </w:p>
+          <w:p>
+            <w:pPr>
+              <w:rPr>
+                <w:rFonts w:ascii="Times New Roman" w:hAnsi="Times New Roman" w:cs="Times New Roman"/>
+                <w:sz w:val="16"/>
+                <w:szCs w:val="16"/>
+              </w:rPr>
+            </w:pPr>
+            <w:r>
+              <w:rPr>
+                <w:rFonts w:ascii="Times New Roman" w:hAnsi="Times New Roman" w:cs="Times New Roman"/>
+                <w:sz w:val="16"/>
+                <w:szCs w:val="16"/>
+              </w:rPr>
+              <w:t xml:space="preserve">A validation </w:t>
+            </w:r>
+            <w:r>
+              <w:rPr>
+                <w:rFonts w:ascii="Times New Roman" w:hAnsi="Times New Roman" w:cs="Times New Roman"/>
+                <w:sz w:val="16"/>
+                <w:szCs w:val="16"/>
+              </w:rPr>
+              <w:t xml:space="preserve">display message </w:t>
+            </w:r>
+            <w:r>
+              <w:rPr>
+                <w:rFonts w:ascii="Times New Roman" w:hAnsi="Times New Roman" w:cs="Times New Roman"/>
+                <w:sz w:val="16"/>
+                <w:szCs w:val="16"/>
+              </w:rPr>
+              <w:t>if a requester did not select a category.</w:t>
             </w:r>
           </w:p>
         </w:tc>
       </w:tr>
       <w:tr>
         <w:trPr>
-          <w:trHeight w:val="1539"/>
+          <w:trHeight w:val="996"/>
         </w:trPr>
         <w:tc>
           <w:tcPr>
@@ -660,18 +826,51 @@
             <w:pPr>
               <w:rPr>
                 <w:rFonts w:ascii="Times New Roman" w:hAnsi="Times New Roman" w:cs="Times New Roman"/>
-                <w:sz w:val="16"/>
-                <w:szCs w:val="16"/>
-              </w:rPr>
-            </w:pPr>
-            <w:r>
-              <w:rPr>
-                <w:rFonts w:ascii="Times New Roman" w:hAnsi="Times New Roman" w:cs="Times New Roman"/>
                 <w:sz w:val="15"/>
               </w:rPr>
+            </w:pPr>
+            <w:r>
+              <w:rPr>
+                <w:rFonts w:ascii="Times New Roman" w:hAnsi="Times New Roman" w:cs="Times New Roman"/>
+                <w:sz w:val="15"/>
+              </w:rPr>
               <w:t>STK-001</w:t>
             </w:r>
           </w:p>
+          <w:p>
+            <w:pPr>
+              <w:rPr>
+                <w:rFonts w:ascii="Times New Roman" w:hAnsi="Times New Roman" w:cs="Times New Roman"/>
+                <w:sz w:val="16"/>
+                <w:szCs w:val="16"/>
+              </w:rPr>
+            </w:pPr>
+            <w:r>
+              <w:rPr>
+                <w:rFonts w:ascii="Times New Roman" w:hAnsi="Times New Roman" w:cs="Times New Roman"/>
+                <w:sz w:val="16"/>
+                <w:szCs w:val="16"/>
+              </w:rPr>
+              <w:t>/</w:t>
+            </w:r>
+          </w:p>
+          <w:p>
+            <w:pPr>
+              <w:rPr>
+                <w:rFonts w:ascii="Times New Roman" w:hAnsi="Times New Roman" w:cs="Times New Roman"/>
+                <w:sz w:val="16"/>
+                <w:szCs w:val="16"/>
+              </w:rPr>
+            </w:pPr>
+            <w:r>
+              <w:rPr>
+                <w:rFonts w:ascii="Times New Roman" w:hAnsi="Times New Roman" w:cs="Times New Roman"/>
+                <w:sz w:val="16"/>
+                <w:szCs w:val="16"/>
+              </w:rPr>
+              <w:t>Project Master Brief</w:t>
+            </w:r>
+          </w:p>
         </w:tc>
         <w:tc>
           <w:tcPr>
@@ -691,7 +890,15 @@
                 <w:sz w:val="16"/>
                 <w:szCs w:val="16"/>
               </w:rPr>
-              <w:t>The system should allow the user to see the status of a service request such as pending, in progress, or completed.</w:t>
+              <w:t>The system should allow the user to see the status of a service request</w:t>
+            </w:r>
+            <w:r>
+              <w:rPr>
+                <w:rFonts w:ascii="Times New Roman" w:hAnsi="Times New Roman" w:cs="Times New Roman"/>
+                <w:sz w:val="16"/>
+                <w:szCs w:val="16"/>
+              </w:rPr>
+              <w:t>.</w:t>
             </w:r>
           </w:p>
         </w:tc>
@@ -713,7 +920,7 @@
                 <w:sz w:val="16"/>
                 <w:szCs w:val="16"/>
               </w:rPr>
-              <w:t>Low</w:t>
+              <w:t>Medium</w:t>
             </w:r>
           </w:p>
         </w:tc>
@@ -735,58 +942,75 @@
                 <w:sz w:val="16"/>
                 <w:szCs w:val="16"/>
               </w:rPr>
-              <w:t>A message must display to show status of a service request displayed.</w:t>
-            </w:r>
-          </w:p>
-          <w:p>
-            <w:pPr>
-              <w:rPr>
-                <w:rFonts w:ascii="Times New Roman" w:hAnsi="Times New Roman" w:cs="Times New Roman"/>
-                <w:sz w:val="16"/>
-                <w:szCs w:val="16"/>
-              </w:rPr>
-            </w:pPr>
-            <w:r>
-              <w:rPr>
-                <w:rFonts w:ascii="Times New Roman" w:hAnsi="Times New Roman" w:cs="Times New Roman"/>
-                <w:sz w:val="16"/>
-                <w:szCs w:val="16"/>
-              </w:rPr>
-              <w:t>The message must display pending first when a request was submitted the first time.</w:t>
-            </w:r>
-          </w:p>
-          <w:p>
-            <w:pPr>
-              <w:rPr>
-                <w:rFonts w:ascii="Times New Roman" w:hAnsi="Times New Roman" w:cs="Times New Roman"/>
-                <w:sz w:val="16"/>
-                <w:szCs w:val="16"/>
-              </w:rPr>
-            </w:pPr>
-            <w:r>
-              <w:rPr>
-                <w:rFonts w:ascii="Times New Roman" w:hAnsi="Times New Roman" w:cs="Times New Roman"/>
-                <w:sz w:val="16"/>
-                <w:szCs w:val="16"/>
-              </w:rPr>
-              <w:t>The message must display in progress when a staff member assign or accept request.</w:t>
-            </w:r>
-          </w:p>
-          <w:p>
-            <w:pPr>
-              <w:rPr>
-                <w:rFonts w:ascii="Times New Roman" w:hAnsi="Times New Roman" w:cs="Times New Roman"/>
-                <w:sz w:val="16"/>
-                <w:szCs w:val="16"/>
-              </w:rPr>
-            </w:pPr>
-            <w:r>
-              <w:rPr>
-                <w:rFonts w:ascii="Times New Roman" w:hAnsi="Times New Roman" w:cs="Times New Roman"/>
-                <w:sz w:val="16"/>
-                <w:szCs w:val="16"/>
-              </w:rPr>
-              <w:t>The message must display completed when a staff member resolved or closed the request.</w:t>
+              <w:t>Message “pending” displays if request not assigned.</w:t>
+            </w:r>
+          </w:p>
+          <w:p>
+            <w:pPr>
+              <w:rPr>
+                <w:rFonts w:ascii="Times New Roman" w:hAnsi="Times New Roman" w:cs="Times New Roman"/>
+                <w:sz w:val="16"/>
+                <w:szCs w:val="16"/>
+              </w:rPr>
+            </w:pPr>
+            <w:r>
+              <w:rPr>
+                <w:rFonts w:ascii="Times New Roman" w:hAnsi="Times New Roman" w:cs="Times New Roman"/>
+                <w:sz w:val="16"/>
+                <w:szCs w:val="16"/>
+              </w:rPr>
+              <w:t>Message “accepted” displays if request was assigned.</w:t>
+            </w:r>
+          </w:p>
+          <w:p>
+            <w:pPr>
+              <w:rPr>
+                <w:rFonts w:ascii="Times New Roman" w:hAnsi="Times New Roman" w:cs="Times New Roman"/>
+                <w:sz w:val="16"/>
+                <w:szCs w:val="16"/>
+              </w:rPr>
+            </w:pPr>
+            <w:r>
+              <w:rPr>
+                <w:rFonts w:ascii="Times New Roman" w:hAnsi="Times New Roman" w:cs="Times New Roman"/>
+                <w:sz w:val="16"/>
+                <w:szCs w:val="16"/>
+              </w:rPr>
+              <w:t>Message “rejected” displays if request was rejected.</w:t>
+            </w:r>
+          </w:p>
+          <w:p>
+            <w:pPr>
+              <w:rPr>
+                <w:rFonts w:ascii="Times New Roman" w:hAnsi="Times New Roman" w:cs="Times New Roman"/>
+                <w:sz w:val="16"/>
+                <w:szCs w:val="16"/>
+              </w:rPr>
+            </w:pPr>
+            <w:r>
+              <w:rPr>
+                <w:rFonts w:ascii="Times New Roman" w:hAnsi="Times New Roman" w:cs="Times New Roman"/>
+                <w:sz w:val="16"/>
+                <w:szCs w:val="16"/>
+              </w:rPr>
+              <w:t>Message “updated” displays if request was updated.</w:t>
+            </w:r>
+          </w:p>
+          <w:p>
+            <w:pPr>
+              <w:rPr>
+                <w:rFonts w:ascii="Times New Roman" w:hAnsi="Times New Roman" w:cs="Times New Roman"/>
+                <w:sz w:val="16"/>
+                <w:szCs w:val="16"/>
+              </w:rPr>
+            </w:pPr>
+            <w:r>
+              <w:rPr>
+                <w:rFonts w:ascii="Times New Roman" w:hAnsi="Times New Roman" w:cs="Times New Roman"/>
+                <w:sz w:val="16"/>
+                <w:szCs w:val="16"/>
+              </w:rPr>
+              <w:t>Message “completed” displays if request is complete.</w:t>
             </w:r>
           </w:p>
         </w:tc>
@@ -825,18 +1049,51 @@
             <w:pPr>
               <w:rPr>
                 <w:rFonts w:ascii="Times New Roman" w:hAnsi="Times New Roman" w:cs="Times New Roman"/>
-                <w:sz w:val="16"/>
-                <w:szCs w:val="16"/>
-              </w:rPr>
-            </w:pPr>
-            <w:r>
-              <w:rPr>
-                <w:rFonts w:ascii="Times New Roman" w:hAnsi="Times New Roman" w:cs="Times New Roman"/>
                 <w:sz w:val="15"/>
               </w:rPr>
+            </w:pPr>
+            <w:r>
+              <w:rPr>
+                <w:rFonts w:ascii="Times New Roman" w:hAnsi="Times New Roman" w:cs="Times New Roman"/>
+                <w:sz w:val="15"/>
+              </w:rPr>
               <w:t>STK-001</w:t>
             </w:r>
           </w:p>
+          <w:p>
+            <w:pPr>
+              <w:rPr>
+                <w:rFonts w:ascii="Times New Roman" w:hAnsi="Times New Roman" w:cs="Times New Roman"/>
+                <w:sz w:val="16"/>
+                <w:szCs w:val="16"/>
+              </w:rPr>
+            </w:pPr>
+            <w:r>
+              <w:rPr>
+                <w:rFonts w:ascii="Times New Roman" w:hAnsi="Times New Roman" w:cs="Times New Roman"/>
+                <w:sz w:val="16"/>
+                <w:szCs w:val="16"/>
+              </w:rPr>
+              <w:t>/</w:t>
+            </w:r>
+          </w:p>
+          <w:p>
+            <w:pPr>
+              <w:rPr>
+                <w:rFonts w:ascii="Times New Roman" w:hAnsi="Times New Roman" w:cs="Times New Roman"/>
+                <w:sz w:val="16"/>
+                <w:szCs w:val="16"/>
+              </w:rPr>
+            </w:pPr>
+            <w:r>
+              <w:rPr>
+                <w:rFonts w:ascii="Times New Roman" w:hAnsi="Times New Roman" w:cs="Times New Roman"/>
+                <w:sz w:val="16"/>
+                <w:szCs w:val="16"/>
+              </w:rPr>
+              <w:t>Project Master Brief</w:t>
+            </w:r>
+          </w:p>
         </w:tc>
         <w:tc>
           <w:tcPr>
@@ -856,7 +1113,15 @@
                 <w:sz w:val="16"/>
                 <w:szCs w:val="16"/>
               </w:rPr>
-              <w:t>The system should allow the requester to view history of list of service requests submitted.</w:t>
+              <w:t>The system should allow the requester to view history of list of service requests</w:t>
+            </w:r>
+            <w:r>
+              <w:rPr>
+                <w:rFonts w:ascii="Times New Roman" w:hAnsi="Times New Roman" w:cs="Times New Roman"/>
+                <w:sz w:val="16"/>
+                <w:szCs w:val="16"/>
+              </w:rPr>
+              <w:t>.</w:t>
             </w:r>
           </w:p>
         </w:tc>
@@ -878,7 +1143,7 @@
                 <w:sz w:val="16"/>
                 <w:szCs w:val="16"/>
               </w:rPr>
-              <w:t>Low</w:t>
+              <w:t>Medium</w:t>
             </w:r>
           </w:p>
         </w:tc>
@@ -911,120 +1176,6 @@
                 <w:szCs w:val="16"/>
               </w:rPr>
             </w:pPr>
-          </w:p>
-        </w:tc>
-      </w:tr>
-      <w:tr>
-        <w:trPr>
-          <w:trHeight w:val="720"/>
-        </w:trPr>
-        <w:tc>
-          <w:tcPr>
-            <w:tcW w:w="843" w:type="dxa"/>
-          </w:tcPr>
-          <w:p>
-            <w:pPr>
-              <w:rPr>
-                <w:rFonts w:ascii="Times New Roman" w:hAnsi="Times New Roman" w:cs="Times New Roman"/>
-                <w:sz w:val="16"/>
-                <w:szCs w:val="16"/>
-              </w:rPr>
-            </w:pPr>
-            <w:r>
-              <w:rPr>
-                <w:rFonts w:ascii="Times New Roman" w:hAnsi="Times New Roman" w:cs="Times New Roman"/>
-                <w:sz w:val="16"/>
-                <w:szCs w:val="16"/>
-              </w:rPr>
-              <w:t>FR-006</w:t>
-            </w:r>
-          </w:p>
-        </w:tc>
-        <w:tc>
-          <w:tcPr>
-            <w:tcW w:w="1131" w:type="dxa"/>
-          </w:tcPr>
-          <w:p>
-            <w:pPr>
-              <w:rPr>
-                <w:rFonts w:ascii="Times New Roman" w:hAnsi="Times New Roman" w:cs="Times New Roman"/>
-                <w:sz w:val="16"/>
-                <w:szCs w:val="16"/>
-              </w:rPr>
-            </w:pPr>
-            <w:r>
-              <w:rPr>
-                <w:rFonts w:ascii="Times New Roman" w:hAnsi="Times New Roman" w:cs="Times New Roman"/>
-                <w:sz w:val="15"/>
-              </w:rPr>
-              <w:t>STK-001</w:t>
-            </w:r>
-          </w:p>
-        </w:tc>
-        <w:tc>
-          <w:tcPr>
-            <w:tcW w:w="2114" w:type="dxa"/>
-          </w:tcPr>
-          <w:p>
-            <w:pPr>
-              <w:rPr>
-                <w:rFonts w:ascii="Times New Roman" w:hAnsi="Times New Roman" w:cs="Times New Roman"/>
-                <w:sz w:val="16"/>
-                <w:szCs w:val="16"/>
-              </w:rPr>
-            </w:pPr>
-            <w:r>
-              <w:rPr>
-                <w:rFonts w:ascii="Times New Roman" w:hAnsi="Times New Roman" w:cs="Times New Roman"/>
-                <w:sz w:val="16"/>
-                <w:szCs w:val="16"/>
-              </w:rPr>
-              <w:t>The system should allow the requester to view details of a submitted request in the service request history.</w:t>
-            </w:r>
-          </w:p>
-        </w:tc>
-        <w:tc>
-          <w:tcPr>
-            <w:tcW w:w="759" w:type="dxa"/>
-          </w:tcPr>
-          <w:p>
-            <w:pPr>
-              <w:rPr>
-                <w:rFonts w:ascii="Times New Roman" w:hAnsi="Times New Roman" w:cs="Times New Roman"/>
-                <w:sz w:val="16"/>
-                <w:szCs w:val="16"/>
-              </w:rPr>
-            </w:pPr>
-            <w:r>
-              <w:rPr>
-                <w:rFonts w:ascii="Times New Roman" w:hAnsi="Times New Roman" w:cs="Times New Roman"/>
-                <w:sz w:val="16"/>
-                <w:szCs w:val="16"/>
-              </w:rPr>
-              <w:t>Low</w:t>
-            </w:r>
-          </w:p>
-        </w:tc>
-        <w:tc>
-          <w:tcPr>
-            <w:tcW w:w="4169" w:type="dxa"/>
-          </w:tcPr>
-          <w:p>
-            <w:pPr>
-              <w:rPr>
-                <w:rFonts w:ascii="Times New Roman" w:hAnsi="Times New Roman" w:cs="Times New Roman"/>
-                <w:sz w:val="16"/>
-                <w:szCs w:val="16"/>
-              </w:rPr>
-            </w:pPr>
-            <w:r>
-              <w:rPr>
-                <w:rFonts w:ascii="Times New Roman" w:hAnsi="Times New Roman" w:cs="Times New Roman"/>
-                <w:sz w:val="16"/>
-                <w:szCs w:val="16"/>
-              </w:rPr>
-              <w:t>Each service request in the history list should be clickable and display full details.</w:t>
-            </w:r>
           </w:p>
         </w:tc>
       </w:tr>
@@ -1058,7 +1209,7 @@
                 <w:sz w:val="16"/>
                 <w:szCs w:val="16"/>
               </w:rPr>
-              <w:t>7</w:t>
+              <w:t>6</w:t>
             </w:r>
           </w:p>
         </w:tc>
@@ -1070,18 +1221,48 @@
             <w:pPr>
               <w:rPr>
                 <w:rFonts w:ascii="Times New Roman" w:hAnsi="Times New Roman" w:cs="Times New Roman"/>
-                <w:sz w:val="16"/>
-                <w:szCs w:val="16"/>
-              </w:rPr>
-            </w:pPr>
-            <w:r>
-              <w:rPr>
-                <w:rFonts w:ascii="Times New Roman" w:hAnsi="Times New Roman" w:cs="Times New Roman"/>
                 <w:sz w:val="15"/>
               </w:rPr>
+            </w:pPr>
+            <w:r>
+              <w:rPr>
+                <w:rFonts w:ascii="Times New Roman" w:hAnsi="Times New Roman" w:cs="Times New Roman"/>
+                <w:sz w:val="15"/>
+              </w:rPr>
               <w:t>STK-001</w:t>
             </w:r>
           </w:p>
+          <w:p>
+            <w:pPr>
+              <w:rPr>
+                <w:rFonts w:ascii="Times New Roman" w:hAnsi="Times New Roman" w:cs="Times New Roman"/>
+                <w:sz w:val="15"/>
+              </w:rPr>
+            </w:pPr>
+            <w:r>
+              <w:rPr>
+                <w:rFonts w:ascii="Times New Roman" w:hAnsi="Times New Roman" w:cs="Times New Roman"/>
+                <w:sz w:val="15"/>
+              </w:rPr>
+              <w:t>/</w:t>
+            </w:r>
+          </w:p>
+          <w:p>
+            <w:pPr>
+              <w:rPr>
+                <w:rFonts w:ascii="Times New Roman" w:hAnsi="Times New Roman" w:cs="Times New Roman"/>
+                <w:sz w:val="16"/>
+                <w:szCs w:val="16"/>
+              </w:rPr>
+            </w:pPr>
+            <w:r>
+              <w:rPr>
+                <w:rFonts w:ascii="Times New Roman" w:hAnsi="Times New Roman" w:cs="Times New Roman"/>
+                <w:sz w:val="15"/>
+              </w:rPr>
+              <w:t>Project Master Brief</w:t>
+            </w:r>
+          </w:p>
         </w:tc>
         <w:tc>
           <w:tcPr>
@@ -1101,7 +1282,15 @@
                 <w:sz w:val="16"/>
                 <w:szCs w:val="16"/>
               </w:rPr>
-              <w:t>The system should allow the requester to view meaningful feedback after duration of a service request.</w:t>
+              <w:t xml:space="preserve">The system should allow the requester to view meaningful feedback </w:t>
+            </w:r>
+            <w:r>
+              <w:rPr>
+                <w:rFonts w:ascii="Times New Roman" w:hAnsi="Times New Roman" w:cs="Times New Roman"/>
+                <w:sz w:val="16"/>
+                <w:szCs w:val="16"/>
+              </w:rPr>
+              <w:t>of action taken for request.</w:t>
             </w:r>
           </w:p>
         </w:tc>
@@ -1145,7 +1334,15 @@
                 <w:sz w:val="16"/>
                 <w:szCs w:val="16"/>
               </w:rPr>
-              <w:t>Visible output of meaningful feedback should be shown for a specified service request.</w:t>
+              <w:t>Visible output of meaningful feedback should be shown for a specified service request</w:t>
+            </w:r>
+            <w:r>
+              <w:rPr>
+                <w:rFonts w:ascii="Times New Roman" w:hAnsi="Times New Roman" w:cs="Times New Roman"/>
+                <w:sz w:val="16"/>
+                <w:szCs w:val="16"/>
+              </w:rPr>
+              <w:t xml:space="preserve"> such as accepted, reject, updated, or completed.</w:t>
             </w:r>
           </w:p>
         </w:tc>
@@ -1180,7 +1377,7 @@
                 <w:sz w:val="16"/>
                 <w:szCs w:val="16"/>
               </w:rPr>
-              <w:t>8</w:t>
+              <w:t>7</w:t>
             </w:r>
           </w:p>
         </w:tc>
@@ -1199,9 +1396,44 @@
             <w:r>
               <w:rPr>
                 <w:rFonts w:ascii="Times New Roman" w:hAnsi="Times New Roman" w:cs="Times New Roman"/>
-                <w:sz w:val="15"/>
-              </w:rPr>
-              <w:t>STK-001</w:t>
+                <w:sz w:val="16"/>
+                <w:szCs w:val="16"/>
+              </w:rPr>
+              <w:t>STK-002</w:t>
+            </w:r>
+          </w:p>
+          <w:p>
+            <w:pPr>
+              <w:rPr>
+                <w:rFonts w:ascii="Times New Roman" w:hAnsi="Times New Roman" w:cs="Times New Roman"/>
+                <w:sz w:val="16"/>
+                <w:szCs w:val="16"/>
+              </w:rPr>
+            </w:pPr>
+            <w:r>
+              <w:rPr>
+                <w:rFonts w:ascii="Times New Roman" w:hAnsi="Times New Roman" w:cs="Times New Roman"/>
+                <w:sz w:val="16"/>
+                <w:szCs w:val="16"/>
+              </w:rPr>
+              <w:t>/</w:t>
+            </w:r>
+          </w:p>
+          <w:p>
+            <w:pPr>
+              <w:rPr>
+                <w:rFonts w:ascii="Times New Roman" w:hAnsi="Times New Roman" w:cs="Times New Roman"/>
+                <w:sz w:val="16"/>
+                <w:szCs w:val="16"/>
+              </w:rPr>
+            </w:pPr>
+            <w:r>
+              <w:rPr>
+                <w:rFonts w:ascii="Times New Roman" w:hAnsi="Times New Roman" w:cs="Times New Roman"/>
+                <w:sz w:val="16"/>
+                <w:szCs w:val="16"/>
+              </w:rPr>
+              <w:t>Project Master Brief</w:t>
             </w:r>
           </w:p>
         </w:tc>
@@ -1223,7 +1455,7 @@
                 <w:sz w:val="16"/>
                 <w:szCs w:val="16"/>
               </w:rPr>
-              <w:t>The system should allow the requester to view result information such as accepted, rejected, or updated.</w:t>
+              <w:t>The system should allow the staff to view list of all service requests according to their area.</w:t>
             </w:r>
           </w:p>
         </w:tc>
@@ -1245,7 +1477,7 @@
                 <w:sz w:val="16"/>
                 <w:szCs w:val="16"/>
               </w:rPr>
-              <w:t>Low</w:t>
+              <w:t>High</w:t>
             </w:r>
           </w:p>
         </w:tc>
@@ -1267,7 +1499,24 @@
                 <w:sz w:val="16"/>
                 <w:szCs w:val="16"/>
               </w:rPr>
-              <w:t>Visible output of result information should be shown for a specified service request.</w:t>
+              <w:t>A staff member only receives service requests that belongs to his profession area, e.g. such as IT Support.</w:t>
+            </w:r>
+          </w:p>
+          <w:p>
+            <w:pPr>
+              <w:rPr>
+                <w:rFonts w:ascii="Times New Roman" w:hAnsi="Times New Roman" w:cs="Times New Roman"/>
+                <w:sz w:val="16"/>
+                <w:szCs w:val="16"/>
+              </w:rPr>
+            </w:pPr>
+            <w:r>
+              <w:rPr>
+                <w:rFonts w:ascii="Times New Roman" w:hAnsi="Times New Roman" w:cs="Times New Roman"/>
+                <w:sz w:val="16"/>
+                <w:szCs w:val="16"/>
+              </w:rPr>
+              <w:t>Visible output of the service requests on the staff’s side of the system.</w:t>
             </w:r>
           </w:p>
         </w:tc>
@@ -1302,7 +1551,15 @@
                 <w:sz w:val="16"/>
                 <w:szCs w:val="16"/>
               </w:rPr>
-              <w:t>09</w:t>
+              <w:t>0</w:t>
+            </w:r>
+            <w:r>
+              <w:rPr>
+                <w:rFonts w:ascii="Times New Roman" w:hAnsi="Times New Roman" w:cs="Times New Roman"/>
+                <w:sz w:val="16"/>
+                <w:szCs w:val="16"/>
+              </w:rPr>
+              <w:t>8</w:t>
             </w:r>
           </w:p>
         </w:tc>
@@ -1327,6 +1584,40 @@
               <w:t>STK-002</w:t>
             </w:r>
           </w:p>
+          <w:p>
+            <w:pPr>
+              <w:rPr>
+                <w:rFonts w:ascii="Times New Roman" w:hAnsi="Times New Roman" w:cs="Times New Roman"/>
+                <w:sz w:val="16"/>
+                <w:szCs w:val="16"/>
+              </w:rPr>
+            </w:pPr>
+            <w:r>
+              <w:rPr>
+                <w:rFonts w:ascii="Times New Roman" w:hAnsi="Times New Roman" w:cs="Times New Roman"/>
+                <w:sz w:val="16"/>
+                <w:szCs w:val="16"/>
+              </w:rPr>
+              <w:t>/</w:t>
+            </w:r>
+          </w:p>
+          <w:p>
+            <w:pPr>
+              <w:rPr>
+                <w:rFonts w:ascii="Times New Roman" w:hAnsi="Times New Roman" w:cs="Times New Roman"/>
+                <w:sz w:val="16"/>
+                <w:szCs w:val="16"/>
+              </w:rPr>
+            </w:pPr>
+            <w:r>
+              <w:rPr>
+                <w:rFonts w:ascii="Times New Roman" w:hAnsi="Times New Roman" w:cs="Times New Roman"/>
+                <w:sz w:val="16"/>
+                <w:szCs w:val="16"/>
+              </w:rPr>
+              <w:t>Project Master Brief</w:t>
+            </w:r>
+          </w:p>
         </w:tc>
         <w:tc>
           <w:tcPr>
@@ -1346,7 +1637,7 @@
                 <w:sz w:val="16"/>
                 <w:szCs w:val="16"/>
               </w:rPr>
-              <w:t>The system should allow the staff to view list of all service requests according to their area.</w:t>
+              <w:t>The system should allow the staff to search, filter, and sort service requests using criteria information.</w:t>
             </w:r>
           </w:p>
         </w:tc>
@@ -1368,7 +1659,7 @@
                 <w:sz w:val="16"/>
                 <w:szCs w:val="16"/>
               </w:rPr>
-              <w:t>Medium</w:t>
+              <w:t>High</w:t>
             </w:r>
           </w:p>
         </w:tc>
@@ -1390,24 +1681,75 @@
                 <w:sz w:val="16"/>
                 <w:szCs w:val="16"/>
               </w:rPr>
-              <w:t>A staff member only receives service requests that belongs to his profession area, e.g. such as IT Support.</w:t>
-            </w:r>
-          </w:p>
-          <w:p>
-            <w:pPr>
-              <w:rPr>
-                <w:rFonts w:ascii="Times New Roman" w:hAnsi="Times New Roman" w:cs="Times New Roman"/>
-                <w:sz w:val="16"/>
-                <w:szCs w:val="16"/>
-              </w:rPr>
-            </w:pPr>
-            <w:r>
-              <w:rPr>
-                <w:rFonts w:ascii="Times New Roman" w:hAnsi="Times New Roman" w:cs="Times New Roman"/>
-                <w:sz w:val="16"/>
-                <w:szCs w:val="16"/>
-              </w:rPr>
-              <w:t>Visible output of the service requests on the staff’s side of the system.</w:t>
+              <w:t>Dedicated textboxes should allow criteria information to be entered.</w:t>
+            </w:r>
+          </w:p>
+          <w:p>
+            <w:pPr>
+              <w:rPr>
+                <w:rFonts w:ascii="Times New Roman" w:hAnsi="Times New Roman" w:cs="Times New Roman"/>
+                <w:sz w:val="16"/>
+                <w:szCs w:val="16"/>
+              </w:rPr>
+            </w:pPr>
+            <w:r>
+              <w:rPr>
+                <w:rFonts w:ascii="Times New Roman" w:hAnsi="Times New Roman" w:cs="Times New Roman"/>
+                <w:sz w:val="16"/>
+                <w:szCs w:val="16"/>
+              </w:rPr>
+              <w:t>Service request list must be filtered with given criteria.</w:t>
+            </w:r>
+          </w:p>
+          <w:p>
+            <w:pPr>
+              <w:rPr>
+                <w:rFonts w:ascii="Times New Roman" w:hAnsi="Times New Roman" w:cs="Times New Roman"/>
+                <w:sz w:val="16"/>
+                <w:szCs w:val="16"/>
+              </w:rPr>
+            </w:pPr>
+            <w:r>
+              <w:rPr>
+                <w:rFonts w:ascii="Times New Roman" w:hAnsi="Times New Roman" w:cs="Times New Roman"/>
+                <w:sz w:val="16"/>
+                <w:szCs w:val="16"/>
+              </w:rPr>
+              <w:t>Service request searched must be displayed.</w:t>
+            </w:r>
+          </w:p>
+          <w:p>
+            <w:pPr>
+              <w:rPr>
+                <w:rFonts w:ascii="Times New Roman" w:hAnsi="Times New Roman" w:cs="Times New Roman"/>
+                <w:sz w:val="16"/>
+                <w:szCs w:val="16"/>
+              </w:rPr>
+            </w:pPr>
+            <w:r>
+              <w:rPr>
+                <w:rFonts w:ascii="Times New Roman" w:hAnsi="Times New Roman" w:cs="Times New Roman"/>
+                <w:sz w:val="16"/>
+                <w:szCs w:val="16"/>
+              </w:rPr>
+              <w:t>Service request list must be sorted ascending or descending with given criteria information.</w:t>
+            </w:r>
+          </w:p>
+          <w:p>
+            <w:pPr>
+              <w:rPr>
+                <w:rFonts w:ascii="Times New Roman" w:hAnsi="Times New Roman" w:cs="Times New Roman"/>
+                <w:sz w:val="16"/>
+                <w:szCs w:val="16"/>
+              </w:rPr>
+            </w:pPr>
+            <w:r>
+              <w:rPr>
+                <w:rFonts w:ascii="Times New Roman" w:hAnsi="Times New Roman" w:cs="Times New Roman"/>
+                <w:sz w:val="16"/>
+                <w:szCs w:val="16"/>
+              </w:rPr>
+              <w:t>Filtering should work when the filter/search button is pressed.</w:t>
             </w:r>
           </w:p>
         </w:tc>
@@ -1434,15 +1776,15 @@
                 <w:sz w:val="16"/>
                 <w:szCs w:val="16"/>
               </w:rPr>
-              <w:t>FR-01</w:t>
-            </w:r>
-            <w:r>
-              <w:rPr>
-                <w:rFonts w:ascii="Times New Roman" w:hAnsi="Times New Roman" w:cs="Times New Roman"/>
-                <w:sz w:val="16"/>
-                <w:szCs w:val="16"/>
-              </w:rPr>
-              <w:t>0</w:t>
+              <w:t>FR-0</w:t>
+            </w:r>
+            <w:r>
+              <w:rPr>
+                <w:rFonts w:ascii="Times New Roman" w:hAnsi="Times New Roman" w:cs="Times New Roman"/>
+                <w:sz w:val="16"/>
+                <w:szCs w:val="16"/>
+              </w:rPr>
+              <w:t>09</w:t>
             </w:r>
           </w:p>
         </w:tc>
@@ -1467,6 +1809,40 @@
               <w:t>STK-002</w:t>
             </w:r>
           </w:p>
+          <w:p>
+            <w:pPr>
+              <w:rPr>
+                <w:rFonts w:ascii="Times New Roman" w:hAnsi="Times New Roman" w:cs="Times New Roman"/>
+                <w:sz w:val="16"/>
+                <w:szCs w:val="16"/>
+              </w:rPr>
+            </w:pPr>
+            <w:r>
+              <w:rPr>
+                <w:rFonts w:ascii="Times New Roman" w:hAnsi="Times New Roman" w:cs="Times New Roman"/>
+                <w:sz w:val="16"/>
+                <w:szCs w:val="16"/>
+              </w:rPr>
+              <w:t>/</w:t>
+            </w:r>
+          </w:p>
+          <w:p>
+            <w:pPr>
+              <w:rPr>
+                <w:rFonts w:ascii="Times New Roman" w:hAnsi="Times New Roman" w:cs="Times New Roman"/>
+                <w:sz w:val="16"/>
+                <w:szCs w:val="16"/>
+              </w:rPr>
+            </w:pPr>
+            <w:r>
+              <w:rPr>
+                <w:rFonts w:ascii="Times New Roman" w:hAnsi="Times New Roman" w:cs="Times New Roman"/>
+                <w:sz w:val="16"/>
+                <w:szCs w:val="16"/>
+              </w:rPr>
+              <w:t>Project Master Brief</w:t>
+            </w:r>
+          </w:p>
         </w:tc>
         <w:tc>
           <w:tcPr>
@@ -1486,7 +1862,7 @@
                 <w:sz w:val="16"/>
                 <w:szCs w:val="16"/>
               </w:rPr>
-              <w:t>The system should allow the staff to search, filter, and sort service requests using criteria information.</w:t>
+              <w:t>The system should allow the staff to view the full details of a service request by a given option.</w:t>
             </w:r>
           </w:p>
         </w:tc>
@@ -1508,7 +1884,7 @@
                 <w:sz w:val="16"/>
                 <w:szCs w:val="16"/>
               </w:rPr>
-              <w:t>Low</w:t>
+              <w:t>High</w:t>
             </w:r>
           </w:p>
         </w:tc>
@@ -1530,75 +1906,24 @@
                 <w:sz w:val="16"/>
                 <w:szCs w:val="16"/>
               </w:rPr>
-              <w:t>Dedicated textboxes should allow criteria information to be entered.</w:t>
-            </w:r>
-          </w:p>
-          <w:p>
-            <w:pPr>
-              <w:rPr>
-                <w:rFonts w:ascii="Times New Roman" w:hAnsi="Times New Roman" w:cs="Times New Roman"/>
-                <w:sz w:val="16"/>
-                <w:szCs w:val="16"/>
-              </w:rPr>
-            </w:pPr>
-            <w:r>
-              <w:rPr>
-                <w:rFonts w:ascii="Times New Roman" w:hAnsi="Times New Roman" w:cs="Times New Roman"/>
-                <w:sz w:val="16"/>
-                <w:szCs w:val="16"/>
-              </w:rPr>
-              <w:t>Service request list must be filtered with given criteria.</w:t>
-            </w:r>
-          </w:p>
-          <w:p>
-            <w:pPr>
-              <w:rPr>
-                <w:rFonts w:ascii="Times New Roman" w:hAnsi="Times New Roman" w:cs="Times New Roman"/>
-                <w:sz w:val="16"/>
-                <w:szCs w:val="16"/>
-              </w:rPr>
-            </w:pPr>
-            <w:r>
-              <w:rPr>
-                <w:rFonts w:ascii="Times New Roman" w:hAnsi="Times New Roman" w:cs="Times New Roman"/>
-                <w:sz w:val="16"/>
-                <w:szCs w:val="16"/>
-              </w:rPr>
-              <w:t>Service request searched must be displayed.</w:t>
-            </w:r>
-          </w:p>
-          <w:p>
-            <w:pPr>
-              <w:rPr>
-                <w:rFonts w:ascii="Times New Roman" w:hAnsi="Times New Roman" w:cs="Times New Roman"/>
-                <w:sz w:val="16"/>
-                <w:szCs w:val="16"/>
-              </w:rPr>
-            </w:pPr>
-            <w:r>
-              <w:rPr>
-                <w:rFonts w:ascii="Times New Roman" w:hAnsi="Times New Roman" w:cs="Times New Roman"/>
-                <w:sz w:val="16"/>
-                <w:szCs w:val="16"/>
-              </w:rPr>
-              <w:t>Service request list must be sorted ascending or descending with given criteria information.</w:t>
-            </w:r>
-          </w:p>
-          <w:p>
-            <w:pPr>
-              <w:rPr>
-                <w:rFonts w:ascii="Times New Roman" w:hAnsi="Times New Roman" w:cs="Times New Roman"/>
-                <w:sz w:val="16"/>
-                <w:szCs w:val="16"/>
-              </w:rPr>
-            </w:pPr>
-            <w:r>
-              <w:rPr>
-                <w:rFonts w:ascii="Times New Roman" w:hAnsi="Times New Roman" w:cs="Times New Roman"/>
-                <w:sz w:val="16"/>
-                <w:szCs w:val="16"/>
-              </w:rPr>
-              <w:t>Filtering should work when the filter/search button is pressed.</w:t>
+              <w:t>Visible output of full details of service request shown.</w:t>
+            </w:r>
+          </w:p>
+          <w:p>
+            <w:pPr>
+              <w:rPr>
+                <w:rFonts w:ascii="Times New Roman" w:hAnsi="Times New Roman" w:cs="Times New Roman"/>
+                <w:sz w:val="16"/>
+                <w:szCs w:val="16"/>
+              </w:rPr>
+            </w:pPr>
+            <w:r>
+              <w:rPr>
+                <w:rFonts w:ascii="Times New Roman" w:hAnsi="Times New Roman" w:cs="Times New Roman"/>
+                <w:sz w:val="16"/>
+                <w:szCs w:val="16"/>
+              </w:rPr>
+              <w:t>When request is clicked on, it should display full details.</w:t>
             </w:r>
           </w:p>
         </w:tc>
@@ -1633,7 +1958,7 @@
                 <w:sz w:val="16"/>
                 <w:szCs w:val="16"/>
               </w:rPr>
-              <w:t>1</w:t>
+              <w:t>0</w:t>
             </w:r>
           </w:p>
         </w:tc>
@@ -1655,7 +1980,49 @@
                 <w:sz w:val="16"/>
                 <w:szCs w:val="16"/>
               </w:rPr>
-              <w:t>STK-002</w:t>
+              <w:t>STK-00</w:t>
+            </w:r>
+            <w:r>
+              <w:rPr>
+                <w:rFonts w:ascii="Times New Roman" w:hAnsi="Times New Roman" w:cs="Times New Roman"/>
+                <w:sz w:val="16"/>
+                <w:szCs w:val="16"/>
+              </w:rPr>
+              <w:t>2</w:t>
+            </w:r>
+          </w:p>
+          <w:p>
+            <w:pPr>
+              <w:rPr>
+                <w:rFonts w:ascii="Times New Roman" w:hAnsi="Times New Roman" w:cs="Times New Roman"/>
+                <w:sz w:val="16"/>
+                <w:szCs w:val="16"/>
+              </w:rPr>
+            </w:pPr>
+            <w:r>
+              <w:rPr>
+                <w:rFonts w:ascii="Times New Roman" w:hAnsi="Times New Roman" w:cs="Times New Roman"/>
+                <w:sz w:val="16"/>
+                <w:szCs w:val="16"/>
+              </w:rPr>
+              <w:t>/</w:t>
+            </w:r>
+          </w:p>
+          <w:p>
+            <w:pPr>
+              <w:rPr>
+                <w:rFonts w:ascii="Times New Roman" w:hAnsi="Times New Roman" w:cs="Times New Roman"/>
+                <w:sz w:val="16"/>
+                <w:szCs w:val="16"/>
+              </w:rPr>
+            </w:pPr>
+            <w:r>
+              <w:rPr>
+                <w:rFonts w:ascii="Times New Roman" w:hAnsi="Times New Roman" w:cs="Times New Roman"/>
+                <w:sz w:val="16"/>
+                <w:szCs w:val="16"/>
+              </w:rPr>
+              <w:t>Project Master Brief</w:t>
             </w:r>
           </w:p>
         </w:tc>
@@ -1677,7 +2044,7 @@
                 <w:sz w:val="16"/>
                 <w:szCs w:val="16"/>
               </w:rPr>
-              <w:t>The system should allow the staff to view the full details of a service request by a given option.</w:t>
+              <w:t>The system should allow the staff to view list of available staff to assign responsibility.</w:t>
             </w:r>
           </w:p>
         </w:tc>
@@ -1699,7 +2066,7 @@
                 <w:sz w:val="16"/>
                 <w:szCs w:val="16"/>
               </w:rPr>
-              <w:t>Medium</w:t>
+              <w:t>High</w:t>
             </w:r>
           </w:p>
         </w:tc>
@@ -1721,24 +2088,24 @@
                 <w:sz w:val="16"/>
                 <w:szCs w:val="16"/>
               </w:rPr>
-              <w:t>Visible output of full details of service request shown.</w:t>
-            </w:r>
-          </w:p>
-          <w:p>
-            <w:pPr>
-              <w:rPr>
-                <w:rFonts w:ascii="Times New Roman" w:hAnsi="Times New Roman" w:cs="Times New Roman"/>
-                <w:sz w:val="16"/>
-                <w:szCs w:val="16"/>
-              </w:rPr>
-            </w:pPr>
-            <w:r>
-              <w:rPr>
-                <w:rFonts w:ascii="Times New Roman" w:hAnsi="Times New Roman" w:cs="Times New Roman"/>
-                <w:sz w:val="16"/>
-                <w:szCs w:val="16"/>
-              </w:rPr>
-              <w:t>When request is clicked on, it should display full details.</w:t>
+              <w:t>There must be a visible list of staff that the current staff user can view.</w:t>
+            </w:r>
+          </w:p>
+          <w:p>
+            <w:pPr>
+              <w:rPr>
+                <w:rFonts w:ascii="Times New Roman" w:hAnsi="Times New Roman" w:cs="Times New Roman"/>
+                <w:sz w:val="16"/>
+                <w:szCs w:val="16"/>
+              </w:rPr>
+            </w:pPr>
+            <w:r>
+              <w:rPr>
+                <w:rFonts w:ascii="Times New Roman" w:hAnsi="Times New Roman" w:cs="Times New Roman"/>
+                <w:sz w:val="16"/>
+                <w:szCs w:val="16"/>
+              </w:rPr>
+              <w:t>There must be a filtered list of staff that can do the area of the service request.</w:t>
             </w:r>
           </w:p>
         </w:tc>
@@ -1773,8 +2140,17 @@
                 <w:sz w:val="16"/>
                 <w:szCs w:val="16"/>
               </w:rPr>
-              <w:t>2</w:t>
-            </w:r>
+              <w:t>1</w:t>
+            </w:r>
+          </w:p>
+          <w:p>
+            <w:pPr>
+              <w:rPr>
+                <w:rFonts w:ascii="Times New Roman" w:hAnsi="Times New Roman" w:cs="Times New Roman"/>
+                <w:sz w:val="16"/>
+                <w:szCs w:val="16"/>
+              </w:rPr>
+            </w:pPr>
           </w:p>
         </w:tc>
         <w:tc>
@@ -1795,7 +2171,41 @@
                 <w:sz w:val="16"/>
                 <w:szCs w:val="16"/>
               </w:rPr>
-              <w:t>STK-003</w:t>
+              <w:t>STK-002</w:t>
+            </w:r>
+          </w:p>
+          <w:p>
+            <w:pPr>
+              <w:rPr>
+                <w:rFonts w:ascii="Times New Roman" w:hAnsi="Times New Roman" w:cs="Times New Roman"/>
+                <w:sz w:val="16"/>
+                <w:szCs w:val="16"/>
+              </w:rPr>
+            </w:pPr>
+            <w:r>
+              <w:rPr>
+                <w:rFonts w:ascii="Times New Roman" w:hAnsi="Times New Roman" w:cs="Times New Roman"/>
+                <w:sz w:val="16"/>
+                <w:szCs w:val="16"/>
+              </w:rPr>
+              <w:t>/</w:t>
+            </w:r>
+          </w:p>
+          <w:p>
+            <w:pPr>
+              <w:rPr>
+                <w:rFonts w:ascii="Times New Roman" w:hAnsi="Times New Roman" w:cs="Times New Roman"/>
+                <w:sz w:val="16"/>
+                <w:szCs w:val="16"/>
+              </w:rPr>
+            </w:pPr>
+            <w:r>
+              <w:rPr>
+                <w:rFonts w:ascii="Times New Roman" w:hAnsi="Times New Roman" w:cs="Times New Roman"/>
+                <w:sz w:val="16"/>
+                <w:szCs w:val="16"/>
+              </w:rPr>
+              <w:t>Project Master Brief</w:t>
             </w:r>
           </w:p>
         </w:tc>
@@ -1817,7 +2227,7 @@
                 <w:sz w:val="16"/>
                 <w:szCs w:val="16"/>
               </w:rPr>
-              <w:t>The system should allow the staff to view list of available staff to assign responsibility.</w:t>
+              <w:t>The system should allow the staff with an option to assign responsibility to another staff with the service request.</w:t>
             </w:r>
           </w:p>
         </w:tc>
@@ -1839,7 +2249,7 @@
                 <w:sz w:val="16"/>
                 <w:szCs w:val="16"/>
               </w:rPr>
-              <w:t>Medium</w:t>
+              <w:t>High</w:t>
             </w:r>
           </w:p>
         </w:tc>
@@ -1861,24 +2271,24 @@
                 <w:sz w:val="16"/>
                 <w:szCs w:val="16"/>
               </w:rPr>
-              <w:t>There must be a visible list of staff that the current staff user can view.</w:t>
-            </w:r>
-          </w:p>
-          <w:p>
-            <w:pPr>
-              <w:rPr>
-                <w:rFonts w:ascii="Times New Roman" w:hAnsi="Times New Roman" w:cs="Times New Roman"/>
-                <w:sz w:val="16"/>
-                <w:szCs w:val="16"/>
-              </w:rPr>
-            </w:pPr>
-            <w:r>
-              <w:rPr>
-                <w:rFonts w:ascii="Times New Roman" w:hAnsi="Times New Roman" w:cs="Times New Roman"/>
-                <w:sz w:val="16"/>
-                <w:szCs w:val="16"/>
-              </w:rPr>
-              <w:t>There must be a filtered list of staff that can do the area of the service request.</w:t>
+              <w:t>A validation check must ensure that the service request is not assigned to a null staff.</w:t>
+            </w:r>
+          </w:p>
+          <w:p>
+            <w:pPr>
+              <w:rPr>
+                <w:rFonts w:ascii="Times New Roman" w:hAnsi="Times New Roman" w:cs="Times New Roman"/>
+                <w:sz w:val="16"/>
+                <w:szCs w:val="16"/>
+              </w:rPr>
+            </w:pPr>
+            <w:r>
+              <w:rPr>
+                <w:rFonts w:ascii="Times New Roman" w:hAnsi="Times New Roman" w:cs="Times New Roman"/>
+                <w:sz w:val="16"/>
+                <w:szCs w:val="16"/>
+              </w:rPr>
+              <w:t>The assign button must successfully assign service request to the staff selected.</w:t>
             </w:r>
           </w:p>
         </w:tc>
@@ -1913,17 +2323,8 @@
                 <w:sz w:val="16"/>
                 <w:szCs w:val="16"/>
               </w:rPr>
-              <w:t>3</w:t>
-            </w:r>
-          </w:p>
-          <w:p>
-            <w:pPr>
-              <w:rPr>
-                <w:rFonts w:ascii="Times New Roman" w:hAnsi="Times New Roman" w:cs="Times New Roman"/>
-                <w:sz w:val="16"/>
-                <w:szCs w:val="16"/>
-              </w:rPr>
-            </w:pPr>
+              <w:t>2</w:t>
+            </w:r>
           </w:p>
         </w:tc>
         <w:tc>
@@ -1947,6 +2348,40 @@
               <w:t>STK-002</w:t>
             </w:r>
           </w:p>
+          <w:p>
+            <w:pPr>
+              <w:rPr>
+                <w:rFonts w:ascii="Times New Roman" w:hAnsi="Times New Roman" w:cs="Times New Roman"/>
+                <w:sz w:val="16"/>
+                <w:szCs w:val="16"/>
+              </w:rPr>
+            </w:pPr>
+            <w:r>
+              <w:rPr>
+                <w:rFonts w:ascii="Times New Roman" w:hAnsi="Times New Roman" w:cs="Times New Roman"/>
+                <w:sz w:val="16"/>
+                <w:szCs w:val="16"/>
+              </w:rPr>
+              <w:t>/</w:t>
+            </w:r>
+          </w:p>
+          <w:p>
+            <w:pPr>
+              <w:rPr>
+                <w:rFonts w:ascii="Times New Roman" w:hAnsi="Times New Roman" w:cs="Times New Roman"/>
+                <w:sz w:val="16"/>
+                <w:szCs w:val="16"/>
+              </w:rPr>
+            </w:pPr>
+            <w:r>
+              <w:rPr>
+                <w:rFonts w:ascii="Times New Roman" w:hAnsi="Times New Roman" w:cs="Times New Roman"/>
+                <w:sz w:val="16"/>
+                <w:szCs w:val="16"/>
+              </w:rPr>
+              <w:t>Project Master Brief</w:t>
+            </w:r>
+          </w:p>
         </w:tc>
         <w:tc>
           <w:tcPr>
@@ -1966,7 +2401,7 @@
                 <w:sz w:val="16"/>
                 <w:szCs w:val="16"/>
               </w:rPr>
-              <w:t>The system should allow the staff with an option to assign responsibility to another staff with the service request.</w:t>
+              <w:t>The system should allow the staff with an option to accept the responsibility of the service request themselves.</w:t>
             </w:r>
           </w:p>
         </w:tc>
@@ -2010,24 +2445,7 @@
                 <w:sz w:val="16"/>
                 <w:szCs w:val="16"/>
               </w:rPr>
-              <w:t>A validation check must ensure that the service request is not assigned to a null staff.</w:t>
-            </w:r>
-          </w:p>
-          <w:p>
-            <w:pPr>
-              <w:rPr>
-                <w:rFonts w:ascii="Times New Roman" w:hAnsi="Times New Roman" w:cs="Times New Roman"/>
-                <w:sz w:val="16"/>
-                <w:szCs w:val="16"/>
-              </w:rPr>
-            </w:pPr>
-            <w:r>
-              <w:rPr>
-                <w:rFonts w:ascii="Times New Roman" w:hAnsi="Times New Roman" w:cs="Times New Roman"/>
-                <w:sz w:val="16"/>
-                <w:szCs w:val="16"/>
-              </w:rPr>
-              <w:t>The assign button must successfully assign service request to the staff selected.</w:t>
+              <w:t>The accept responsibility button must successfully deliver service request task over to the current staff user.</w:t>
             </w:r>
           </w:p>
         </w:tc>
@@ -2054,7 +2472,6 @@
                 <w:sz w:val="16"/>
                 <w:szCs w:val="16"/>
               </w:rPr>
-              <w:lastRenderedPageBreak/>
               <w:t>FR-01</w:t>
             </w:r>
             <w:r>
@@ -2063,7 +2480,7 @@
                 <w:sz w:val="16"/>
                 <w:szCs w:val="16"/>
               </w:rPr>
-              <w:t>4</w:t>
+              <w:t>3</w:t>
             </w:r>
           </w:p>
         </w:tc>
@@ -2088,6 +2505,40 @@
               <w:t>STK-002</w:t>
             </w:r>
           </w:p>
+          <w:p>
+            <w:pPr>
+              <w:rPr>
+                <w:rFonts w:ascii="Times New Roman" w:hAnsi="Times New Roman" w:cs="Times New Roman"/>
+                <w:sz w:val="16"/>
+                <w:szCs w:val="16"/>
+              </w:rPr>
+            </w:pPr>
+            <w:r>
+              <w:rPr>
+                <w:rFonts w:ascii="Times New Roman" w:hAnsi="Times New Roman" w:cs="Times New Roman"/>
+                <w:sz w:val="16"/>
+                <w:szCs w:val="16"/>
+              </w:rPr>
+              <w:t>/</w:t>
+            </w:r>
+          </w:p>
+          <w:p>
+            <w:pPr>
+              <w:rPr>
+                <w:rFonts w:ascii="Times New Roman" w:hAnsi="Times New Roman" w:cs="Times New Roman"/>
+                <w:sz w:val="16"/>
+                <w:szCs w:val="16"/>
+              </w:rPr>
+            </w:pPr>
+            <w:r>
+              <w:rPr>
+                <w:rFonts w:ascii="Times New Roman" w:hAnsi="Times New Roman" w:cs="Times New Roman"/>
+                <w:sz w:val="16"/>
+                <w:szCs w:val="16"/>
+              </w:rPr>
+              <w:t>Project Master Brief</w:t>
+            </w:r>
+          </w:p>
         </w:tc>
         <w:tc>
           <w:tcPr>
@@ -2107,7 +2558,7 @@
                 <w:sz w:val="16"/>
                 <w:szCs w:val="16"/>
               </w:rPr>
-              <w:t>The system should allow the staff with an option to accept the responsibility of the service request themselves.</w:t>
+              <w:t>The system should allow the staff to select a request status option.</w:t>
             </w:r>
           </w:p>
         </w:tc>
@@ -2151,7 +2602,32 @@
                 <w:sz w:val="16"/>
                 <w:szCs w:val="16"/>
               </w:rPr>
-              <w:t>The accept responsibility button must successfully deliver service request task over to the current staff user.</w:t>
+              <w:t>There should be a visible dropdown list of available request statuses</w:t>
+            </w:r>
+            <w:r>
+              <w:rPr>
+                <w:rFonts w:ascii="Times New Roman" w:hAnsi="Times New Roman" w:cs="Times New Roman"/>
+                <w:sz w:val="16"/>
+                <w:szCs w:val="16"/>
+              </w:rPr>
+              <w:t xml:space="preserve"> such as pending, in progress and completed.</w:t>
+            </w:r>
+          </w:p>
+          <w:p>
+            <w:pPr>
+              <w:rPr>
+                <w:rFonts w:ascii="Times New Roman" w:hAnsi="Times New Roman" w:cs="Times New Roman"/>
+                <w:sz w:val="16"/>
+                <w:szCs w:val="16"/>
+              </w:rPr>
+            </w:pPr>
+            <w:r>
+              <w:rPr>
+                <w:rFonts w:ascii="Times New Roman" w:hAnsi="Times New Roman" w:cs="Times New Roman"/>
+                <w:sz w:val="16"/>
+                <w:szCs w:val="16"/>
+              </w:rPr>
+              <w:t>A staff user can select a status.</w:t>
             </w:r>
           </w:p>
         </w:tc>
@@ -2186,7 +2662,7 @@
                 <w:sz w:val="16"/>
                 <w:szCs w:val="16"/>
               </w:rPr>
-              <w:t>5</w:t>
+              <w:t>4</w:t>
             </w:r>
           </w:p>
         </w:tc>
@@ -2211,6 +2687,40 @@
               <w:t>STK-002</w:t>
             </w:r>
           </w:p>
+          <w:p>
+            <w:pPr>
+              <w:rPr>
+                <w:rFonts w:ascii="Times New Roman" w:hAnsi="Times New Roman" w:cs="Times New Roman"/>
+                <w:sz w:val="16"/>
+                <w:szCs w:val="16"/>
+              </w:rPr>
+            </w:pPr>
+            <w:r>
+              <w:rPr>
+                <w:rFonts w:ascii="Times New Roman" w:hAnsi="Times New Roman" w:cs="Times New Roman"/>
+                <w:sz w:val="16"/>
+                <w:szCs w:val="16"/>
+              </w:rPr>
+              <w:t>/</w:t>
+            </w:r>
+          </w:p>
+          <w:p>
+            <w:pPr>
+              <w:rPr>
+                <w:rFonts w:ascii="Times New Roman" w:hAnsi="Times New Roman" w:cs="Times New Roman"/>
+                <w:sz w:val="16"/>
+                <w:szCs w:val="16"/>
+              </w:rPr>
+            </w:pPr>
+            <w:r>
+              <w:rPr>
+                <w:rFonts w:ascii="Times New Roman" w:hAnsi="Times New Roman" w:cs="Times New Roman"/>
+                <w:sz w:val="16"/>
+                <w:szCs w:val="16"/>
+              </w:rPr>
+              <w:t>Project Master Brief</w:t>
+            </w:r>
+          </w:p>
         </w:tc>
         <w:tc>
           <w:tcPr>
@@ -2230,7 +2740,32 @@
                 <w:sz w:val="16"/>
                 <w:szCs w:val="16"/>
               </w:rPr>
-              <w:t>The system should allow the staff to select a request status option.</w:t>
+              <w:t xml:space="preserve">The system should allow the staff to enter information regarding service request history such as actions, </w:t>
+            </w:r>
+            <w:r>
+              <w:rPr>
+                <w:rFonts w:ascii="Times New Roman" w:hAnsi="Times New Roman" w:cs="Times New Roman"/>
+                <w:sz w:val="16"/>
+                <w:szCs w:val="16"/>
+              </w:rPr>
+              <w:lastRenderedPageBreak/>
+              <w:t xml:space="preserve">comments, date, </w:t>
+            </w:r>
+            <w:r>
+              <w:rPr>
+                <w:rFonts w:ascii="Times New Roman" w:hAnsi="Times New Roman" w:cs="Times New Roman"/>
+                <w:sz w:val="16"/>
+                <w:szCs w:val="16"/>
+              </w:rPr>
+              <w:t>finish date, and</w:t>
+            </w:r>
+            <w:r>
+              <w:rPr>
+                <w:rFonts w:ascii="Times New Roman" w:hAnsi="Times New Roman" w:cs="Times New Roman"/>
+                <w:sz w:val="16"/>
+                <w:szCs w:val="16"/>
+              </w:rPr>
+              <w:t xml:space="preserve"> resolution information.</w:t>
             </w:r>
           </w:p>
         </w:tc>
@@ -2252,7 +2787,8 @@
                 <w:sz w:val="16"/>
                 <w:szCs w:val="16"/>
               </w:rPr>
-              <w:t>Medium</w:t>
+              <w:lastRenderedPageBreak/>
+              <w:t>High</w:t>
             </w:r>
           </w:p>
         </w:tc>
@@ -2274,25 +2810,17 @@
                 <w:sz w:val="16"/>
                 <w:szCs w:val="16"/>
               </w:rPr>
-              <w:t>There should be a visible dropdown list of available request statuses.</w:t>
-            </w:r>
-          </w:p>
-          <w:p>
-            <w:pPr>
-              <w:rPr>
-                <w:rFonts w:ascii="Times New Roman" w:hAnsi="Times New Roman" w:cs="Times New Roman"/>
-                <w:sz w:val="16"/>
-                <w:szCs w:val="16"/>
-              </w:rPr>
-            </w:pPr>
-            <w:r>
-              <w:rPr>
-                <w:rFonts w:ascii="Times New Roman" w:hAnsi="Times New Roman" w:cs="Times New Roman"/>
-                <w:sz w:val="16"/>
-                <w:szCs w:val="16"/>
-              </w:rPr>
-              <w:t>A staff user can select a status.</w:t>
-            </w:r>
+              <w:t>There should be visible textboxes in which the staff can enter service request history information.</w:t>
+            </w:r>
+          </w:p>
+          <w:p>
+            <w:pPr>
+              <w:rPr>
+                <w:rFonts w:ascii="Times New Roman" w:hAnsi="Times New Roman" w:cs="Times New Roman"/>
+                <w:sz w:val="16"/>
+                <w:szCs w:val="16"/>
+              </w:rPr>
+            </w:pPr>
           </w:p>
         </w:tc>
       </w:tr>
@@ -2326,7 +2854,7 @@
                 <w:sz w:val="16"/>
                 <w:szCs w:val="16"/>
               </w:rPr>
-              <w:t>6</w:t>
+              <w:t>5</w:t>
             </w:r>
           </w:p>
         </w:tc>
@@ -2351,6 +2879,40 @@
               <w:t>STK-002</w:t>
             </w:r>
           </w:p>
+          <w:p>
+            <w:pPr>
+              <w:rPr>
+                <w:rFonts w:ascii="Times New Roman" w:hAnsi="Times New Roman" w:cs="Times New Roman"/>
+                <w:sz w:val="16"/>
+                <w:szCs w:val="16"/>
+              </w:rPr>
+            </w:pPr>
+            <w:r>
+              <w:rPr>
+                <w:rFonts w:ascii="Times New Roman" w:hAnsi="Times New Roman" w:cs="Times New Roman"/>
+                <w:sz w:val="16"/>
+                <w:szCs w:val="16"/>
+              </w:rPr>
+              <w:t>/</w:t>
+            </w:r>
+          </w:p>
+          <w:p>
+            <w:pPr>
+              <w:rPr>
+                <w:rFonts w:ascii="Times New Roman" w:hAnsi="Times New Roman" w:cs="Times New Roman"/>
+                <w:sz w:val="16"/>
+                <w:szCs w:val="16"/>
+              </w:rPr>
+            </w:pPr>
+            <w:r>
+              <w:rPr>
+                <w:rFonts w:ascii="Times New Roman" w:hAnsi="Times New Roman" w:cs="Times New Roman"/>
+                <w:sz w:val="16"/>
+                <w:szCs w:val="16"/>
+              </w:rPr>
+              <w:t>Project Master Brief</w:t>
+            </w:r>
+          </w:p>
         </w:tc>
         <w:tc>
           <w:tcPr>
@@ -2370,7 +2932,15 @@
                 <w:sz w:val="16"/>
                 <w:szCs w:val="16"/>
               </w:rPr>
-              <w:t>The system should allow the staff to enter information regarding service request history such as actions, comments, date, and resolution information.</w:t>
+              <w:t xml:space="preserve">The system should allow the staff to submit service request </w:t>
+            </w:r>
+            <w:r>
+              <w:rPr>
+                <w:rFonts w:ascii="Times New Roman" w:hAnsi="Times New Roman" w:cs="Times New Roman"/>
+                <w:sz w:val="16"/>
+                <w:szCs w:val="16"/>
+              </w:rPr>
+              <w:t>history</w:t>
             </w:r>
           </w:p>
         </w:tc>
@@ -2414,17 +2984,25 @@
                 <w:sz w:val="16"/>
                 <w:szCs w:val="16"/>
               </w:rPr>
-              <w:t>There should be visible textboxes in which the staff can enter service request history information.</w:t>
-            </w:r>
-          </w:p>
-          <w:p>
-            <w:pPr>
-              <w:rPr>
-                <w:rFonts w:ascii="Times New Roman" w:hAnsi="Times New Roman" w:cs="Times New Roman"/>
-                <w:sz w:val="16"/>
-                <w:szCs w:val="16"/>
-              </w:rPr>
-            </w:pPr>
+              <w:t>There should be a validation check to ensure that all information is entered.</w:t>
+            </w:r>
+          </w:p>
+          <w:p>
+            <w:pPr>
+              <w:rPr>
+                <w:rFonts w:ascii="Times New Roman" w:hAnsi="Times New Roman" w:cs="Times New Roman"/>
+                <w:sz w:val="16"/>
+                <w:szCs w:val="16"/>
+              </w:rPr>
+            </w:pPr>
+            <w:r>
+              <w:rPr>
+                <w:rFonts w:ascii="Times New Roman" w:hAnsi="Times New Roman" w:cs="Times New Roman"/>
+                <w:sz w:val="16"/>
+                <w:szCs w:val="16"/>
+              </w:rPr>
+              <w:t>A button must be used to submit information which is recorded and sent to the requester’s side.</w:t>
+            </w:r>
           </w:p>
         </w:tc>
       </w:tr>
@@ -2458,7 +3036,7 @@
                 <w:sz w:val="16"/>
                 <w:szCs w:val="16"/>
               </w:rPr>
-              <w:t>7</w:t>
+              <w:t>6</w:t>
             </w:r>
           </w:p>
         </w:tc>
@@ -2483,6 +3061,40 @@
               <w:t>STK-002</w:t>
             </w:r>
           </w:p>
+          <w:p>
+            <w:pPr>
+              <w:rPr>
+                <w:rFonts w:ascii="Times New Roman" w:hAnsi="Times New Roman" w:cs="Times New Roman"/>
+                <w:sz w:val="16"/>
+                <w:szCs w:val="16"/>
+              </w:rPr>
+            </w:pPr>
+            <w:r>
+              <w:rPr>
+                <w:rFonts w:ascii="Times New Roman" w:hAnsi="Times New Roman" w:cs="Times New Roman"/>
+                <w:sz w:val="16"/>
+                <w:szCs w:val="16"/>
+              </w:rPr>
+              <w:t>/</w:t>
+            </w:r>
+          </w:p>
+          <w:p>
+            <w:pPr>
+              <w:rPr>
+                <w:rFonts w:ascii="Times New Roman" w:hAnsi="Times New Roman" w:cs="Times New Roman"/>
+                <w:sz w:val="16"/>
+                <w:szCs w:val="16"/>
+              </w:rPr>
+            </w:pPr>
+            <w:r>
+              <w:rPr>
+                <w:rFonts w:ascii="Times New Roman" w:hAnsi="Times New Roman" w:cs="Times New Roman"/>
+                <w:sz w:val="16"/>
+                <w:szCs w:val="16"/>
+              </w:rPr>
+              <w:t>Project Master Brief</w:t>
+            </w:r>
+          </w:p>
         </w:tc>
         <w:tc>
           <w:tcPr>
@@ -2502,7 +3114,7 @@
                 <w:sz w:val="16"/>
                 <w:szCs w:val="16"/>
               </w:rPr>
-              <w:t>The system should allow the staff to submit service request history</w:t>
+              <w:t>The system should allow the staff to resolve a service request by pressing a button.</w:t>
             </w:r>
           </w:p>
         </w:tc>
@@ -2546,25 +3158,42 @@
                 <w:sz w:val="16"/>
                 <w:szCs w:val="16"/>
               </w:rPr>
-              <w:t>There should be a validation check to ensure that all information is entered.</w:t>
-            </w:r>
-          </w:p>
-          <w:p>
-            <w:pPr>
-              <w:rPr>
-                <w:rFonts w:ascii="Times New Roman" w:hAnsi="Times New Roman" w:cs="Times New Roman"/>
-                <w:sz w:val="16"/>
-                <w:szCs w:val="16"/>
-              </w:rPr>
-            </w:pPr>
-            <w:r>
-              <w:rPr>
-                <w:rFonts w:ascii="Times New Roman" w:hAnsi="Times New Roman" w:cs="Times New Roman"/>
-                <w:sz w:val="16"/>
-                <w:szCs w:val="16"/>
-              </w:rPr>
-              <w:t>A button must be used to submit information which is recorded and sent to the requester’s side.</w:t>
-            </w:r>
+              <w:t>There should be a working button that resolves a service request once it is done.</w:t>
+            </w:r>
+          </w:p>
+          <w:p>
+            <w:pPr>
+              <w:rPr>
+                <w:rFonts w:ascii="Times New Roman" w:hAnsi="Times New Roman" w:cs="Times New Roman"/>
+                <w:sz w:val="16"/>
+                <w:szCs w:val="16"/>
+              </w:rPr>
+            </w:pPr>
+            <w:r>
+              <w:rPr>
+                <w:rFonts w:ascii="Times New Roman" w:hAnsi="Times New Roman" w:cs="Times New Roman"/>
+                <w:sz w:val="16"/>
+                <w:szCs w:val="16"/>
+              </w:rPr>
+              <w:t>The status of the service request should be updated to such as “Completed”</w:t>
+            </w:r>
+            <w:r>
+              <w:rPr>
+                <w:rFonts w:ascii="Times New Roman" w:hAnsi="Times New Roman" w:cs="Times New Roman"/>
+                <w:sz w:val="16"/>
+                <w:szCs w:val="16"/>
+              </w:rPr>
+              <w:t>.</w:t>
+            </w:r>
+          </w:p>
+          <w:p>
+            <w:pPr>
+              <w:rPr>
+                <w:rFonts w:ascii="Times New Roman" w:hAnsi="Times New Roman" w:cs="Times New Roman"/>
+                <w:sz w:val="16"/>
+                <w:szCs w:val="16"/>
+              </w:rPr>
+            </w:pPr>
           </w:p>
         </w:tc>
       </w:tr>
@@ -2598,7 +3227,7 @@
                 <w:sz w:val="16"/>
                 <w:szCs w:val="16"/>
               </w:rPr>
-              <w:t>8</w:t>
+              <w:t>7</w:t>
             </w:r>
           </w:p>
         </w:tc>
@@ -2623,6 +3252,40 @@
               <w:t>STK-002</w:t>
             </w:r>
           </w:p>
+          <w:p>
+            <w:pPr>
+              <w:rPr>
+                <w:rFonts w:ascii="Times New Roman" w:hAnsi="Times New Roman" w:cs="Times New Roman"/>
+                <w:sz w:val="16"/>
+                <w:szCs w:val="16"/>
+              </w:rPr>
+            </w:pPr>
+            <w:r>
+              <w:rPr>
+                <w:rFonts w:ascii="Times New Roman" w:hAnsi="Times New Roman" w:cs="Times New Roman"/>
+                <w:sz w:val="16"/>
+                <w:szCs w:val="16"/>
+              </w:rPr>
+              <w:t>/</w:t>
+            </w:r>
+          </w:p>
+          <w:p>
+            <w:pPr>
+              <w:rPr>
+                <w:rFonts w:ascii="Times New Roman" w:hAnsi="Times New Roman" w:cs="Times New Roman"/>
+                <w:sz w:val="16"/>
+                <w:szCs w:val="16"/>
+              </w:rPr>
+            </w:pPr>
+            <w:r>
+              <w:rPr>
+                <w:rFonts w:ascii="Times New Roman" w:hAnsi="Times New Roman" w:cs="Times New Roman"/>
+                <w:sz w:val="16"/>
+                <w:szCs w:val="16"/>
+              </w:rPr>
+              <w:t>Project Master Brief</w:t>
+            </w:r>
+          </w:p>
         </w:tc>
         <w:tc>
           <w:tcPr>
@@ -2642,7 +3305,7 @@
                 <w:sz w:val="16"/>
                 <w:szCs w:val="16"/>
               </w:rPr>
-              <w:t>The system should allow the staff to resolve a service request by pressing a button.</w:t>
+              <w:t>The system should allow the staff to close a service request by pressing a button</w:t>
             </w:r>
           </w:p>
         </w:tc>
@@ -2686,24 +3349,24 @@
                 <w:sz w:val="16"/>
                 <w:szCs w:val="16"/>
               </w:rPr>
-              <w:t>There should be a working button that resolves a service request once it is done.</w:t>
-            </w:r>
-          </w:p>
-          <w:p>
-            <w:pPr>
-              <w:rPr>
-                <w:rFonts w:ascii="Times New Roman" w:hAnsi="Times New Roman" w:cs="Times New Roman"/>
-                <w:sz w:val="16"/>
-                <w:szCs w:val="16"/>
-              </w:rPr>
-            </w:pPr>
-            <w:r>
-              <w:rPr>
-                <w:rFonts w:ascii="Times New Roman" w:hAnsi="Times New Roman" w:cs="Times New Roman"/>
-                <w:sz w:val="16"/>
-                <w:szCs w:val="16"/>
-              </w:rPr>
-              <w:t>The status of the service request should be updated to either of the available status message such as “Accepted” or “Completed”</w:t>
+              <w:t>There should be a working button that closes a service request.</w:t>
+            </w:r>
+          </w:p>
+          <w:p>
+            <w:pPr>
+              <w:rPr>
+                <w:rFonts w:ascii="Times New Roman" w:hAnsi="Times New Roman" w:cs="Times New Roman"/>
+                <w:sz w:val="16"/>
+                <w:szCs w:val="16"/>
+              </w:rPr>
+            </w:pPr>
+            <w:r>
+              <w:rPr>
+                <w:rFonts w:ascii="Times New Roman" w:hAnsi="Times New Roman" w:cs="Times New Roman"/>
+                <w:sz w:val="16"/>
+                <w:szCs w:val="16"/>
+              </w:rPr>
+              <w:t>The status of the service request should be updated to “Rejected”.</w:t>
             </w:r>
           </w:p>
         </w:tc>
@@ -2738,7 +3401,7 @@
                 <w:sz w:val="16"/>
                 <w:szCs w:val="16"/>
               </w:rPr>
-              <w:t>19</w:t>
+              <w:t>18</w:t>
             </w:r>
           </w:p>
         </w:tc>
@@ -2750,17 +3413,47 @@
             <w:pPr>
               <w:rPr>
                 <w:rFonts w:ascii="Times New Roman" w:hAnsi="Times New Roman" w:cs="Times New Roman"/>
-                <w:sz w:val="16"/>
-                <w:szCs w:val="16"/>
-              </w:rPr>
-            </w:pPr>
-            <w:r>
-              <w:rPr>
-                <w:rFonts w:ascii="Times New Roman" w:hAnsi="Times New Roman" w:cs="Times New Roman"/>
-                <w:sz w:val="16"/>
-                <w:szCs w:val="16"/>
-              </w:rPr>
-              <w:t>STK-002</w:t>
+                <w:sz w:val="15"/>
+              </w:rPr>
+            </w:pPr>
+            <w:r>
+              <w:rPr>
+                <w:rFonts w:ascii="Times New Roman" w:hAnsi="Times New Roman" w:cs="Times New Roman"/>
+                <w:sz w:val="15"/>
+              </w:rPr>
+              <w:t>STK-005</w:t>
+            </w:r>
+          </w:p>
+          <w:p>
+            <w:pPr>
+              <w:rPr>
+                <w:rFonts w:ascii="Times New Roman" w:hAnsi="Times New Roman" w:cs="Times New Roman"/>
+                <w:sz w:val="15"/>
+              </w:rPr>
+            </w:pPr>
+            <w:r>
+              <w:rPr>
+                <w:rFonts w:ascii="Times New Roman" w:hAnsi="Times New Roman" w:cs="Times New Roman"/>
+                <w:sz w:val="15"/>
+              </w:rPr>
+              <w:t>/</w:t>
+            </w:r>
+          </w:p>
+          <w:p>
+            <w:pPr>
+              <w:rPr>
+                <w:rFonts w:ascii="Times New Roman" w:hAnsi="Times New Roman" w:cs="Times New Roman"/>
+                <w:sz w:val="16"/>
+                <w:szCs w:val="16"/>
+              </w:rPr>
+            </w:pPr>
+            <w:r>
+              <w:rPr>
+                <w:rFonts w:ascii="Times New Roman" w:hAnsi="Times New Roman" w:cs="Times New Roman"/>
+                <w:sz w:val="16"/>
+                <w:szCs w:val="16"/>
+              </w:rPr>
+              <w:t>Project Master Brief</w:t>
             </w:r>
           </w:p>
         </w:tc>
@@ -2782,7 +3475,24 @@
                 <w:sz w:val="16"/>
                 <w:szCs w:val="16"/>
               </w:rPr>
-              <w:t>The system should allow the staff to close a service request by pressing a button</w:t>
+              <w:t>The system should allow management to view overall</w:t>
+            </w:r>
+          </w:p>
+          <w:p>
+            <w:pPr>
+              <w:rPr>
+                <w:rFonts w:ascii="Times New Roman" w:hAnsi="Times New Roman" w:cs="Times New Roman"/>
+                <w:sz w:val="16"/>
+                <w:szCs w:val="16"/>
+              </w:rPr>
+            </w:pPr>
+            <w:r>
+              <w:rPr>
+                <w:rFonts w:ascii="Times New Roman" w:hAnsi="Times New Roman" w:cs="Times New Roman"/>
+                <w:sz w:val="16"/>
+                <w:szCs w:val="16"/>
+              </w:rPr>
+              <w:t>statistics and reporting.</w:t>
             </w:r>
           </w:p>
         </w:tc>
@@ -2807,6 +3517,15 @@
               <w:t>High</w:t>
             </w:r>
           </w:p>
+          <w:p>
+            <w:pPr>
+              <w:rPr>
+                <w:rFonts w:ascii="Times New Roman" w:hAnsi="Times New Roman" w:cs="Times New Roman"/>
+                <w:sz w:val="16"/>
+                <w:szCs w:val="16"/>
+              </w:rPr>
+            </w:pPr>
+          </w:p>
         </w:tc>
         <w:tc>
           <w:tcPr>
@@ -2826,24 +3545,24 @@
                 <w:sz w:val="16"/>
                 <w:szCs w:val="16"/>
               </w:rPr>
-              <w:t>There should be a working button that closes a service request.</w:t>
-            </w:r>
-          </w:p>
-          <w:p>
-            <w:pPr>
-              <w:rPr>
-                <w:rFonts w:ascii="Times New Roman" w:hAnsi="Times New Roman" w:cs="Times New Roman"/>
-                <w:sz w:val="16"/>
-                <w:szCs w:val="16"/>
-              </w:rPr>
-            </w:pPr>
-            <w:r>
-              <w:rPr>
-                <w:rFonts w:ascii="Times New Roman" w:hAnsi="Times New Roman" w:cs="Times New Roman"/>
-                <w:sz w:val="16"/>
-                <w:szCs w:val="16"/>
-              </w:rPr>
-              <w:t>The status of the service request should be updated to “Rejected”.</w:t>
+              <w:t>Visible display of total summary statistics.</w:t>
+            </w:r>
+          </w:p>
+          <w:p>
+            <w:pPr>
+              <w:rPr>
+                <w:rFonts w:ascii="Times New Roman" w:hAnsi="Times New Roman" w:cs="Times New Roman"/>
+                <w:sz w:val="16"/>
+                <w:szCs w:val="16"/>
+              </w:rPr>
+            </w:pPr>
+            <w:r>
+              <w:rPr>
+                <w:rFonts w:ascii="Times New Roman" w:hAnsi="Times New Roman" w:cs="Times New Roman"/>
+                <w:sz w:val="16"/>
+                <w:szCs w:val="16"/>
+              </w:rPr>
+              <w:t>Visible display of reporting to whom data. (AI, you asked definition)</w:t>
             </w:r>
           </w:p>
         </w:tc>
@@ -2870,15 +3589,15 @@
                 <w:sz w:val="16"/>
                 <w:szCs w:val="16"/>
               </w:rPr>
-              <w:t>FR-02</w:t>
-            </w:r>
-            <w:r>
-              <w:rPr>
-                <w:rFonts w:ascii="Times New Roman" w:hAnsi="Times New Roman" w:cs="Times New Roman"/>
-                <w:sz w:val="16"/>
-                <w:szCs w:val="16"/>
-              </w:rPr>
-              <w:t>0</w:t>
+              <w:t>FR-0</w:t>
+            </w:r>
+            <w:r>
+              <w:rPr>
+                <w:rFonts w:ascii="Times New Roman" w:hAnsi="Times New Roman" w:cs="Times New Roman"/>
+                <w:sz w:val="16"/>
+                <w:szCs w:val="16"/>
+              </w:rPr>
+              <w:t>19</w:t>
             </w:r>
           </w:p>
         </w:tc>
@@ -2890,18 +3609,49 @@
             <w:pPr>
               <w:rPr>
                 <w:rFonts w:ascii="Times New Roman" w:hAnsi="Times New Roman" w:cs="Times New Roman"/>
-                <w:sz w:val="16"/>
-                <w:szCs w:val="16"/>
-              </w:rPr>
-            </w:pPr>
-            <w:r>
-              <w:rPr>
-                <w:rFonts w:ascii="Times New Roman" w:hAnsi="Times New Roman" w:cs="Times New Roman"/>
                 <w:sz w:val="15"/>
               </w:rPr>
+            </w:pPr>
+            <w:r>
+              <w:rPr>
+                <w:rFonts w:ascii="Times New Roman" w:hAnsi="Times New Roman" w:cs="Times New Roman"/>
+                <w:sz w:val="15"/>
+              </w:rPr>
               <w:t>STK-005</w:t>
             </w:r>
           </w:p>
+          <w:p>
+            <w:pPr>
+              <w:rPr>
+                <w:rFonts w:ascii="Times New Roman" w:hAnsi="Times New Roman" w:cs="Times New Roman"/>
+                <w:sz w:val="15"/>
+              </w:rPr>
+            </w:pPr>
+            <w:r>
+              <w:rPr>
+                <w:rFonts w:ascii="Times New Roman" w:hAnsi="Times New Roman" w:cs="Times New Roman"/>
+                <w:sz w:val="15"/>
+              </w:rPr>
+              <w:t>/</w:t>
+            </w:r>
+          </w:p>
+          <w:p>
+            <w:pPr>
+              <w:rPr>
+                <w:rFonts w:ascii="Times New Roman" w:hAnsi="Times New Roman" w:cs="Times New Roman"/>
+                <w:sz w:val="16"/>
+                <w:szCs w:val="16"/>
+              </w:rPr>
+            </w:pPr>
+            <w:r>
+              <w:rPr>
+                <w:rFonts w:ascii="Times New Roman" w:hAnsi="Times New Roman" w:cs="Times New Roman"/>
+                <w:sz w:val="16"/>
+                <w:szCs w:val="16"/>
+              </w:rPr>
+              <w:t>Project Master Brief</w:t>
+            </w:r>
+          </w:p>
         </w:tc>
         <w:tc>
           <w:tcPr>
@@ -2921,7 +3671,7 @@
                 <w:sz w:val="16"/>
                 <w:szCs w:val="16"/>
               </w:rPr>
-              <w:t>The system should display summary statistics of all service requests.</w:t>
+              <w:t>The system should allow management to view all service requests with their statuses.</w:t>
             </w:r>
           </w:p>
         </w:tc>
@@ -2965,7 +3715,24 @@
                 <w:sz w:val="16"/>
                 <w:szCs w:val="16"/>
               </w:rPr>
-              <w:t>There should be a visible display of calculated summary statistics.</w:t>
+              <w:t>Visible list of all current and past service requests.</w:t>
+            </w:r>
+          </w:p>
+          <w:p>
+            <w:pPr>
+              <w:rPr>
+                <w:rFonts w:ascii="Times New Roman" w:hAnsi="Times New Roman" w:cs="Times New Roman"/>
+                <w:sz w:val="16"/>
+                <w:szCs w:val="16"/>
+              </w:rPr>
+            </w:pPr>
+            <w:r>
+              <w:rPr>
+                <w:rFonts w:ascii="Times New Roman" w:hAnsi="Times New Roman" w:cs="Times New Roman"/>
+                <w:sz w:val="16"/>
+                <w:szCs w:val="16"/>
+              </w:rPr>
+              <w:t>Each service request must have the correct status.</w:t>
             </w:r>
           </w:p>
         </w:tc>
@@ -3000,7 +3767,7 @@
                 <w:sz w:val="16"/>
                 <w:szCs w:val="16"/>
               </w:rPr>
-              <w:t>1</w:t>
+              <w:t>0</w:t>
             </w:r>
           </w:p>
         </w:tc>
@@ -3012,18 +3779,49 @@
             <w:pPr>
               <w:rPr>
                 <w:rFonts w:ascii="Times New Roman" w:hAnsi="Times New Roman" w:cs="Times New Roman"/>
-                <w:sz w:val="16"/>
-                <w:szCs w:val="16"/>
-              </w:rPr>
-            </w:pPr>
-            <w:r>
-              <w:rPr>
-                <w:rFonts w:ascii="Times New Roman" w:hAnsi="Times New Roman" w:cs="Times New Roman"/>
                 <w:sz w:val="15"/>
               </w:rPr>
+            </w:pPr>
+            <w:r>
+              <w:rPr>
+                <w:rFonts w:ascii="Times New Roman" w:hAnsi="Times New Roman" w:cs="Times New Roman"/>
+                <w:sz w:val="15"/>
+              </w:rPr>
               <w:t>STK-005</w:t>
             </w:r>
           </w:p>
+          <w:p>
+            <w:pPr>
+              <w:rPr>
+                <w:rFonts w:ascii="Times New Roman" w:hAnsi="Times New Roman" w:cs="Times New Roman"/>
+                <w:sz w:val="15"/>
+              </w:rPr>
+            </w:pPr>
+            <w:r>
+              <w:rPr>
+                <w:rFonts w:ascii="Times New Roman" w:hAnsi="Times New Roman" w:cs="Times New Roman"/>
+                <w:sz w:val="15"/>
+              </w:rPr>
+              <w:t>/</w:t>
+            </w:r>
+          </w:p>
+          <w:p>
+            <w:pPr>
+              <w:rPr>
+                <w:rFonts w:ascii="Times New Roman" w:hAnsi="Times New Roman" w:cs="Times New Roman"/>
+                <w:sz w:val="16"/>
+                <w:szCs w:val="16"/>
+              </w:rPr>
+            </w:pPr>
+            <w:r>
+              <w:rPr>
+                <w:rFonts w:ascii="Times New Roman" w:hAnsi="Times New Roman" w:cs="Times New Roman"/>
+                <w:sz w:val="16"/>
+                <w:szCs w:val="16"/>
+              </w:rPr>
+              <w:t>Project Master Brief</w:t>
+            </w:r>
+          </w:p>
         </w:tc>
         <w:tc>
           <w:tcPr>
@@ -3043,7 +3841,23 @@
                 <w:sz w:val="16"/>
                 <w:szCs w:val="16"/>
               </w:rPr>
-              <w:t>The system should allow management to view all service requests with their statuses.</w:t>
+              <w:t>The system should allow management to filter, and sort request information by status, category</w:t>
+            </w:r>
+            <w:r>
+              <w:rPr>
+                <w:rFonts w:ascii="Times New Roman" w:hAnsi="Times New Roman" w:cs="Times New Roman"/>
+                <w:sz w:val="16"/>
+                <w:szCs w:val="16"/>
+              </w:rPr>
+              <w:t>, start date, and end date</w:t>
+            </w:r>
+            <w:r>
+              <w:rPr>
+                <w:rFonts w:ascii="Times New Roman" w:hAnsi="Times New Roman" w:cs="Times New Roman"/>
+                <w:sz w:val="16"/>
+                <w:szCs w:val="16"/>
+              </w:rPr>
+              <w:t>.</w:t>
             </w:r>
           </w:p>
         </w:tc>
@@ -3087,24 +3901,49 @@
                 <w:sz w:val="16"/>
                 <w:szCs w:val="16"/>
               </w:rPr>
-              <w:t>Visible list of all current and past service requests.</w:t>
-            </w:r>
-          </w:p>
-          <w:p>
-            <w:pPr>
-              <w:rPr>
-                <w:rFonts w:ascii="Times New Roman" w:hAnsi="Times New Roman" w:cs="Times New Roman"/>
-                <w:sz w:val="16"/>
-                <w:szCs w:val="16"/>
-              </w:rPr>
-            </w:pPr>
-            <w:r>
-              <w:rPr>
-                <w:rFonts w:ascii="Times New Roman" w:hAnsi="Times New Roman" w:cs="Times New Roman"/>
-                <w:sz w:val="16"/>
-                <w:szCs w:val="16"/>
-              </w:rPr>
-              <w:t>Each service request must have the correct status.</w:t>
+              <w:t>There must be textboxes to enter filter criteria.</w:t>
+            </w:r>
+          </w:p>
+          <w:p>
+            <w:pPr>
+              <w:rPr>
+                <w:rFonts w:ascii="Times New Roman" w:hAnsi="Times New Roman" w:cs="Times New Roman"/>
+                <w:sz w:val="16"/>
+                <w:szCs w:val="16"/>
+              </w:rPr>
+            </w:pPr>
+            <w:r>
+              <w:rPr>
+                <w:rFonts w:ascii="Times New Roman" w:hAnsi="Times New Roman" w:cs="Times New Roman"/>
+                <w:sz w:val="16"/>
+                <w:szCs w:val="16"/>
+              </w:rPr>
+              <w:t xml:space="preserve">The filter button should display filtered requests by </w:t>
+            </w:r>
+            <w:r>
+              <w:rPr>
+                <w:rFonts w:ascii="Times New Roman" w:hAnsi="Times New Roman" w:cs="Times New Roman"/>
+                <w:sz w:val="16"/>
+                <w:szCs w:val="16"/>
+              </w:rPr>
+              <w:t>status, category, start date, and end date.</w:t>
+            </w:r>
+          </w:p>
+          <w:p>
+            <w:pPr>
+              <w:rPr>
+                <w:rFonts w:ascii="Times New Roman" w:hAnsi="Times New Roman" w:cs="Times New Roman"/>
+                <w:sz w:val="16"/>
+                <w:szCs w:val="16"/>
+              </w:rPr>
+            </w:pPr>
+            <w:r>
+              <w:rPr>
+                <w:rFonts w:ascii="Times New Roman" w:hAnsi="Times New Roman" w:cs="Times New Roman"/>
+                <w:sz w:val="16"/>
+                <w:szCs w:val="16"/>
+              </w:rPr>
+              <w:t>The sorting button should display sorted requests.</w:t>
             </w:r>
           </w:p>
         </w:tc>
@@ -3139,7 +3978,7 @@
                 <w:sz w:val="16"/>
                 <w:szCs w:val="16"/>
               </w:rPr>
-              <w:t>2</w:t>
+              <w:t>1</w:t>
             </w:r>
           </w:p>
         </w:tc>
@@ -3158,9 +3997,52 @@
             <w:r>
               <w:rPr>
                 <w:rFonts w:ascii="Times New Roman" w:hAnsi="Times New Roman" w:cs="Times New Roman"/>
-                <w:sz w:val="15"/>
-              </w:rPr>
-              <w:t>STK-005</w:t>
+                <w:sz w:val="16"/>
+                <w:szCs w:val="16"/>
+              </w:rPr>
+              <w:t>STK-003</w:t>
+            </w:r>
+            <w:r>
+              <w:rPr>
+                <w:rFonts w:ascii="Times New Roman" w:hAnsi="Times New Roman" w:cs="Times New Roman"/>
+                <w:sz w:val="16"/>
+                <w:szCs w:val="16"/>
+              </w:rPr>
+              <w:t xml:space="preserve"> </w:t>
+            </w:r>
+          </w:p>
+          <w:p>
+            <w:pPr>
+              <w:rPr>
+                <w:rFonts w:ascii="Times New Roman" w:hAnsi="Times New Roman" w:cs="Times New Roman"/>
+                <w:sz w:val="16"/>
+                <w:szCs w:val="16"/>
+              </w:rPr>
+            </w:pPr>
+            <w:r>
+              <w:rPr>
+                <w:rFonts w:ascii="Times New Roman" w:hAnsi="Times New Roman" w:cs="Times New Roman"/>
+                <w:sz w:val="16"/>
+                <w:szCs w:val="16"/>
+              </w:rPr>
+              <w:t>/</w:t>
+            </w:r>
+          </w:p>
+          <w:p>
+            <w:pPr>
+              <w:rPr>
+                <w:rFonts w:ascii="Times New Roman" w:hAnsi="Times New Roman" w:cs="Times New Roman"/>
+                <w:sz w:val="16"/>
+                <w:szCs w:val="16"/>
+              </w:rPr>
+            </w:pPr>
+            <w:r>
+              <w:rPr>
+                <w:rFonts w:ascii="Times New Roman" w:hAnsi="Times New Roman" w:cs="Times New Roman"/>
+                <w:sz w:val="16"/>
+                <w:szCs w:val="16"/>
+              </w:rPr>
+              <w:t>Project Master Brief</w:t>
             </w:r>
           </w:p>
         </w:tc>
@@ -3182,7 +4064,15 @@
                 <w:sz w:val="16"/>
                 <w:szCs w:val="16"/>
               </w:rPr>
-              <w:t>The system should allow management to filter, and sort servicer request information by status, category and date.</w:t>
+              <w:t xml:space="preserve">The system should allow </w:t>
+            </w:r>
+            <w:r>
+              <w:rPr>
+                <w:rFonts w:ascii="Times New Roman" w:hAnsi="Times New Roman" w:cs="Times New Roman"/>
+                <w:sz w:val="16"/>
+                <w:szCs w:val="16"/>
+              </w:rPr>
+              <w:t>management to view audit of staff actions.</w:t>
             </w:r>
           </w:p>
         </w:tc>
@@ -3226,41 +4116,56 @@
                 <w:sz w:val="16"/>
                 <w:szCs w:val="16"/>
               </w:rPr>
-              <w:t>There must be textboxes to enter filter criteria.</w:t>
-            </w:r>
-          </w:p>
-          <w:p>
-            <w:pPr>
-              <w:rPr>
-                <w:rFonts w:ascii="Times New Roman" w:hAnsi="Times New Roman" w:cs="Times New Roman"/>
-                <w:sz w:val="16"/>
-                <w:szCs w:val="16"/>
-              </w:rPr>
-            </w:pPr>
-            <w:r>
-              <w:rPr>
-                <w:rFonts w:ascii="Times New Roman" w:hAnsi="Times New Roman" w:cs="Times New Roman"/>
-                <w:sz w:val="16"/>
-                <w:szCs w:val="16"/>
-              </w:rPr>
-              <w:t xml:space="preserve">The filter button should display filtered requests by category, date, or </w:t>
-            </w:r>
-          </w:p>
-          <w:p>
-            <w:pPr>
-              <w:rPr>
-                <w:rFonts w:ascii="Times New Roman" w:hAnsi="Times New Roman" w:cs="Times New Roman"/>
-                <w:sz w:val="16"/>
-                <w:szCs w:val="16"/>
-              </w:rPr>
-            </w:pPr>
-            <w:r>
-              <w:rPr>
-                <w:rFonts w:ascii="Times New Roman" w:hAnsi="Times New Roman" w:cs="Times New Roman"/>
-                <w:sz w:val="16"/>
-                <w:szCs w:val="16"/>
-              </w:rPr>
-              <w:t>The sorting button should display sorted requests.</w:t>
+              <w:t xml:space="preserve">Visible </w:t>
+            </w:r>
+            <w:r>
+              <w:rPr>
+                <w:rFonts w:ascii="Times New Roman" w:hAnsi="Times New Roman" w:cs="Times New Roman"/>
+                <w:sz w:val="16"/>
+                <w:szCs w:val="16"/>
+              </w:rPr>
+              <w:t>audit</w:t>
+            </w:r>
+            <w:r>
+              <w:rPr>
+                <w:rFonts w:ascii="Times New Roman" w:hAnsi="Times New Roman" w:cs="Times New Roman"/>
+                <w:sz w:val="16"/>
+                <w:szCs w:val="16"/>
+              </w:rPr>
+              <w:t xml:space="preserve"> of staff with the</w:t>
+            </w:r>
+            <w:r>
+              <w:rPr>
+                <w:rFonts w:ascii="Times New Roman" w:hAnsi="Times New Roman" w:cs="Times New Roman"/>
+                <w:sz w:val="16"/>
+                <w:szCs w:val="16"/>
+              </w:rPr>
+              <w:t xml:space="preserve"> actions for a service request.</w:t>
+            </w:r>
+          </w:p>
+          <w:p>
+            <w:pPr>
+              <w:rPr>
+                <w:rFonts w:ascii="Times New Roman" w:hAnsi="Times New Roman" w:cs="Times New Roman"/>
+                <w:sz w:val="16"/>
+                <w:szCs w:val="16"/>
+              </w:rPr>
+            </w:pPr>
+            <w:r>
+              <w:rPr>
+                <w:rFonts w:ascii="Times New Roman" w:hAnsi="Times New Roman" w:cs="Times New Roman"/>
+                <w:sz w:val="16"/>
+                <w:szCs w:val="16"/>
+              </w:rPr>
+              <w:t xml:space="preserve">Visible audit of </w:t>
+            </w:r>
+            <w:r>
+              <w:rPr>
+                <w:rFonts w:ascii="Times New Roman" w:hAnsi="Times New Roman" w:cs="Times New Roman"/>
+                <w:sz w:val="16"/>
+                <w:szCs w:val="16"/>
+              </w:rPr>
+              <w:t>staff updating status requests.</w:t>
             </w:r>
           </w:p>
         </w:tc>
@@ -3295,7 +4200,7 @@
                 <w:sz w:val="16"/>
                 <w:szCs w:val="16"/>
               </w:rPr>
-              <w:t>3</w:t>
+              <w:t>2</w:t>
             </w:r>
           </w:p>
         </w:tc>
@@ -3317,15 +4222,41 @@
                 <w:sz w:val="16"/>
                 <w:szCs w:val="16"/>
               </w:rPr>
-              <w:t>Competing Expectations and Resolutions</w:t>
-            </w:r>
-            <w:r>
-              <w:rPr>
-                <w:rFonts w:ascii="Times New Roman" w:hAnsi="Times New Roman" w:cs="Times New Roman"/>
-                <w:sz w:val="16"/>
-                <w:szCs w:val="16"/>
-              </w:rPr>
-              <w:t xml:space="preserve"> </w:t>
+              <w:t>STK-004</w:t>
+            </w:r>
+          </w:p>
+          <w:p>
+            <w:pPr>
+              <w:rPr>
+                <w:rFonts w:ascii="Times New Roman" w:hAnsi="Times New Roman" w:cs="Times New Roman"/>
+                <w:sz w:val="16"/>
+                <w:szCs w:val="16"/>
+              </w:rPr>
+            </w:pPr>
+            <w:r>
+              <w:rPr>
+                <w:rFonts w:ascii="Times New Roman" w:hAnsi="Times New Roman" w:cs="Times New Roman"/>
+                <w:sz w:val="16"/>
+                <w:szCs w:val="16"/>
+              </w:rPr>
+              <w:t>/</w:t>
+            </w:r>
+          </w:p>
+          <w:p>
+            <w:pPr>
+              <w:rPr>
+                <w:rFonts w:ascii="Times New Roman" w:hAnsi="Times New Roman" w:cs="Times New Roman"/>
+                <w:sz w:val="16"/>
+                <w:szCs w:val="16"/>
+              </w:rPr>
+            </w:pPr>
+            <w:r>
+              <w:rPr>
+                <w:rFonts w:ascii="Times New Roman" w:hAnsi="Times New Roman" w:cs="Times New Roman"/>
+                <w:sz w:val="16"/>
+                <w:szCs w:val="16"/>
+              </w:rPr>
+              <w:t>Project Master Brief</w:t>
             </w:r>
           </w:p>
         </w:tc>
@@ -3347,31 +4278,15 @@
                 <w:sz w:val="16"/>
                 <w:szCs w:val="16"/>
               </w:rPr>
-              <w:t xml:space="preserve">The system should allow management to view </w:t>
-            </w:r>
-            <w:r>
-              <w:rPr>
-                <w:rFonts w:ascii="Times New Roman" w:hAnsi="Times New Roman" w:cs="Times New Roman"/>
-                <w:sz w:val="16"/>
-                <w:szCs w:val="16"/>
-              </w:rPr>
-              <w:t>audit history</w:t>
-            </w:r>
-            <w:r>
-              <w:rPr>
-                <w:rFonts w:ascii="Times New Roman" w:hAnsi="Times New Roman" w:cs="Times New Roman"/>
-                <w:sz w:val="16"/>
-                <w:szCs w:val="16"/>
-              </w:rPr>
-              <w:t xml:space="preserve"> of staff</w:t>
-            </w:r>
-            <w:r>
-              <w:rPr>
-                <w:rFonts w:ascii="Times New Roman" w:hAnsi="Times New Roman" w:cs="Times New Roman"/>
-                <w:sz w:val="16"/>
-                <w:szCs w:val="16"/>
-              </w:rPr>
-              <w:t>.</w:t>
+              <w:t xml:space="preserve">The system should allow management to </w:t>
+            </w:r>
+            <w:r>
+              <w:rPr>
+                <w:rFonts w:ascii="Times New Roman" w:hAnsi="Times New Roman" w:cs="Times New Roman"/>
+                <w:sz w:val="16"/>
+                <w:szCs w:val="16"/>
+              </w:rPr>
+              <w:t>view work status of each service request.</w:t>
             </w:r>
           </w:p>
         </w:tc>
@@ -3415,7 +4330,58 @@
                 <w:sz w:val="16"/>
                 <w:szCs w:val="16"/>
               </w:rPr>
-              <w:t xml:space="preserve">Visible list of history of staff with their corresponding service requests which they took responsibility for. </w:t>
+              <w:t>Message “open” displays if request is not taken yet.</w:t>
+            </w:r>
+          </w:p>
+          <w:p>
+            <w:pPr>
+              <w:rPr>
+                <w:rFonts w:ascii="Times New Roman" w:hAnsi="Times New Roman" w:cs="Times New Roman"/>
+                <w:sz w:val="16"/>
+                <w:szCs w:val="16"/>
+              </w:rPr>
+            </w:pPr>
+            <w:r>
+              <w:rPr>
+                <w:rFonts w:ascii="Times New Roman" w:hAnsi="Times New Roman" w:cs="Times New Roman"/>
+                <w:sz w:val="16"/>
+                <w:szCs w:val="16"/>
+              </w:rPr>
+              <w:t>Message “closed” displays if request was closed.</w:t>
+            </w:r>
+          </w:p>
+          <w:p>
+            <w:pPr>
+              <w:rPr>
+                <w:rFonts w:ascii="Times New Roman" w:hAnsi="Times New Roman" w:cs="Times New Roman"/>
+                <w:sz w:val="16"/>
+                <w:szCs w:val="16"/>
+              </w:rPr>
+            </w:pPr>
+            <w:r>
+              <w:rPr>
+                <w:rFonts w:ascii="Times New Roman" w:hAnsi="Times New Roman" w:cs="Times New Roman"/>
+                <w:sz w:val="16"/>
+                <w:szCs w:val="16"/>
+              </w:rPr>
+              <w:t>Message “resolved” displays if request was completed.</w:t>
+            </w:r>
+          </w:p>
+          <w:p>
+            <w:pPr>
+              <w:rPr>
+                <w:rFonts w:ascii="Times New Roman" w:hAnsi="Times New Roman" w:cs="Times New Roman"/>
+                <w:sz w:val="16"/>
+                <w:szCs w:val="16"/>
+              </w:rPr>
+            </w:pPr>
+            <w:r>
+              <w:rPr>
+                <w:rFonts w:ascii="Times New Roman" w:hAnsi="Times New Roman" w:cs="Times New Roman"/>
+                <w:sz w:val="16"/>
+                <w:szCs w:val="16"/>
+              </w:rPr>
+              <w:t>Message “overdue” displays if request has a past due date.</w:t>
             </w:r>
           </w:p>
         </w:tc>
@@ -3442,7 +4408,15 @@
                 <w:sz w:val="16"/>
                 <w:szCs w:val="16"/>
               </w:rPr>
-              <w:t>FR-024</w:t>
+              <w:t>FR-02</w:t>
+            </w:r>
+            <w:r>
+              <w:rPr>
+                <w:rFonts w:ascii="Times New Roman" w:hAnsi="Times New Roman" w:cs="Times New Roman"/>
+                <w:sz w:val="16"/>
+                <w:szCs w:val="16"/>
+              </w:rPr>
+              <w:t>3</w:t>
             </w:r>
           </w:p>
         </w:tc>
@@ -3464,7 +4438,7 @@
                 <w:sz w:val="16"/>
                 <w:szCs w:val="16"/>
               </w:rPr>
-              <w:t>STK-004</w:t>
+              <w:t>STK-006</w:t>
             </w:r>
           </w:p>
         </w:tc>
@@ -3486,7 +4460,15 @@
                 <w:sz w:val="16"/>
                 <w:szCs w:val="16"/>
               </w:rPr>
-              <w:t>The system should allow management to view performance of service requests.</w:t>
+              <w:t xml:space="preserve">The system should allow users to </w:t>
+            </w:r>
+            <w:r>
+              <w:rPr>
+                <w:rFonts w:ascii="Times New Roman" w:hAnsi="Times New Roman" w:cs="Times New Roman"/>
+                <w:sz w:val="16"/>
+                <w:szCs w:val="16"/>
+              </w:rPr>
+              <w:t>register an account by entering details and submit.</w:t>
             </w:r>
           </w:p>
         </w:tc>
@@ -3530,8 +4512,50 @@
                 <w:sz w:val="16"/>
                 <w:szCs w:val="16"/>
               </w:rPr>
-              <w:t>Visible display of performance of each service request must be displayed.</w:t>
-            </w:r>
+              <w:t xml:space="preserve">Users can enter </w:t>
+            </w:r>
+            <w:r>
+              <w:rPr>
+                <w:rFonts w:ascii="Times New Roman" w:hAnsi="Times New Roman" w:cs="Times New Roman"/>
+                <w:sz w:val="16"/>
+                <w:szCs w:val="16"/>
+              </w:rPr>
+              <w:t>ID, name</w:t>
+            </w:r>
+            <w:r>
+              <w:rPr>
+                <w:rFonts w:ascii="Times New Roman" w:hAnsi="Times New Roman" w:cs="Times New Roman"/>
+                <w:sz w:val="16"/>
+                <w:szCs w:val="16"/>
+              </w:rPr>
+              <w:t xml:space="preserve"> and password to sign an account.</w:t>
+            </w:r>
+          </w:p>
+          <w:p>
+            <w:pPr>
+              <w:rPr>
+                <w:rFonts w:ascii="Times New Roman" w:hAnsi="Times New Roman" w:cs="Times New Roman"/>
+                <w:sz w:val="16"/>
+                <w:szCs w:val="16"/>
+              </w:rPr>
+            </w:pPr>
+            <w:r>
+              <w:rPr>
+                <w:rFonts w:ascii="Times New Roman" w:hAnsi="Times New Roman" w:cs="Times New Roman"/>
+                <w:sz w:val="16"/>
+                <w:szCs w:val="16"/>
+              </w:rPr>
+              <w:t>Once sign-up button is pressed, a new account is created.</w:t>
+            </w:r>
+          </w:p>
+          <w:p>
+            <w:pPr>
+              <w:rPr>
+                <w:rFonts w:ascii="Times New Roman" w:hAnsi="Times New Roman" w:cs="Times New Roman"/>
+                <w:sz w:val="16"/>
+                <w:szCs w:val="16"/>
+              </w:rPr>
+            </w:pPr>
           </w:p>
         </w:tc>
       </w:tr>
@@ -3565,7 +4589,7 @@
                 <w:sz w:val="16"/>
                 <w:szCs w:val="16"/>
               </w:rPr>
-              <w:t>5</w:t>
+              <w:t>4</w:t>
             </w:r>
           </w:p>
         </w:tc>
@@ -3584,10 +4608,9 @@
             <w:r>
               <w:rPr>
                 <w:rFonts w:ascii="Times New Roman" w:hAnsi="Times New Roman" w:cs="Times New Roman"/>
-                <w:sz w:val="16"/>
-                <w:szCs w:val="16"/>
-              </w:rPr>
-              <w:t>STK-006</w:t>
+                <w:sz w:val="15"/>
+              </w:rPr>
+              <w:t>STK-003</w:t>
             </w:r>
           </w:p>
         </w:tc>
@@ -3609,7 +4632,15 @@
                 <w:sz w:val="16"/>
                 <w:szCs w:val="16"/>
               </w:rPr>
-              <w:t>The system should allow users to sign up for an account and login in with details</w:t>
+              <w:t xml:space="preserve">The system should allow </w:t>
+            </w:r>
+            <w:r>
+              <w:rPr>
+                <w:rFonts w:ascii="Times New Roman" w:hAnsi="Times New Roman" w:cs="Times New Roman"/>
+                <w:sz w:val="16"/>
+                <w:szCs w:val="16"/>
+              </w:rPr>
+              <w:t>staff to correct category for a request.</w:t>
             </w:r>
           </w:p>
         </w:tc>
@@ -3653,187 +4684,32 @@
                 <w:sz w:val="16"/>
                 <w:szCs w:val="16"/>
               </w:rPr>
-              <w:t>Users can enter username and password to sign an account.</w:t>
-            </w:r>
-          </w:p>
-          <w:p>
-            <w:pPr>
-              <w:rPr>
-                <w:rFonts w:ascii="Times New Roman" w:hAnsi="Times New Roman" w:cs="Times New Roman"/>
-                <w:sz w:val="16"/>
-                <w:szCs w:val="16"/>
-              </w:rPr>
-            </w:pPr>
-            <w:r>
-              <w:rPr>
-                <w:rFonts w:ascii="Times New Roman" w:hAnsi="Times New Roman" w:cs="Times New Roman"/>
-                <w:sz w:val="16"/>
-                <w:szCs w:val="16"/>
-              </w:rPr>
-              <w:t>Once sign-up button is pressed, a new account is created.</w:t>
-            </w:r>
-          </w:p>
-          <w:p>
-            <w:pPr>
-              <w:rPr>
-                <w:rFonts w:ascii="Times New Roman" w:hAnsi="Times New Roman" w:cs="Times New Roman"/>
-                <w:sz w:val="16"/>
-                <w:szCs w:val="16"/>
-              </w:rPr>
-            </w:pPr>
-            <w:r>
-              <w:rPr>
-                <w:rFonts w:ascii="Times New Roman" w:hAnsi="Times New Roman" w:cs="Times New Roman"/>
-                <w:sz w:val="16"/>
-                <w:szCs w:val="16"/>
-              </w:rPr>
-              <w:t>Only the system admin and management are allowed to assign roles.</w:t>
-            </w:r>
-          </w:p>
-        </w:tc>
-      </w:tr>
-      <w:tr>
-        <w:trPr>
-          <w:trHeight w:val="674"/>
-        </w:trPr>
-        <w:tc>
-          <w:tcPr>
-            <w:tcW w:w="843" w:type="dxa"/>
-          </w:tcPr>
-          <w:p>
-            <w:pPr>
-              <w:rPr>
-                <w:rFonts w:ascii="Times New Roman" w:hAnsi="Times New Roman" w:cs="Times New Roman"/>
-                <w:sz w:val="16"/>
-                <w:szCs w:val="16"/>
-              </w:rPr>
-            </w:pPr>
-            <w:r>
-              <w:rPr>
-                <w:rFonts w:ascii="Times New Roman" w:hAnsi="Times New Roman" w:cs="Times New Roman"/>
-                <w:sz w:val="16"/>
-                <w:szCs w:val="16"/>
-              </w:rPr>
-              <w:t>FR-026</w:t>
-            </w:r>
-          </w:p>
-        </w:tc>
-        <w:tc>
-          <w:tcPr>
-            <w:tcW w:w="1131" w:type="dxa"/>
-          </w:tcPr>
-          <w:p>
-            <w:pPr>
-              <w:rPr>
-                <w:rFonts w:ascii="Times New Roman" w:hAnsi="Times New Roman" w:cs="Times New Roman"/>
-                <w:sz w:val="16"/>
-                <w:szCs w:val="16"/>
-              </w:rPr>
-            </w:pPr>
-            <w:r>
-              <w:rPr>
-                <w:rFonts w:ascii="Times New Roman" w:hAnsi="Times New Roman" w:cs="Times New Roman"/>
-                <w:sz w:val="15"/>
-              </w:rPr>
-              <w:t>STK-003</w:t>
-            </w:r>
-          </w:p>
-        </w:tc>
-        <w:tc>
-          <w:tcPr>
-            <w:tcW w:w="2114" w:type="dxa"/>
-          </w:tcPr>
-          <w:p>
-            <w:pPr>
-              <w:rPr>
-                <w:rFonts w:ascii="Times New Roman" w:hAnsi="Times New Roman" w:cs="Times New Roman"/>
-                <w:sz w:val="16"/>
-                <w:szCs w:val="16"/>
-              </w:rPr>
-            </w:pPr>
-            <w:r>
-              <w:rPr>
-                <w:rFonts w:ascii="Times New Roman" w:hAnsi="Times New Roman" w:cs="Times New Roman"/>
-                <w:sz w:val="16"/>
-                <w:szCs w:val="16"/>
-              </w:rPr>
-              <w:t xml:space="preserve">The system should allow staff to </w:t>
-            </w:r>
-            <w:r>
-              <w:rPr>
-                <w:rFonts w:ascii="Times New Roman" w:hAnsi="Times New Roman" w:cs="Times New Roman"/>
-                <w:sz w:val="16"/>
-                <w:szCs w:val="16"/>
-              </w:rPr>
-              <w:t xml:space="preserve">correct category and </w:t>
-            </w:r>
-            <w:r>
-              <w:rPr>
-                <w:rFonts w:ascii="Times New Roman" w:hAnsi="Times New Roman" w:cs="Times New Roman"/>
-                <w:sz w:val="16"/>
-                <w:szCs w:val="16"/>
-              </w:rPr>
-              <w:t>reassign service requests to the correct staff if mistake was made</w:t>
-            </w:r>
-          </w:p>
-        </w:tc>
-        <w:tc>
-          <w:tcPr>
-            <w:tcW w:w="759" w:type="dxa"/>
-          </w:tcPr>
-          <w:p>
-            <w:pPr>
-              <w:rPr>
-                <w:rFonts w:ascii="Times New Roman" w:hAnsi="Times New Roman" w:cs="Times New Roman"/>
-                <w:sz w:val="16"/>
-                <w:szCs w:val="16"/>
-              </w:rPr>
-            </w:pPr>
-            <w:r>
-              <w:rPr>
-                <w:rFonts w:ascii="Times New Roman" w:hAnsi="Times New Roman" w:cs="Times New Roman"/>
-                <w:sz w:val="16"/>
-                <w:szCs w:val="16"/>
-              </w:rPr>
-              <w:t>Medium</w:t>
-            </w:r>
-          </w:p>
-        </w:tc>
-        <w:tc>
-          <w:tcPr>
-            <w:tcW w:w="4169" w:type="dxa"/>
-          </w:tcPr>
-          <w:p>
-            <w:pPr>
-              <w:rPr>
-                <w:rFonts w:ascii="Times New Roman" w:hAnsi="Times New Roman" w:cs="Times New Roman"/>
-                <w:sz w:val="16"/>
-                <w:szCs w:val="16"/>
-              </w:rPr>
-            </w:pPr>
-            <w:r>
-              <w:rPr>
-                <w:rFonts w:ascii="Times New Roman" w:hAnsi="Times New Roman" w:cs="Times New Roman"/>
-                <w:sz w:val="16"/>
-                <w:szCs w:val="16"/>
-              </w:rPr>
-              <w:t>Staff can select a falsely assigned request</w:t>
-            </w:r>
-            <w:r>
-              <w:rPr>
-                <w:rFonts w:ascii="Times New Roman" w:hAnsi="Times New Roman" w:cs="Times New Roman"/>
-                <w:sz w:val="16"/>
-                <w:szCs w:val="16"/>
-              </w:rPr>
-              <w:t>, correct category</w:t>
-            </w:r>
-            <w:r>
-              <w:rPr>
-                <w:rFonts w:ascii="Times New Roman" w:hAnsi="Times New Roman" w:cs="Times New Roman"/>
-                <w:sz w:val="16"/>
-                <w:szCs w:val="16"/>
-              </w:rPr>
-              <w:t xml:space="preserve"> and reassign it to the correct staff.</w:t>
+              <w:t>Staff</w:t>
+            </w:r>
+            <w:r>
+              <w:rPr>
+                <w:rFonts w:ascii="Times New Roman" w:hAnsi="Times New Roman" w:cs="Times New Roman"/>
+                <w:sz w:val="16"/>
+                <w:szCs w:val="16"/>
+              </w:rPr>
+              <w:t xml:space="preserve"> can select the correct category for a service request.</w:t>
+            </w:r>
+          </w:p>
+          <w:p>
+            <w:pPr>
+              <w:rPr>
+                <w:rFonts w:ascii="Times New Roman" w:hAnsi="Times New Roman" w:cs="Times New Roman"/>
+                <w:sz w:val="16"/>
+                <w:szCs w:val="16"/>
+              </w:rPr>
+            </w:pPr>
+            <w:r>
+              <w:rPr>
+                <w:rFonts w:ascii="Times New Roman" w:hAnsi="Times New Roman" w:cs="Times New Roman"/>
+                <w:sz w:val="16"/>
+                <w:szCs w:val="16"/>
+              </w:rPr>
+              <w:t>Staff can see the updated category.</w:t>
             </w:r>
           </w:p>
         </w:tc>
@@ -4171,15 +5047,7 @@
                 <w:sz w:val="16"/>
                 <w:szCs w:val="16"/>
               </w:rPr>
-              <w:t>STK-00</w:t>
-            </w:r>
-            <w:r>
-              <w:rPr>
-                <w:rFonts w:ascii="Times New Roman" w:hAnsi="Times New Roman" w:cs="Times New Roman"/>
-                <w:sz w:val="16"/>
-                <w:szCs w:val="16"/>
-              </w:rPr>
-              <w:t>8</w:t>
+              <w:t>STK-008</w:t>
             </w:r>
           </w:p>
         </w:tc>
@@ -4201,15 +5069,15 @@
                 <w:sz w:val="16"/>
                 <w:szCs w:val="16"/>
               </w:rPr>
-              <w:t>The system should be able to use all communication platforms when messages are sent</w:t>
-            </w:r>
-            <w:r>
-              <w:rPr>
-                <w:rFonts w:ascii="Times New Roman" w:hAnsi="Times New Roman" w:cs="Times New Roman"/>
-                <w:sz w:val="16"/>
-                <w:szCs w:val="16"/>
-              </w:rPr>
-              <w:t>.</w:t>
+              <w:t xml:space="preserve">The system should </w:t>
+            </w:r>
+            <w:r>
+              <w:rPr>
+                <w:rFonts w:ascii="Times New Roman" w:hAnsi="Times New Roman" w:cs="Times New Roman"/>
+                <w:sz w:val="16"/>
+                <w:szCs w:val="16"/>
+              </w:rPr>
+              <w:t>support at least two communication platforms to send notification of status update.</w:t>
             </w:r>
           </w:p>
         </w:tc>
@@ -4231,7 +5099,7 @@
                 <w:sz w:val="16"/>
                 <w:szCs w:val="16"/>
               </w:rPr>
-              <w:t>Low</w:t>
+              <w:t>Medium</w:t>
             </w:r>
           </w:p>
         </w:tc>
@@ -4261,7 +5129,15 @@
                 <w:sz w:val="16"/>
                 <w:szCs w:val="16"/>
               </w:rPr>
-              <w:t>the message should be sent to more than one platform.</w:t>
+              <w:t xml:space="preserve">the message should be sent to </w:t>
+            </w:r>
+            <w:r>
+              <w:rPr>
+                <w:rFonts w:ascii="Times New Roman" w:hAnsi="Times New Roman" w:cs="Times New Roman"/>
+                <w:sz w:val="16"/>
+                <w:szCs w:val="16"/>
+              </w:rPr>
+              <w:t>Gmail/SMS.</w:t>
             </w:r>
           </w:p>
         </w:tc>
@@ -4285,7 +5161,15 @@
                 <w:sz w:val="16"/>
                 <w:szCs w:val="16"/>
               </w:rPr>
-              <w:t>NFR-003</w:t>
+              <w:t>NFR-00</w:t>
+            </w:r>
+            <w:r>
+              <w:rPr>
+                <w:rFonts w:ascii="Times New Roman" w:hAnsi="Times New Roman" w:cs="Times New Roman"/>
+                <w:sz w:val="16"/>
+                <w:szCs w:val="16"/>
+              </w:rPr>
+              <w:t>3</w:t>
             </w:r>
           </w:p>
         </w:tc>
@@ -4297,17 +5181,46 @@
             <w:pPr>
               <w:rPr>
                 <w:rFonts w:ascii="Times New Roman" w:hAnsi="Times New Roman" w:cs="Times New Roman"/>
-                <w:sz w:val="16"/>
-                <w:szCs w:val="16"/>
-              </w:rPr>
-            </w:pPr>
-            <w:r>
-              <w:rPr>
-                <w:rFonts w:ascii="Times New Roman" w:hAnsi="Times New Roman" w:cs="Times New Roman"/>
-                <w:sz w:val="16"/>
-                <w:szCs w:val="16"/>
-              </w:rPr>
-              <w:t>STK-008</w:t>
+                <w:sz w:val="15"/>
+              </w:rPr>
+            </w:pPr>
+            <w:r>
+              <w:rPr>
+                <w:rFonts w:ascii="Times New Roman" w:hAnsi="Times New Roman" w:cs="Times New Roman"/>
+                <w:sz w:val="15"/>
+              </w:rPr>
+              <w:t>STK-001</w:t>
+            </w:r>
+          </w:p>
+          <w:p>
+            <w:pPr>
+              <w:rPr>
+                <w:rFonts w:ascii="Times New Roman" w:hAnsi="Times New Roman" w:cs="Times New Roman"/>
+                <w:sz w:val="15"/>
+              </w:rPr>
+            </w:pPr>
+            <w:r>
+              <w:rPr>
+                <w:rFonts w:ascii="Times New Roman" w:hAnsi="Times New Roman" w:cs="Times New Roman"/>
+                <w:sz w:val="15"/>
+              </w:rPr>
+              <w:t>/</w:t>
+            </w:r>
+          </w:p>
+          <w:p>
+            <w:pPr>
+              <w:rPr>
+                <w:rFonts w:ascii="Times New Roman" w:hAnsi="Times New Roman" w:cs="Times New Roman"/>
+                <w:sz w:val="16"/>
+                <w:szCs w:val="16"/>
+              </w:rPr>
+            </w:pPr>
+            <w:r>
+              <w:rPr>
+                <w:rFonts w:ascii="Times New Roman" w:hAnsi="Times New Roman" w:cs="Times New Roman"/>
+                <w:sz w:val="15"/>
+              </w:rPr>
+              <w:t>Project Master Brief</w:t>
             </w:r>
           </w:p>
         </w:tc>
@@ -4329,8 +5242,70 @@
                 <w:sz w:val="16"/>
                 <w:szCs w:val="16"/>
               </w:rPr>
-              <w:t>The system should be able to split itself across two screens</w:t>
-            </w:r>
+              <w:t>The system should be intuitive to use and receive feedback</w:t>
+            </w:r>
+            <w:r>
+              <w:rPr>
+                <w:rFonts w:ascii="Times New Roman" w:hAnsi="Times New Roman" w:cs="Times New Roman"/>
+                <w:sz w:val="16"/>
+                <w:szCs w:val="16"/>
+              </w:rPr>
+              <w:t xml:space="preserve"> </w:t>
+            </w:r>
+            <w:sdt>
+              <w:sdtPr>
+                <w:rPr>
+                  <w:rFonts w:ascii="Times New Roman" w:hAnsi="Times New Roman" w:cs="Times New Roman"/>
+                  <w:sz w:val="16"/>
+                  <w:szCs w:val="16"/>
+                </w:rPr>
+                <w:id w:val="1311063473"/>
+                <w:citation/>
+              </w:sdtPr>
+              <w:sdtContent>
+                <w:r>
+                  <w:rPr>
+                    <w:rFonts w:ascii="Times New Roman" w:hAnsi="Times New Roman" w:cs="Times New Roman"/>
+                    <w:sz w:val="16"/>
+                    <w:szCs w:val="16"/>
+                  </w:rPr>
+                  <w:fldChar w:fldCharType="begin"/>
+                </w:r>
+                <w:r>
+                  <w:rPr>
+                    <w:rFonts w:ascii="Times New Roman" w:hAnsi="Times New Roman" w:cs="Times New Roman"/>
+                    <w:sz w:val="16"/>
+                    <w:szCs w:val="16"/>
+                  </w:rPr>
+                  <w:instrText xml:space="preserve"> CITATION Pac26 \l 7177 </w:instrText>
+                </w:r>
+                <w:r>
+                  <w:rPr>
+                    <w:rFonts w:ascii="Times New Roman" w:hAnsi="Times New Roman" w:cs="Times New Roman"/>
+                    <w:sz w:val="16"/>
+                    <w:szCs w:val="16"/>
+                  </w:rPr>
+                  <w:fldChar w:fldCharType="separate"/>
+                </w:r>
+                <w:r>
+                  <w:rPr>
+                    <w:rFonts w:ascii="Times New Roman" w:hAnsi="Times New Roman" w:cs="Times New Roman"/>
+                    <w:noProof/>
+                    <w:sz w:val="16"/>
+                    <w:szCs w:val="16"/>
+                  </w:rPr>
+                  <w:t>(Pacific Certifications, 2026)</w:t>
+                </w:r>
+                <w:r>
+                  <w:rPr>
+                    <w:rFonts w:ascii="Times New Roman" w:hAnsi="Times New Roman" w:cs="Times New Roman"/>
+                    <w:sz w:val="16"/>
+                    <w:szCs w:val="16"/>
+                  </w:rPr>
+                  <w:fldChar w:fldCharType="end"/>
+                </w:r>
+              </w:sdtContent>
+            </w:sdt>
             <w:r>
               <w:rPr>
                 <w:rFonts w:ascii="Times New Roman" w:hAnsi="Times New Roman" w:cs="Times New Roman"/>
@@ -4359,7 +5334,7 @@
                 <w:sz w:val="16"/>
                 <w:szCs w:val="16"/>
               </w:rPr>
-              <w:t>Low</w:t>
+              <w:t>Medium</w:t>
             </w:r>
           </w:p>
         </w:tc>
@@ -4381,7 +5356,7 @@
                 <w:sz w:val="16"/>
                 <w:szCs w:val="16"/>
               </w:rPr>
-              <w:t>When a user enables the split screen option, the system itself must be visibly splitted across two screens.</w:t>
+              <w:t>A user can easily submit a button, understand categories, and see feedback regarding request progress.</w:t>
             </w:r>
           </w:p>
         </w:tc>
@@ -4405,7 +5380,15 @@
                 <w:sz w:val="16"/>
                 <w:szCs w:val="16"/>
               </w:rPr>
-              <w:t>NFR-004</w:t>
+              <w:t>NFR-00</w:t>
+            </w:r>
+            <w:r>
+              <w:rPr>
+                <w:rFonts w:ascii="Times New Roman" w:hAnsi="Times New Roman" w:cs="Times New Roman"/>
+                <w:sz w:val="16"/>
+                <w:szCs w:val="16"/>
+              </w:rPr>
+              <w:t>4</w:t>
             </w:r>
           </w:p>
         </w:tc>
@@ -4448,15 +5431,7 @@
                 <w:sz w:val="16"/>
                 <w:szCs w:val="16"/>
               </w:rPr>
-              <w:t xml:space="preserve">The system should be intuitive to use and </w:t>
-            </w:r>
-            <w:r>
-              <w:rPr>
-                <w:rFonts w:ascii="Times New Roman" w:hAnsi="Times New Roman" w:cs="Times New Roman"/>
-                <w:sz w:val="16"/>
-                <w:szCs w:val="16"/>
-              </w:rPr>
-              <w:t>receive feedback.</w:t>
+              <w:t>The system should ensure that no service request information becomes corrupted once submission is made.</w:t>
             </w:r>
           </w:p>
         </w:tc>
@@ -4478,7 +5453,7 @@
                 <w:sz w:val="16"/>
                 <w:szCs w:val="16"/>
               </w:rPr>
-              <w:t>Low</w:t>
+              <w:t>Medium</w:t>
             </w:r>
           </w:p>
         </w:tc>
@@ -4500,7 +5475,40 @@
                 <w:sz w:val="16"/>
                 <w:szCs w:val="16"/>
               </w:rPr>
-              <w:t>A user can easily submit a button, understand categories, and see feedback regarding request progress.</w:t>
+              <w:t xml:space="preserve">A user submits service request </w:t>
+            </w:r>
+            <w:r>
+              <w:rPr>
+                <w:rFonts w:ascii="Times New Roman" w:hAnsi="Times New Roman" w:cs="Times New Roman"/>
+                <w:sz w:val="16"/>
+                <w:szCs w:val="16"/>
+              </w:rPr>
+              <w:t>information,</w:t>
+            </w:r>
+            <w:r>
+              <w:rPr>
+                <w:rFonts w:ascii="Times New Roman" w:hAnsi="Times New Roman" w:cs="Times New Roman"/>
+                <w:sz w:val="16"/>
+                <w:szCs w:val="16"/>
+              </w:rPr>
+              <w:t xml:space="preserve"> and it successfully stored in database without corruption.</w:t>
+            </w:r>
+          </w:p>
+          <w:p>
+            <w:pPr>
+              <w:rPr>
+                <w:rFonts w:ascii="Times New Roman" w:hAnsi="Times New Roman" w:cs="Times New Roman"/>
+                <w:sz w:val="16"/>
+                <w:szCs w:val="16"/>
+              </w:rPr>
+            </w:pPr>
+            <w:r>
+              <w:rPr>
+                <w:rFonts w:ascii="Times New Roman" w:hAnsi="Times New Roman" w:cs="Times New Roman"/>
+                <w:sz w:val="16"/>
+                <w:szCs w:val="16"/>
+              </w:rPr>
+              <w:t>If data becomes corrupted, a rollback must occur and display meaningful error message.</w:t>
             </w:r>
           </w:p>
         </w:tc>
@@ -4524,7 +5532,15 @@
                 <w:sz w:val="16"/>
                 <w:szCs w:val="16"/>
               </w:rPr>
-              <w:t>NFR-005</w:t>
+              <w:t>NFR-00</w:t>
+            </w:r>
+            <w:r>
+              <w:rPr>
+                <w:rFonts w:ascii="Times New Roman" w:hAnsi="Times New Roman" w:cs="Times New Roman"/>
+                <w:sz w:val="16"/>
+                <w:szCs w:val="16"/>
+              </w:rPr>
+              <w:t>5</w:t>
             </w:r>
           </w:p>
         </w:tc>
@@ -4543,9 +5559,10 @@
             <w:r>
               <w:rPr>
                 <w:rFonts w:ascii="Times New Roman" w:hAnsi="Times New Roman" w:cs="Times New Roman"/>
-                <w:sz w:val="15"/>
-              </w:rPr>
-              <w:t>STK-001</w:t>
+                <w:sz w:val="16"/>
+                <w:szCs w:val="16"/>
+              </w:rPr>
+              <w:t>STK-006</w:t>
             </w:r>
           </w:p>
         </w:tc>
@@ -4567,7 +5584,7 @@
                 <w:sz w:val="16"/>
                 <w:szCs w:val="16"/>
               </w:rPr>
-              <w:t>The system should ensure that no service request information becomes corrupted once submission is made.</w:t>
+              <w:t>The system should ensure that every user has role-based access.</w:t>
             </w:r>
           </w:p>
         </w:tc>
@@ -4589,7 +5606,7 @@
                 <w:sz w:val="16"/>
                 <w:szCs w:val="16"/>
               </w:rPr>
-              <w:t>Medium</w:t>
+              <w:t>High</w:t>
             </w:r>
           </w:p>
         </w:tc>
@@ -4611,23 +5628,41 @@
                 <w:sz w:val="16"/>
                 <w:szCs w:val="16"/>
               </w:rPr>
-              <w:t xml:space="preserve">A user submits service request </w:t>
-            </w:r>
-            <w:r>
-              <w:rPr>
-                <w:rFonts w:ascii="Times New Roman" w:hAnsi="Times New Roman" w:cs="Times New Roman"/>
-                <w:sz w:val="16"/>
-                <w:szCs w:val="16"/>
-              </w:rPr>
-              <w:t>information,</w:t>
-            </w:r>
-            <w:r>
-              <w:rPr>
-                <w:rFonts w:ascii="Times New Roman" w:hAnsi="Times New Roman" w:cs="Times New Roman"/>
-                <w:sz w:val="16"/>
-                <w:szCs w:val="16"/>
-              </w:rPr>
-              <w:t xml:space="preserve"> and it successfully stored in database without corruption.</w:t>
+              <w:t>A requester can only see their requests.</w:t>
+            </w:r>
+          </w:p>
+          <w:p>
+            <w:pPr>
+              <w:rPr>
+                <w:rFonts w:ascii="Times New Roman" w:hAnsi="Times New Roman" w:cs="Times New Roman"/>
+                <w:sz w:val="16"/>
+                <w:szCs w:val="16"/>
+              </w:rPr>
+            </w:pPr>
+            <w:r>
+              <w:rPr>
+                <w:rFonts w:ascii="Times New Roman" w:hAnsi="Times New Roman" w:cs="Times New Roman"/>
+                <w:sz w:val="16"/>
+                <w:szCs w:val="16"/>
+              </w:rPr>
+              <w:t>A staff can only see requests inside their jurisdiction.</w:t>
+            </w:r>
+          </w:p>
+          <w:p>
+            <w:pPr>
+              <w:rPr>
+                <w:rFonts w:ascii="Times New Roman" w:hAnsi="Times New Roman" w:cs="Times New Roman"/>
+                <w:sz w:val="16"/>
+                <w:szCs w:val="16"/>
+              </w:rPr>
+            </w:pPr>
+            <w:r>
+              <w:rPr>
+                <w:rFonts w:ascii="Times New Roman" w:hAnsi="Times New Roman" w:cs="Times New Roman"/>
+                <w:sz w:val="16"/>
+                <w:szCs w:val="16"/>
+              </w:rPr>
+              <w:t>Senior management has access to oversight information.</w:t>
             </w:r>
           </w:p>
         </w:tc>
@@ -4651,7 +5686,15 @@
                 <w:sz w:val="16"/>
                 <w:szCs w:val="16"/>
               </w:rPr>
-              <w:t>NFR-006</w:t>
+              <w:t>NFR-00</w:t>
+            </w:r>
+            <w:r>
+              <w:rPr>
+                <w:rFonts w:ascii="Times New Roman" w:hAnsi="Times New Roman" w:cs="Times New Roman"/>
+                <w:sz w:val="16"/>
+                <w:szCs w:val="16"/>
+              </w:rPr>
+              <w:t>6</w:t>
             </w:r>
           </w:p>
         </w:tc>
@@ -4673,7 +5716,7 @@
                 <w:sz w:val="16"/>
                 <w:szCs w:val="16"/>
               </w:rPr>
-              <w:t>Competing Expectations and Resolutions</w:t>
+              <w:t>STK-006</w:t>
             </w:r>
           </w:p>
         </w:tc>
@@ -4695,7 +5738,7 @@
                 <w:sz w:val="16"/>
                 <w:szCs w:val="16"/>
               </w:rPr>
-              <w:t>The system should ensure that every user has role-based access.</w:t>
+              <w:t>The system should encrypt passwords once a user creates a new account</w:t>
             </w:r>
           </w:p>
         </w:tc>
@@ -4739,41 +5782,7 @@
                 <w:sz w:val="16"/>
                 <w:szCs w:val="16"/>
               </w:rPr>
-              <w:t>A requester can only see their requests.</w:t>
-            </w:r>
-          </w:p>
-          <w:p>
-            <w:pPr>
-              <w:rPr>
-                <w:rFonts w:ascii="Times New Roman" w:hAnsi="Times New Roman" w:cs="Times New Roman"/>
-                <w:sz w:val="16"/>
-                <w:szCs w:val="16"/>
-              </w:rPr>
-            </w:pPr>
-            <w:r>
-              <w:rPr>
-                <w:rFonts w:ascii="Times New Roman" w:hAnsi="Times New Roman" w:cs="Times New Roman"/>
-                <w:sz w:val="16"/>
-                <w:szCs w:val="16"/>
-              </w:rPr>
-              <w:t>A staff can only see requests inside their jurisdiction.</w:t>
-            </w:r>
-          </w:p>
-          <w:p>
-            <w:pPr>
-              <w:rPr>
-                <w:rFonts w:ascii="Times New Roman" w:hAnsi="Times New Roman" w:cs="Times New Roman"/>
-                <w:sz w:val="16"/>
-                <w:szCs w:val="16"/>
-              </w:rPr>
-            </w:pPr>
-            <w:r>
-              <w:rPr>
-                <w:rFonts w:ascii="Times New Roman" w:hAnsi="Times New Roman" w:cs="Times New Roman"/>
-                <w:sz w:val="16"/>
-                <w:szCs w:val="16"/>
-              </w:rPr>
-              <w:t>Senior management has access to oversight information.</w:t>
+              <w:t>Password-hashing should change the password to a hashed password.</w:t>
             </w:r>
           </w:p>
         </w:tc>
@@ -4797,7 +5806,23 @@
                 <w:sz w:val="16"/>
                 <w:szCs w:val="16"/>
               </w:rPr>
-              <w:t>NFR-007</w:t>
+              <w:t>NFR-0</w:t>
+            </w:r>
+            <w:r>
+              <w:rPr>
+                <w:rFonts w:ascii="Times New Roman" w:hAnsi="Times New Roman" w:cs="Times New Roman"/>
+                <w:sz w:val="16"/>
+                <w:szCs w:val="16"/>
+              </w:rPr>
+              <w:t>0</w:t>
+            </w:r>
+            <w:r>
+              <w:rPr>
+                <w:rFonts w:ascii="Times New Roman" w:hAnsi="Times New Roman" w:cs="Times New Roman"/>
+                <w:sz w:val="16"/>
+                <w:szCs w:val="16"/>
+              </w:rPr>
+              <w:t>7</w:t>
             </w:r>
           </w:p>
         </w:tc>
@@ -4819,7 +5844,7 @@
                 <w:sz w:val="16"/>
                 <w:szCs w:val="16"/>
               </w:rPr>
-              <w:t>Competing Expectations and Resolutions</w:t>
+              <w:t>STK-001</w:t>
             </w:r>
           </w:p>
         </w:tc>
@@ -4841,7 +5866,77 @@
                 <w:sz w:val="16"/>
                 <w:szCs w:val="16"/>
               </w:rPr>
-              <w:t>The system should prevent users from entering empty fields and validate if all answers are valid.</w:t>
+              <w:t>The system should ensure that no requester can submit error requests</w:t>
+            </w:r>
+            <w:r>
+              <w:rPr>
+                <w:rFonts w:ascii="Times New Roman" w:hAnsi="Times New Roman" w:cs="Times New Roman"/>
+                <w:sz w:val="16"/>
+                <w:szCs w:val="16"/>
+              </w:rPr>
+              <w:t xml:space="preserve"> </w:t>
+            </w:r>
+            <w:sdt>
+              <w:sdtPr>
+                <w:rPr>
+                  <w:rFonts w:ascii="Times New Roman" w:hAnsi="Times New Roman" w:cs="Times New Roman"/>
+                  <w:sz w:val="16"/>
+                  <w:szCs w:val="16"/>
+                </w:rPr>
+                <w:id w:val="-1299759968"/>
+                <w:citation/>
+              </w:sdtPr>
+              <w:sdtContent>
+                <w:r>
+                  <w:rPr>
+                    <w:rFonts w:ascii="Times New Roman" w:hAnsi="Times New Roman" w:cs="Times New Roman"/>
+                    <w:sz w:val="16"/>
+                    <w:szCs w:val="16"/>
+                  </w:rPr>
+                  <w:fldChar w:fldCharType="begin"/>
+                </w:r>
+                <w:r>
+                  <w:rPr>
+                    <w:rFonts w:ascii="Times New Roman" w:hAnsi="Times New Roman" w:cs="Times New Roman"/>
+                    <w:sz w:val="16"/>
+                    <w:szCs w:val="16"/>
+                  </w:rPr>
+                  <w:instrText xml:space="preserve"> CITATION Pac26 \l 7177 </w:instrText>
+                </w:r>
+                <w:r>
+                  <w:rPr>
+                    <w:rFonts w:ascii="Times New Roman" w:hAnsi="Times New Roman" w:cs="Times New Roman"/>
+                    <w:sz w:val="16"/>
+                    <w:szCs w:val="16"/>
+                  </w:rPr>
+                  <w:fldChar w:fldCharType="separate"/>
+                </w:r>
+                <w:r>
+                  <w:rPr>
+                    <w:rFonts w:ascii="Times New Roman" w:hAnsi="Times New Roman" w:cs="Times New Roman"/>
+                    <w:noProof/>
+                    <w:sz w:val="16"/>
+                    <w:szCs w:val="16"/>
+                  </w:rPr>
+                  <w:t>(Pacific Certifications, 2026)</w:t>
+                </w:r>
+                <w:r>
+                  <w:rPr>
+                    <w:rFonts w:ascii="Times New Roman" w:hAnsi="Times New Roman" w:cs="Times New Roman"/>
+                    <w:sz w:val="16"/>
+                    <w:szCs w:val="16"/>
+                  </w:rPr>
+                  <w:fldChar w:fldCharType="end"/>
+                </w:r>
+              </w:sdtContent>
+            </w:sdt>
+            <w:r>
+              <w:rPr>
+                <w:rFonts w:ascii="Times New Roman" w:hAnsi="Times New Roman" w:cs="Times New Roman"/>
+                <w:sz w:val="16"/>
+                <w:szCs w:val="16"/>
+              </w:rPr>
+              <w:t>.</w:t>
             </w:r>
           </w:p>
         </w:tc>
@@ -4863,7 +5958,7 @@
                 <w:sz w:val="16"/>
                 <w:szCs w:val="16"/>
               </w:rPr>
-              <w:t>Low</w:t>
+              <w:t>Medium</w:t>
             </w:r>
           </w:p>
         </w:tc>
@@ -4885,7 +5980,31 @@
                 <w:sz w:val="16"/>
                 <w:szCs w:val="16"/>
               </w:rPr>
-              <w:t>A requester cannot submit if any field is empty and cannot submit invalid information.</w:t>
+              <w:t xml:space="preserve">A </w:t>
+            </w:r>
+            <w:r>
+              <w:rPr>
+                <w:rFonts w:ascii="Times New Roman" w:hAnsi="Times New Roman" w:cs="Times New Roman"/>
+                <w:sz w:val="16"/>
+                <w:szCs w:val="16"/>
+              </w:rPr>
+              <w:t>requester</w:t>
+            </w:r>
+            <w:r>
+              <w:rPr>
+                <w:rFonts w:ascii="Times New Roman" w:hAnsi="Times New Roman" w:cs="Times New Roman"/>
+                <w:sz w:val="16"/>
+                <w:szCs w:val="16"/>
+              </w:rPr>
+              <w:t xml:space="preserve"> cannot submit </w:t>
+            </w:r>
+            <w:r>
+              <w:rPr>
+                <w:rFonts w:ascii="Times New Roman" w:hAnsi="Times New Roman" w:cs="Times New Roman"/>
+                <w:sz w:val="16"/>
+                <w:szCs w:val="16"/>
+              </w:rPr>
+              <w:t>duplicate requests.</w:t>
             </w:r>
           </w:p>
         </w:tc>
@@ -4919,30 +6038,19 @@
           </w:tcPr>
           <w:p>
             <w:pPr>
-              <w:tabs>
-                <w:tab w:val="left" w:pos="1388"/>
-              </w:tabs>
-              <w:rPr>
-                <w:rFonts w:ascii="Times New Roman" w:hAnsi="Times New Roman" w:cs="Times New Roman"/>
-                <w:sz w:val="16"/>
-                <w:szCs w:val="16"/>
-              </w:rPr>
-            </w:pPr>
-            <w:r>
-              <w:rPr>
-                <w:rFonts w:ascii="Times New Roman" w:hAnsi="Times New Roman" w:cs="Times New Roman"/>
-                <w:sz w:val="16"/>
-                <w:szCs w:val="16"/>
-              </w:rPr>
-              <w:t>Competing Expectations and Resolutions</w:t>
-            </w:r>
-            <w:r>
-              <w:rPr>
-                <w:rFonts w:ascii="Times New Roman" w:hAnsi="Times New Roman" w:cs="Times New Roman"/>
-                <w:sz w:val="16"/>
-                <w:szCs w:val="16"/>
-              </w:rPr>
-              <w:tab/>
+              <w:rPr>
+                <w:rFonts w:ascii="Times New Roman" w:hAnsi="Times New Roman" w:cs="Times New Roman"/>
+                <w:sz w:val="16"/>
+                <w:szCs w:val="16"/>
+              </w:rPr>
+            </w:pPr>
+            <w:r>
+              <w:rPr>
+                <w:rFonts w:ascii="Times New Roman" w:hAnsi="Times New Roman" w:cs="Times New Roman"/>
+                <w:sz w:val="16"/>
+                <w:szCs w:val="16"/>
+              </w:rPr>
+              <w:t>STK-001</w:t>
             </w:r>
           </w:p>
         </w:tc>
@@ -4964,7 +6072,77 @@
                 <w:sz w:val="16"/>
                 <w:szCs w:val="16"/>
               </w:rPr>
-              <w:t>The system should prevent any unauthorised staff and requesters to view sensitive request information.</w:t>
+              <w:t>The system should allow any user to use the platform via any device</w:t>
+            </w:r>
+            <w:r>
+              <w:rPr>
+                <w:rFonts w:ascii="Times New Roman" w:hAnsi="Times New Roman" w:cs="Times New Roman"/>
+                <w:sz w:val="16"/>
+                <w:szCs w:val="16"/>
+              </w:rPr>
+              <w:t xml:space="preserve"> </w:t>
+            </w:r>
+            <w:sdt>
+              <w:sdtPr>
+                <w:rPr>
+                  <w:rFonts w:ascii="Times New Roman" w:hAnsi="Times New Roman" w:cs="Times New Roman"/>
+                  <w:sz w:val="16"/>
+                  <w:szCs w:val="16"/>
+                </w:rPr>
+                <w:id w:val="607242780"/>
+                <w:citation/>
+              </w:sdtPr>
+              <w:sdtContent>
+                <w:r>
+                  <w:rPr>
+                    <w:rFonts w:ascii="Times New Roman" w:hAnsi="Times New Roman" w:cs="Times New Roman"/>
+                    <w:sz w:val="16"/>
+                    <w:szCs w:val="16"/>
+                  </w:rPr>
+                  <w:fldChar w:fldCharType="begin"/>
+                </w:r>
+                <w:r>
+                  <w:rPr>
+                    <w:rFonts w:ascii="Times New Roman" w:hAnsi="Times New Roman" w:cs="Times New Roman"/>
+                    <w:sz w:val="16"/>
+                    <w:szCs w:val="16"/>
+                  </w:rPr>
+                  <w:instrText xml:space="preserve"> CITATION Pac26 \l 7177 </w:instrText>
+                </w:r>
+                <w:r>
+                  <w:rPr>
+                    <w:rFonts w:ascii="Times New Roman" w:hAnsi="Times New Roman" w:cs="Times New Roman"/>
+                    <w:sz w:val="16"/>
+                    <w:szCs w:val="16"/>
+                  </w:rPr>
+                  <w:fldChar w:fldCharType="separate"/>
+                </w:r>
+                <w:r>
+                  <w:rPr>
+                    <w:rFonts w:ascii="Times New Roman" w:hAnsi="Times New Roman" w:cs="Times New Roman"/>
+                    <w:noProof/>
+                    <w:sz w:val="16"/>
+                    <w:szCs w:val="16"/>
+                  </w:rPr>
+                  <w:t>(Pacific Certifications, 2026)</w:t>
+                </w:r>
+                <w:r>
+                  <w:rPr>
+                    <w:rFonts w:ascii="Times New Roman" w:hAnsi="Times New Roman" w:cs="Times New Roman"/>
+                    <w:sz w:val="16"/>
+                    <w:szCs w:val="16"/>
+                  </w:rPr>
+                  <w:fldChar w:fldCharType="end"/>
+                </w:r>
+              </w:sdtContent>
+            </w:sdt>
+            <w:r>
+              <w:rPr>
+                <w:rFonts w:ascii="Times New Roman" w:hAnsi="Times New Roman" w:cs="Times New Roman"/>
+                <w:sz w:val="16"/>
+                <w:szCs w:val="16"/>
+              </w:rPr>
+              <w:t>.</w:t>
             </w:r>
           </w:p>
         </w:tc>
@@ -4986,7 +6164,7 @@
                 <w:sz w:val="16"/>
                 <w:szCs w:val="16"/>
               </w:rPr>
-              <w:t>High</w:t>
+              <w:t>Medium</w:t>
             </w:r>
           </w:p>
         </w:tc>
@@ -5008,23 +6186,7 @@
                 <w:sz w:val="16"/>
                 <w:szCs w:val="16"/>
               </w:rPr>
-              <w:t xml:space="preserve">Sensitive information of request </w:t>
-            </w:r>
-            <w:r>
-              <w:rPr>
-                <w:rFonts w:ascii="Times New Roman" w:hAnsi="Times New Roman" w:cs="Times New Roman"/>
-                <w:sz w:val="16"/>
-                <w:szCs w:val="16"/>
-              </w:rPr>
-              <w:t>is</w:t>
-            </w:r>
-            <w:r>
-              <w:rPr>
-                <w:rFonts w:ascii="Times New Roman" w:hAnsi="Times New Roman" w:cs="Times New Roman"/>
-                <w:sz w:val="16"/>
-                <w:szCs w:val="16"/>
-              </w:rPr>
-              <w:t xml:space="preserve"> not visible to any requester or staff that should not see it.</w:t>
+              <w:t>The platform can be opened and used in a phone, tablet, laptop, and desktop computer.</w:t>
             </w:r>
           </w:p>
         </w:tc>
@@ -5070,7 +6232,7 @@
                 <w:sz w:val="16"/>
                 <w:szCs w:val="16"/>
               </w:rPr>
-              <w:t>Compliance / Data Protection</w:t>
+              <w:t>STK-006</w:t>
             </w:r>
           </w:p>
         </w:tc>
@@ -5092,7 +6254,7 @@
                 <w:sz w:val="16"/>
                 <w:szCs w:val="16"/>
               </w:rPr>
-              <w:t>The system should encrypt passwords once a user creates a new account</w:t>
+              <w:t>The system should ensure that every user’s credentials and history is protected.</w:t>
             </w:r>
           </w:p>
         </w:tc>
@@ -5136,7 +6298,7 @@
                 <w:sz w:val="16"/>
                 <w:szCs w:val="16"/>
               </w:rPr>
-              <w:t>Password-hashing should change the password to a hashed password.</w:t>
+              <w:t>No one can gain access to another user’s credentials.</w:t>
             </w:r>
           </w:p>
         </w:tc>
@@ -5182,7 +6344,7 @@
                 <w:sz w:val="16"/>
                 <w:szCs w:val="16"/>
               </w:rPr>
-              <w:t>Project Master Brief</w:t>
+              <w:t>STK-001, STK-002, STK-003, STK-004, STK-005, STK-006</w:t>
             </w:r>
           </w:p>
         </w:tc>
@@ -5204,15 +6366,101 @@
                 <w:sz w:val="16"/>
                 <w:szCs w:val="16"/>
               </w:rPr>
-              <w:t>The system should ensure that no user submit duplicate</w:t>
-            </w:r>
-            <w:r>
-              <w:rPr>
-                <w:rFonts w:ascii="Times New Roman" w:hAnsi="Times New Roman" w:cs="Times New Roman"/>
-                <w:sz w:val="16"/>
-                <w:szCs w:val="16"/>
-              </w:rPr>
-              <w:t xml:space="preserve"> service requests.</w:t>
+              <w:t xml:space="preserve">The system should ensure that it is available </w:t>
+            </w:r>
+            <w:r>
+              <w:rPr>
+                <w:rFonts w:ascii="Times New Roman" w:hAnsi="Times New Roman" w:cs="Times New Roman"/>
+                <w:sz w:val="16"/>
+                <w:szCs w:val="16"/>
+              </w:rPr>
+              <w:t>9</w:t>
+            </w:r>
+            <w:r>
+              <w:rPr>
+                <w:rFonts w:ascii="Times New Roman" w:hAnsi="Times New Roman" w:cs="Times New Roman"/>
+                <w:sz w:val="16"/>
+                <w:szCs w:val="16"/>
+              </w:rPr>
+              <w:t>9.9</w:t>
+            </w:r>
+            <w:r>
+              <w:rPr>
+                <w:rFonts w:ascii="Times New Roman" w:hAnsi="Times New Roman" w:cs="Times New Roman"/>
+                <w:sz w:val="16"/>
+                <w:szCs w:val="16"/>
+              </w:rPr>
+              <w:t>% of the time</w:t>
+            </w:r>
+            <w:r>
+              <w:rPr>
+                <w:rFonts w:ascii="Times New Roman" w:hAnsi="Times New Roman" w:cs="Times New Roman"/>
+                <w:sz w:val="16"/>
+                <w:szCs w:val="16"/>
+              </w:rPr>
+              <w:t xml:space="preserve"> </w:t>
+            </w:r>
+            <w:sdt>
+              <w:sdtPr>
+                <w:rPr>
+                  <w:rFonts w:ascii="Times New Roman" w:hAnsi="Times New Roman" w:cs="Times New Roman"/>
+                  <w:sz w:val="16"/>
+                  <w:szCs w:val="16"/>
+                </w:rPr>
+                <w:id w:val="-936982797"/>
+                <w:citation/>
+              </w:sdtPr>
+              <w:sdtContent>
+                <w:r>
+                  <w:rPr>
+                    <w:rFonts w:ascii="Times New Roman" w:hAnsi="Times New Roman" w:cs="Times New Roman"/>
+                    <w:sz w:val="16"/>
+                    <w:szCs w:val="16"/>
+                  </w:rPr>
+                  <w:fldChar w:fldCharType="begin"/>
+                </w:r>
+                <w:r>
+                  <w:rPr>
+                    <w:rFonts w:ascii="Times New Roman" w:hAnsi="Times New Roman" w:cs="Times New Roman"/>
+                    <w:sz w:val="16"/>
+                    <w:szCs w:val="16"/>
+                  </w:rPr>
+                  <w:instrText xml:space="preserve"> CITATION Pac26 \l 7177 </w:instrText>
+                </w:r>
+                <w:r>
+                  <w:rPr>
+                    <w:rFonts w:ascii="Times New Roman" w:hAnsi="Times New Roman" w:cs="Times New Roman"/>
+                    <w:sz w:val="16"/>
+                    <w:szCs w:val="16"/>
+                  </w:rPr>
+                  <w:fldChar w:fldCharType="separate"/>
+                </w:r>
+                <w:r>
+                  <w:rPr>
+                    <w:rFonts w:ascii="Times New Roman" w:hAnsi="Times New Roman" w:cs="Times New Roman"/>
+                    <w:noProof/>
+                    <w:sz w:val="16"/>
+                    <w:szCs w:val="16"/>
+                  </w:rPr>
+                  <w:t>(Pacific Certifications, 2026)</w:t>
+                </w:r>
+                <w:r>
+                  <w:rPr>
+                    <w:rFonts w:ascii="Times New Roman" w:hAnsi="Times New Roman" w:cs="Times New Roman"/>
+                    <w:sz w:val="16"/>
+                    <w:szCs w:val="16"/>
+                  </w:rPr>
+                  <w:fldChar w:fldCharType="end"/>
+                </w:r>
+              </w:sdtContent>
+            </w:sdt>
+            <w:r>
+              <w:rPr>
+                <w:rFonts w:ascii="Times New Roman" w:hAnsi="Times New Roman" w:cs="Times New Roman"/>
+                <w:sz w:val="16"/>
+                <w:szCs w:val="16"/>
+              </w:rPr>
+              <w:t>.</w:t>
             </w:r>
           </w:p>
         </w:tc>
@@ -5234,6 +6482,150 @@
                 <w:sz w:val="16"/>
                 <w:szCs w:val="16"/>
               </w:rPr>
+              <w:t>High</w:t>
+            </w:r>
+          </w:p>
+        </w:tc>
+        <w:tc>
+          <w:tcPr>
+            <w:tcW w:w="2784" w:type="dxa"/>
+          </w:tcPr>
+          <w:p>
+            <w:pPr>
+              <w:rPr>
+                <w:rFonts w:ascii="Times New Roman" w:hAnsi="Times New Roman" w:cs="Times New Roman"/>
+                <w:sz w:val="16"/>
+                <w:szCs w:val="16"/>
+              </w:rPr>
+            </w:pPr>
+            <w:r>
+              <w:rPr>
+                <w:rFonts w:ascii="Times New Roman" w:hAnsi="Times New Roman" w:cs="Times New Roman"/>
+                <w:sz w:val="16"/>
+                <w:szCs w:val="16"/>
+              </w:rPr>
+              <w:t>The platform should not be unavailable at any point of time when a user uses it</w:t>
+            </w:r>
+            <w:r>
+              <w:rPr>
+                <w:rFonts w:ascii="Times New Roman" w:hAnsi="Times New Roman" w:cs="Times New Roman"/>
+                <w:sz w:val="16"/>
+                <w:szCs w:val="16"/>
+              </w:rPr>
+              <w:t xml:space="preserve">, unless </w:t>
+            </w:r>
+            <w:r>
+              <w:rPr>
+                <w:rFonts w:ascii="Times New Roman" w:hAnsi="Times New Roman" w:cs="Times New Roman"/>
+                <w:sz w:val="16"/>
+                <w:szCs w:val="16"/>
+              </w:rPr>
+              <w:t>necessary</w:t>
+            </w:r>
+            <w:r>
+              <w:rPr>
+                <w:rFonts w:ascii="Times New Roman" w:hAnsi="Times New Roman" w:cs="Times New Roman"/>
+                <w:sz w:val="16"/>
+                <w:szCs w:val="16"/>
+              </w:rPr>
+              <w:t xml:space="preserve"> when system needs to update</w:t>
+            </w:r>
+            <w:r>
+              <w:rPr>
+                <w:rFonts w:ascii="Times New Roman" w:hAnsi="Times New Roman" w:cs="Times New Roman"/>
+                <w:sz w:val="16"/>
+                <w:szCs w:val="16"/>
+              </w:rPr>
+              <w:t>.</w:t>
+            </w:r>
+          </w:p>
+        </w:tc>
+      </w:tr>
+      <w:tr>
+        <w:tc>
+          <w:tcPr>
+            <w:tcW w:w="846" w:type="dxa"/>
+          </w:tcPr>
+          <w:p>
+            <w:pPr>
+              <w:rPr>
+                <w:rFonts w:ascii="Times New Roman" w:hAnsi="Times New Roman" w:cs="Times New Roman"/>
+                <w:sz w:val="16"/>
+                <w:szCs w:val="16"/>
+              </w:rPr>
+            </w:pPr>
+            <w:r>
+              <w:rPr>
+                <w:rFonts w:ascii="Times New Roman" w:hAnsi="Times New Roman" w:cs="Times New Roman"/>
+                <w:sz w:val="16"/>
+                <w:szCs w:val="16"/>
+              </w:rPr>
+              <w:t>NFR-011</w:t>
+            </w:r>
+          </w:p>
+        </w:tc>
+        <w:tc>
+          <w:tcPr>
+            <w:tcW w:w="1701" w:type="dxa"/>
+          </w:tcPr>
+          <w:p>
+            <w:pPr>
+              <w:rPr>
+                <w:rFonts w:ascii="Times New Roman" w:hAnsi="Times New Roman" w:cs="Times New Roman"/>
+                <w:sz w:val="16"/>
+                <w:szCs w:val="16"/>
+              </w:rPr>
+            </w:pPr>
+            <w:r>
+              <w:rPr>
+                <w:rFonts w:ascii="Times New Roman" w:hAnsi="Times New Roman" w:cs="Times New Roman"/>
+                <w:sz w:val="16"/>
+                <w:szCs w:val="16"/>
+              </w:rPr>
+              <w:t>STK-001</w:t>
+            </w:r>
+          </w:p>
+        </w:tc>
+        <w:tc>
+          <w:tcPr>
+            <w:tcW w:w="2862" w:type="dxa"/>
+          </w:tcPr>
+          <w:p>
+            <w:pPr>
+              <w:rPr>
+                <w:rFonts w:ascii="Times New Roman" w:hAnsi="Times New Roman" w:cs="Times New Roman"/>
+                <w:sz w:val="16"/>
+                <w:szCs w:val="16"/>
+              </w:rPr>
+            </w:pPr>
+            <w:r>
+              <w:rPr>
+                <w:rFonts w:ascii="Times New Roman" w:hAnsi="Times New Roman" w:cs="Times New Roman"/>
+                <w:sz w:val="16"/>
+                <w:szCs w:val="16"/>
+              </w:rPr>
+              <w:t>The system should let a requester submit a service request within 30 seconds</w:t>
+            </w:r>
+          </w:p>
+        </w:tc>
+        <w:tc>
+          <w:tcPr>
+            <w:tcW w:w="823" w:type="dxa"/>
+          </w:tcPr>
+          <w:p>
+            <w:pPr>
+              <w:rPr>
+                <w:rFonts w:ascii="Times New Roman" w:hAnsi="Times New Roman" w:cs="Times New Roman"/>
+                <w:sz w:val="16"/>
+                <w:szCs w:val="16"/>
+              </w:rPr>
+            </w:pPr>
+            <w:r>
+              <w:rPr>
+                <w:rFonts w:ascii="Times New Roman" w:hAnsi="Times New Roman" w:cs="Times New Roman"/>
+                <w:sz w:val="16"/>
+                <w:szCs w:val="16"/>
+              </w:rPr>
               <w:t>Medium</w:t>
             </w:r>
           </w:p>
@@ -5256,7 +6648,309 @@
                 <w:sz w:val="16"/>
                 <w:szCs w:val="16"/>
               </w:rPr>
-              <w:t>A user cannot submit the same service request again.</w:t>
+              <w:t>A requester should not take longer than 30 seconds to submit a service request.</w:t>
+            </w:r>
+          </w:p>
+        </w:tc>
+      </w:tr>
+      <w:tr>
+        <w:tc>
+          <w:tcPr>
+            <w:tcW w:w="846" w:type="dxa"/>
+          </w:tcPr>
+          <w:p>
+            <w:pPr>
+              <w:rPr>
+                <w:rFonts w:ascii="Times New Roman" w:hAnsi="Times New Roman" w:cs="Times New Roman"/>
+                <w:sz w:val="16"/>
+                <w:szCs w:val="16"/>
+              </w:rPr>
+            </w:pPr>
+            <w:r>
+              <w:rPr>
+                <w:rFonts w:ascii="Times New Roman" w:hAnsi="Times New Roman" w:cs="Times New Roman"/>
+                <w:sz w:val="16"/>
+                <w:szCs w:val="16"/>
+              </w:rPr>
+              <w:t>NFR-012</w:t>
+            </w:r>
+          </w:p>
+        </w:tc>
+        <w:tc>
+          <w:tcPr>
+            <w:tcW w:w="1701" w:type="dxa"/>
+          </w:tcPr>
+          <w:p>
+            <w:pPr>
+              <w:rPr>
+                <w:rFonts w:ascii="Times New Roman" w:hAnsi="Times New Roman" w:cs="Times New Roman"/>
+                <w:sz w:val="16"/>
+                <w:szCs w:val="16"/>
+              </w:rPr>
+            </w:pPr>
+            <w:r>
+              <w:rPr>
+                <w:rFonts w:ascii="Times New Roman" w:hAnsi="Times New Roman" w:cs="Times New Roman"/>
+                <w:sz w:val="16"/>
+                <w:szCs w:val="16"/>
+              </w:rPr>
+              <w:t>General Emergency</w:t>
+            </w:r>
+          </w:p>
+        </w:tc>
+        <w:tc>
+          <w:tcPr>
+            <w:tcW w:w="2862" w:type="dxa"/>
+          </w:tcPr>
+          <w:p>
+            <w:pPr>
+              <w:rPr>
+                <w:rFonts w:ascii="Times New Roman" w:hAnsi="Times New Roman" w:cs="Times New Roman"/>
+                <w:sz w:val="16"/>
+                <w:szCs w:val="16"/>
+              </w:rPr>
+            </w:pPr>
+            <w:r>
+              <w:rPr>
+                <w:rFonts w:ascii="Times New Roman" w:hAnsi="Times New Roman" w:cs="Times New Roman"/>
+                <w:sz w:val="16"/>
+                <w:szCs w:val="16"/>
+              </w:rPr>
+              <w:t xml:space="preserve">The system should ensure that a backup database is </w:t>
+            </w:r>
+            <w:r>
+              <w:rPr>
+                <w:rFonts w:ascii="Times New Roman" w:hAnsi="Times New Roman" w:cs="Times New Roman"/>
+                <w:sz w:val="16"/>
+                <w:szCs w:val="16"/>
+              </w:rPr>
+              <w:t>ready if the main database fails.</w:t>
+            </w:r>
+          </w:p>
+        </w:tc>
+        <w:tc>
+          <w:tcPr>
+            <w:tcW w:w="823" w:type="dxa"/>
+          </w:tcPr>
+          <w:p>
+            <w:pPr>
+              <w:rPr>
+                <w:rFonts w:ascii="Times New Roman" w:hAnsi="Times New Roman" w:cs="Times New Roman"/>
+                <w:sz w:val="16"/>
+                <w:szCs w:val="16"/>
+              </w:rPr>
+            </w:pPr>
+            <w:r>
+              <w:rPr>
+                <w:rFonts w:ascii="Times New Roman" w:hAnsi="Times New Roman" w:cs="Times New Roman"/>
+                <w:sz w:val="16"/>
+                <w:szCs w:val="16"/>
+              </w:rPr>
+              <w:t>High</w:t>
+            </w:r>
+          </w:p>
+        </w:tc>
+        <w:tc>
+          <w:tcPr>
+            <w:tcW w:w="2784" w:type="dxa"/>
+          </w:tcPr>
+          <w:p>
+            <w:pPr>
+              <w:rPr>
+                <w:rFonts w:ascii="Times New Roman" w:hAnsi="Times New Roman" w:cs="Times New Roman"/>
+                <w:sz w:val="16"/>
+                <w:szCs w:val="16"/>
+              </w:rPr>
+            </w:pPr>
+            <w:r>
+              <w:rPr>
+                <w:rFonts w:ascii="Times New Roman" w:hAnsi="Times New Roman" w:cs="Times New Roman"/>
+                <w:sz w:val="16"/>
+                <w:szCs w:val="16"/>
+              </w:rPr>
+              <w:t>A failover operation must occur which let the backup database be the substitute for the main database.</w:t>
+            </w:r>
+          </w:p>
+        </w:tc>
+      </w:tr>
+      <w:tr>
+        <w:tc>
+          <w:tcPr>
+            <w:tcW w:w="846" w:type="dxa"/>
+          </w:tcPr>
+          <w:p>
+            <w:pPr>
+              <w:rPr>
+                <w:rFonts w:ascii="Times New Roman" w:hAnsi="Times New Roman" w:cs="Times New Roman"/>
+                <w:sz w:val="16"/>
+                <w:szCs w:val="16"/>
+              </w:rPr>
+            </w:pPr>
+            <w:r>
+              <w:rPr>
+                <w:rFonts w:ascii="Times New Roman" w:hAnsi="Times New Roman" w:cs="Times New Roman"/>
+                <w:sz w:val="16"/>
+                <w:szCs w:val="16"/>
+              </w:rPr>
+              <w:t>NFR-013</w:t>
+            </w:r>
+          </w:p>
+        </w:tc>
+        <w:tc>
+          <w:tcPr>
+            <w:tcW w:w="1701" w:type="dxa"/>
+          </w:tcPr>
+          <w:p>
+            <w:pPr>
+              <w:rPr>
+                <w:rFonts w:ascii="Times New Roman" w:hAnsi="Times New Roman" w:cs="Times New Roman"/>
+                <w:sz w:val="16"/>
+                <w:szCs w:val="16"/>
+              </w:rPr>
+            </w:pPr>
+            <w:r>
+              <w:rPr>
+                <w:rFonts w:ascii="Times New Roman" w:hAnsi="Times New Roman" w:cs="Times New Roman"/>
+                <w:sz w:val="16"/>
+                <w:szCs w:val="16"/>
+              </w:rPr>
+              <w:t>Past similar project</w:t>
+            </w:r>
+          </w:p>
+        </w:tc>
+        <w:tc>
+          <w:tcPr>
+            <w:tcW w:w="2862" w:type="dxa"/>
+          </w:tcPr>
+          <w:p>
+            <w:pPr>
+              <w:rPr>
+                <w:rFonts w:ascii="Times New Roman" w:hAnsi="Times New Roman" w:cs="Times New Roman"/>
+                <w:sz w:val="16"/>
+                <w:szCs w:val="16"/>
+              </w:rPr>
+            </w:pPr>
+            <w:r>
+              <w:rPr>
+                <w:rFonts w:ascii="Times New Roman" w:hAnsi="Times New Roman" w:cs="Times New Roman"/>
+                <w:sz w:val="16"/>
+                <w:szCs w:val="16"/>
+              </w:rPr>
+              <w:t>The system should ensure that 210 concurrent users can use the system</w:t>
+            </w:r>
+            <w:r>
+              <w:rPr>
+                <w:rFonts w:ascii="Times New Roman" w:hAnsi="Times New Roman" w:cs="Times New Roman"/>
+                <w:sz w:val="16"/>
+                <w:szCs w:val="16"/>
+              </w:rPr>
+              <w:t xml:space="preserve"> </w:t>
+            </w:r>
+            <w:sdt>
+              <w:sdtPr>
+                <w:rPr>
+                  <w:rFonts w:ascii="Times New Roman" w:hAnsi="Times New Roman" w:cs="Times New Roman"/>
+                  <w:sz w:val="16"/>
+                  <w:szCs w:val="16"/>
+                </w:rPr>
+                <w:id w:val="484062511"/>
+                <w:citation/>
+              </w:sdtPr>
+              <w:sdtContent>
+                <w:r>
+                  <w:rPr>
+                    <w:rFonts w:ascii="Times New Roman" w:hAnsi="Times New Roman" w:cs="Times New Roman"/>
+                    <w:sz w:val="16"/>
+                    <w:szCs w:val="16"/>
+                  </w:rPr>
+                  <w:fldChar w:fldCharType="begin"/>
+                </w:r>
+                <w:r>
+                  <w:rPr>
+                    <w:rFonts w:ascii="Times New Roman" w:hAnsi="Times New Roman" w:cs="Times New Roman"/>
+                    <w:sz w:val="16"/>
+                    <w:szCs w:val="16"/>
+                  </w:rPr>
+                  <w:instrText xml:space="preserve"> CITATION Air26 \l 7177 </w:instrText>
+                </w:r>
+                <w:r>
+                  <w:rPr>
+                    <w:rFonts w:ascii="Times New Roman" w:hAnsi="Times New Roman" w:cs="Times New Roman"/>
+                    <w:sz w:val="16"/>
+                    <w:szCs w:val="16"/>
+                  </w:rPr>
+                  <w:fldChar w:fldCharType="separate"/>
+                </w:r>
+                <w:r>
+                  <w:rPr>
+                    <w:rFonts w:ascii="Times New Roman" w:hAnsi="Times New Roman" w:cs="Times New Roman"/>
+                    <w:noProof/>
+                    <w:sz w:val="16"/>
+                    <w:szCs w:val="16"/>
+                  </w:rPr>
+                  <w:t>(Airport Company South Africa, n.d.)</w:t>
+                </w:r>
+                <w:r>
+                  <w:rPr>
+                    <w:rFonts w:ascii="Times New Roman" w:hAnsi="Times New Roman" w:cs="Times New Roman"/>
+                    <w:sz w:val="16"/>
+                    <w:szCs w:val="16"/>
+                  </w:rPr>
+                  <w:fldChar w:fldCharType="end"/>
+                </w:r>
+              </w:sdtContent>
+            </w:sdt>
+            <w:r>
+              <w:rPr>
+                <w:rFonts w:ascii="Times New Roman" w:hAnsi="Times New Roman" w:cs="Times New Roman"/>
+                <w:sz w:val="16"/>
+                <w:szCs w:val="16"/>
+              </w:rPr>
+              <w:t>.</w:t>
+            </w:r>
+          </w:p>
+        </w:tc>
+        <w:tc>
+          <w:tcPr>
+            <w:tcW w:w="823" w:type="dxa"/>
+          </w:tcPr>
+          <w:p>
+            <w:pPr>
+              <w:rPr>
+                <w:rFonts w:ascii="Times New Roman" w:hAnsi="Times New Roman" w:cs="Times New Roman"/>
+                <w:sz w:val="16"/>
+                <w:szCs w:val="16"/>
+              </w:rPr>
+            </w:pPr>
+            <w:r>
+              <w:rPr>
+                <w:rFonts w:ascii="Times New Roman" w:hAnsi="Times New Roman" w:cs="Times New Roman"/>
+                <w:sz w:val="16"/>
+                <w:szCs w:val="16"/>
+              </w:rPr>
+              <w:t>Medium</w:t>
+            </w:r>
+          </w:p>
+        </w:tc>
+        <w:tc>
+          <w:tcPr>
+            <w:tcW w:w="2784" w:type="dxa"/>
+          </w:tcPr>
+          <w:p>
+            <w:pPr>
+              <w:rPr>
+                <w:rFonts w:ascii="Times New Roman" w:hAnsi="Times New Roman" w:cs="Times New Roman"/>
+                <w:sz w:val="16"/>
+                <w:szCs w:val="16"/>
+              </w:rPr>
+            </w:pPr>
+            <w:r>
+              <w:rPr>
+                <w:rFonts w:ascii="Times New Roman" w:hAnsi="Times New Roman" w:cs="Times New Roman"/>
+                <w:sz w:val="16"/>
+                <w:szCs w:val="16"/>
+              </w:rPr>
+              <w:t>If 210 users use the system at the same time, the system itself should not crash.</w:t>
             </w:r>
           </w:p>
         </w:tc>
@@ -5264,6 +6958,217 @@
     </w:tbl>
     <w:p>
       <w:pPr>
+        <w:rPr>
+          <w:rFonts w:ascii="Times New Roman" w:hAnsi="Times New Roman" w:cs="Times New Roman"/>
+        </w:rPr>
+      </w:pPr>
+    </w:p>
+    <w:p>
+      <w:pPr>
+        <w:rPr>
+          <w:rFonts w:ascii="Times New Roman" w:hAnsi="Times New Roman" w:cs="Times New Roman"/>
+        </w:rPr>
+      </w:pPr>
+    </w:p>
+    <w:p>
+      <w:pPr>
+        <w:rPr>
+          <w:rFonts w:ascii="Times New Roman" w:hAnsi="Times New Roman" w:cs="Times New Roman"/>
+        </w:rPr>
+      </w:pPr>
+      <w:r>
+        <w:rPr>
+          <w:rFonts w:ascii="Times New Roman" w:hAnsi="Times New Roman" w:cs="Times New Roman"/>
+        </w:rPr>
+        <w:br w:type="page"/>
+      </w:r>
+    </w:p>
+    <w:sdt>
+      <w:sdtPr>
+        <w:rPr>
+          <w:rFonts w:ascii="Times New Roman" w:hAnsi="Times New Roman" w:cs="Times New Roman"/>
+          <w:lang w:val="en-GB"/>
+        </w:rPr>
+        <w:id w:val="-274024480"/>
+        <w:docPartObj>
+          <w:docPartGallery w:val="Bibliographies"/>
+          <w:docPartUnique/>
+        </w:docPartObj>
+      </w:sdtPr>
+      <w:sdtEndPr>
+        <w:rPr>
+          <w:rFonts w:eastAsiaTheme="minorHAnsi"/>
+          <w:color w:val="auto"/>
+          <w:sz w:val="24"/>
+          <w:szCs w:val="24"/>
+          <w:lang w:val="en-ZA"/>
+        </w:rPr>
+      </w:sdtEndPr>
+      <w:sdtContent>
+        <w:p>
+          <w:pPr>
+            <w:pStyle w:val="Heading1"/>
+            <w:rPr>
+              <w:rFonts w:ascii="Times New Roman" w:hAnsi="Times New Roman" w:cs="Times New Roman"/>
+            </w:rPr>
+          </w:pPr>
+          <w:r>
+            <w:rPr>
+              <w:rFonts w:ascii="Times New Roman" w:hAnsi="Times New Roman" w:cs="Times New Roman"/>
+              <w:lang w:val="en-GB"/>
+            </w:rPr>
+            <w:t>References</w:t>
+          </w:r>
+        </w:p>
+        <w:sdt>
+          <w:sdtPr>
+            <w:rPr>
+              <w:rFonts w:ascii="Times New Roman" w:hAnsi="Times New Roman" w:cs="Times New Roman"/>
+            </w:rPr>
+            <w:id w:val="-573587230"/>
+            <w:bibliography/>
+          </w:sdtPr>
+          <w:sdtContent>
+            <w:p>
+              <w:pPr>
+                <w:pStyle w:val="Bibliography"/>
+                <w:rPr>
+                  <w:rFonts w:ascii="Times New Roman" w:hAnsi="Times New Roman" w:cs="Times New Roman"/>
+                  <w:noProof/>
+                  <w:kern w:val="0"/>
+                  <w14:ligatures w14:val="none"/>
+                </w:rPr>
+              </w:pPr>
+              <w:r>
+                <w:rPr>
+                  <w:rFonts w:ascii="Times New Roman" w:hAnsi="Times New Roman" w:cs="Times New Roman"/>
+                </w:rPr>
+                <w:fldChar w:fldCharType="begin"/>
+              </w:r>
+              <w:r>
+                <w:rPr>
+                  <w:rFonts w:ascii="Times New Roman" w:hAnsi="Times New Roman" w:cs="Times New Roman"/>
+                </w:rPr>
+                <w:instrText>BIBLIOGRAPHY</w:instrText>
+              </w:r>
+              <w:r>
+                <w:rPr>
+                  <w:rFonts w:ascii="Times New Roman" w:hAnsi="Times New Roman" w:cs="Times New Roman"/>
+                </w:rPr>
+                <w:fldChar w:fldCharType="separate"/>
+              </w:r>
+              <w:r>
+                <w:rPr>
+                  <w:rFonts w:ascii="Times New Roman" w:hAnsi="Times New Roman" w:cs="Times New Roman"/>
+                  <w:noProof/>
+                </w:rPr>
+                <w:t xml:space="preserve">Airport Company South Africa, n.d. </w:t>
+              </w:r>
+              <w:r>
+                <w:rPr>
+                  <w:rFonts w:ascii="Times New Roman" w:hAnsi="Times New Roman" w:cs="Times New Roman"/>
+                  <w:i/>
+                  <w:iCs/>
+                  <w:noProof/>
+                </w:rPr>
+                <w:t>Customer Relationship Management Solution</w:t>
+              </w:r>
+              <w:r>
+                <w:rPr>
+                  <w:rFonts w:ascii="Times New Roman" w:hAnsi="Times New Roman" w:cs="Times New Roman"/>
+                  <w:noProof/>
+                </w:rPr>
+                <w:t xml:space="preserve">. [Document] Available at: </w:t>
+              </w:r>
+              <w:hyperlink r:id="rId6" w:history="1">
+                <w:r>
+                  <w:rPr>
+                    <w:rStyle w:val="Hyperlink"/>
+                    <w:rFonts w:ascii="Times New Roman" w:hAnsi="Times New Roman" w:cs="Times New Roman"/>
+                    <w:noProof/>
+                  </w:rPr>
+                  <w:t>https://www.airports.co.za/Documents/Annexure%20A%20Customer%20Relationship%20Management_Scope%20of%20Work_14%20October%202022.pdf</w:t>
+                </w:r>
+              </w:hyperlink>
+              <w:r>
+                <w:rPr>
+                  <w:rFonts w:ascii="Times New Roman" w:hAnsi="Times New Roman" w:cs="Times New Roman"/>
+                  <w:noProof/>
+                </w:rPr>
+                <w:t xml:space="preserve"> [Accessed 7 September 2026].</w:t>
+              </w:r>
+            </w:p>
+            <w:p>
+              <w:pPr>
+                <w:pStyle w:val="Bibliography"/>
+                <w:rPr>
+                  <w:rFonts w:ascii="Times New Roman" w:hAnsi="Times New Roman" w:cs="Times New Roman"/>
+                  <w:noProof/>
+                </w:rPr>
+              </w:pPr>
+              <w:r>
+                <w:rPr>
+                  <w:rFonts w:ascii="Times New Roman" w:hAnsi="Times New Roman" w:cs="Times New Roman"/>
+                  <w:noProof/>
+                </w:rPr>
+                <w:t xml:space="preserve">Pacific Certifications, 2026. </w:t>
+              </w:r>
+              <w:r>
+                <w:rPr>
+                  <w:rFonts w:ascii="Times New Roman" w:hAnsi="Times New Roman" w:cs="Times New Roman"/>
+                  <w:i/>
+                  <w:iCs/>
+                  <w:noProof/>
+                </w:rPr>
+                <w:t>ISO/IEC 25010:2023 Guide to Software Product Quality Standards</w:t>
+              </w:r>
+              <w:r>
+                <w:rPr>
+                  <w:rFonts w:ascii="Times New Roman" w:hAnsi="Times New Roman" w:cs="Times New Roman"/>
+                  <w:noProof/>
+                </w:rPr>
+                <w:t xml:space="preserve">. [Online] Available at: </w:t>
+              </w:r>
+              <w:hyperlink r:id="rId7" w:history="1">
+                <w:r>
+                  <w:rPr>
+                    <w:rStyle w:val="Hyperlink"/>
+                    <w:rFonts w:ascii="Times New Roman" w:hAnsi="Times New Roman" w:cs="Times New Roman"/>
+                    <w:noProof/>
+                  </w:rPr>
+                  <w:t>https://blog.pacificcert.com/iso-25010-software-product-quality-model/</w:t>
+                </w:r>
+              </w:hyperlink>
+              <w:r>
+                <w:rPr>
+                  <w:rFonts w:ascii="Times New Roman" w:hAnsi="Times New Roman" w:cs="Times New Roman"/>
+                  <w:noProof/>
+                </w:rPr>
+                <w:t xml:space="preserve"> [Accessed 6 September 2026].</w:t>
+              </w:r>
+            </w:p>
+            <w:p>
+              <w:pPr>
+                <w:rPr>
+                  <w:rFonts w:ascii="Times New Roman" w:hAnsi="Times New Roman" w:cs="Times New Roman"/>
+                </w:rPr>
+              </w:pPr>
+              <w:r>
+                <w:rPr>
+                  <w:rFonts w:ascii="Times New Roman" w:hAnsi="Times New Roman" w:cs="Times New Roman"/>
+                  <w:b/>
+                  <w:bCs/>
+                </w:rPr>
+                <w:fldChar w:fldCharType="end"/>
+              </w:r>
+            </w:p>
+          </w:sdtContent>
+        </w:sdt>
+      </w:sdtContent>
+    </w:sdt>
+    <w:p>
+      <w:pPr>
+        <w:pStyle w:val="Heading1"/>
         <w:rPr>
           <w:rFonts w:ascii="Times New Roman" w:hAnsi="Times New Roman" w:cs="Times New Roman"/>
         </w:rPr>
@@ -6341,6 +8246,26 @@
       </w:tblBorders>
     </w:tblPr>
   </w:style>
+  <w:style w:type="paragraph" w:styleId="Bibliography">
+    <w:name w:val="Bibliography"/>
+    <w:basedOn w:val="Normal"/>
+    <w:next w:val="Normal"/>
+    <w:uiPriority w:val="37"/>
+    <w:unhideWhenUsed/>
+    <w:rsid w:val="00731644"/>
+  </w:style>
+  <w:style w:type="character" w:styleId="Hyperlink">
+    <w:name w:val="Hyperlink"/>
+    <w:basedOn w:val="DefaultParagraphFont"/>
+    <w:uiPriority w:val="99"/>
+    <w:semiHidden/>
+    <w:unhideWhenUsed/>
+    <w:rsid w:val="00731644"/>
+    <w:rPr>
+      <w:color w:val="0000FF"/>
+      <w:u w:val="single"/>
+    </w:rPr>
+  </w:style>
 </w:styles>
 </file>
 
@@ -6657,4 +8582,51 @@
     </a:ext>
   </a:extLst>
 </a:theme>
+</file>
+
+<file path=customXml/item1.xml><?xml version="1.0" encoding="utf-8"?>
+<b:Sources xmlns:b="http://schemas.openxmlformats.org/officeDocument/2006/bibliography" xmlns="http://schemas.openxmlformats.org/officeDocument/2006/bibliography" SelectedStyle="\HarvardAnglia.XSL" StyleName="Harvard - Anglia*" Version="1">
+  <b:Source>
+    <b:Tag>Pac26</b:Tag>
+    <b:SourceType>InternetSite</b:SourceType>
+    <b:Guid>{4B6157D4-A9FF-4AD4-A76E-5C45FF0D80E2}</b:Guid>
+    <b:Title>ISO/IEC 25010:2023 Guide to Software Product Quality Standards</b:Title>
+    <b:Year>2026</b:Year>
+    <b:Author>
+      <b:Author>
+        <b:Corporate>Pacific Certifications</b:Corporate>
+      </b:Author>
+    </b:Author>
+    <b:YearAccessed>2026</b:YearAccessed>
+    <b:MonthAccessed>September</b:MonthAccessed>
+    <b:DayAccessed>6</b:DayAccessed>
+    <b:URL>https://blog.pacificcert.com/iso-25010-software-product-quality-model/</b:URL>
+    <b:RefOrder>1</b:RefOrder>
+  </b:Source>
+  <b:Source>
+    <b:Tag>Air26</b:Tag>
+    <b:SourceType>DocumentFromInternetSite</b:SourceType>
+    <b:Guid>{8C295F7D-3F77-4DD6-9D81-B82DCE530B86}</b:Guid>
+    <b:Title>Customer Relationship Management Solution </b:Title>
+    <b:YearAccessed>2026</b:YearAccessed>
+    <b:MonthAccessed>September</b:MonthAccessed>
+    <b:DayAccessed>7</b:DayAccessed>
+    <b:URL>https://www.airports.co.za/Documents/Annexure%20A%20Customer%20Relationship%20Management_Scope%20of%20Work_14%20October%202022.pdf</b:URL>
+    <b:Medium>Document</b:Medium>
+    <b:Author>
+      <b:Author>
+        <b:Corporate>Airport Company South Africa</b:Corporate>
+      </b:Author>
+    </b:Author>
+    <b:RefOrder>2</b:RefOrder>
+  </b:Source>
+</b:Sources>
+</file>
+
+<file path=customXml/itemProps1.xml><?xml version="1.0" encoding="utf-8"?>
+<ds:datastoreItem xmlns:ds="http://schemas.openxmlformats.org/officeDocument/2006/customXml" ds:itemID="{0B2EFBB3-3C70-4D59-9C06-41030EC5E923}">
+  <ds:schemaRefs>
+    <ds:schemaRef ds:uri="http://schemas.openxmlformats.org/officeDocument/2006/bibliography"/>
+  </ds:schemaRefs>
+</ds:datastoreItem>
 </file>
--- a/docs/requirements-acceptance.docx
+++ b/docs/requirements-acceptance.docx
@@ -6693,8 +6693,17 @@
                 <w:rFonts w:ascii="Times New Roman" w:hAnsi="Times New Roman" w:cs="Times New Roman"/>
                 <w:sz w:val="16"/>
                 <w:szCs w:val="16"/>
-              </w:rPr>
-              <w:t>General Emergency</w:t>
+                <w:lang w:val="en-US"/>
+              </w:rPr>
+              <w:t>STK-006</w:t>
+            </w:r>
+            <w:r>
+              <w:rPr>
+                <w:rFonts w:ascii="Times New Roman" w:hAnsi="Times New Roman" w:cs="Times New Roman"/>
+                <w:sz w:val="16"/>
+                <w:szCs w:val="16"/>
+              </w:rPr>
+              <w:t> </w:t>
             </w:r>
           </w:p>
         </w:tc>
@@ -6813,9 +6822,46 @@
                 <w:rFonts w:ascii="Times New Roman" w:hAnsi="Times New Roman" w:cs="Times New Roman"/>
                 <w:sz w:val="16"/>
                 <w:szCs w:val="16"/>
-              </w:rPr>
-              <w:t>Past similar project</w:t>
-            </w:r>
+                <w:lang w:val="en-US"/>
+              </w:rPr>
+              <w:t>Past similar project /</w:t>
+            </w:r>
+            <w:r>
+              <w:rPr>
+                <w:rFonts w:ascii="Times New Roman" w:hAnsi="Times New Roman" w:cs="Times New Roman"/>
+                <w:sz w:val="16"/>
+                <w:szCs w:val="16"/>
+              </w:rPr>
+              <w:t> </w:t>
+            </w:r>
+          </w:p>
+          <w:p>
+            <w:pPr>
+              <w:rPr>
+                <w:rFonts w:ascii="Times New Roman" w:hAnsi="Times New Roman" w:cs="Times New Roman"/>
+                <w:sz w:val="16"/>
+                <w:szCs w:val="16"/>
+                <w:lang w:val="en-US"/>
+              </w:rPr>
+            </w:pPr>
+            <w:r>
+              <w:rPr>
+                <w:rFonts w:ascii="Times New Roman" w:hAnsi="Times New Roman" w:cs="Times New Roman"/>
+                <w:sz w:val="16"/>
+                <w:szCs w:val="16"/>
+                <w:lang w:val="en-US"/>
+              </w:rPr>
+              <w:t>Project Master Brief </w:t>
+            </w:r>
+          </w:p>
+          <w:p>
+            <w:pPr>
+              <w:rPr>
+                <w:rFonts w:ascii="Times New Roman" w:hAnsi="Times New Roman" w:cs="Times New Roman"/>
+                <w:sz w:val="16"/>
+                <w:szCs w:val="16"/>
+              </w:rPr>
+            </w:pPr>
           </w:p>
         </w:tc>
         <w:tc>
@@ -6986,7 +7032,10 @@
     <w:sdt>
       <w:sdtPr>
         <w:rPr>
-          <w:rFonts w:ascii="Times New Roman" w:hAnsi="Times New Roman" w:cs="Times New Roman"/>
+          <w:rFonts w:ascii="Times New Roman" w:eastAsiaTheme="minorHAnsi" w:hAnsi="Times New Roman" w:cs="Times New Roman"/>
+          <w:color w:val="auto"/>
+          <w:sz w:val="24"/>
+          <w:szCs w:val="24"/>
           <w:lang w:val="en-GB"/>
         </w:rPr>
         <w:id w:val="-274024480"/>
@@ -6997,10 +7046,6 @@
       </w:sdtPr>
       <w:sdtEndPr>
         <w:rPr>
-          <w:rFonts w:eastAsiaTheme="minorHAnsi"/>
-          <w:color w:val="auto"/>
-          <w:sz w:val="24"/>
-          <w:szCs w:val="24"/>
           <w:lang w:val="en-ZA"/>
         </w:rPr>
       </w:sdtEndPr>
@@ -7914,7 +7959,6 @@
   <w:style w:type="character" w:default="1" w:styleId="DefaultParagraphFont">
     <w:name w:val="Default Paragraph Font"/>
     <w:uiPriority w:val="1"/>
-    <w:semiHidden/>
     <w:unhideWhenUsed/>
   </w:style>
   <w:style w:type="table" w:default="1" w:styleId="TableNormal">
@@ -8265,6 +8309,30 @@
       <w:color w:val="0000FF"/>
       <w:u w:val="single"/>
     </w:rPr>
+  </w:style>
+  <w:style w:type="paragraph" w:customStyle="1" w:styleId="paragraph">
+    <w:name w:val="paragraph"/>
+    <w:basedOn w:val="Normal"/>
+    <w:rsid w:val="005E3E1E"/>
+    <w:pPr>
+      <w:spacing w:before="100" w:beforeAutospacing="1" w:after="100" w:afterAutospacing="1" w:line="240" w:lineRule="auto"/>
+    </w:pPr>
+    <w:rPr>
+      <w:rFonts w:ascii="Times New Roman" w:eastAsia="Times New Roman" w:hAnsi="Times New Roman" w:cs="Times New Roman"/>
+      <w:kern w:val="0"/>
+      <w:lang w:eastAsia="en-ZA"/>
+      <w14:ligatures w14:val="none"/>
+    </w:rPr>
+  </w:style>
+  <w:style w:type="character" w:customStyle="1" w:styleId="normaltextrun">
+    <w:name w:val="normaltextrun"/>
+    <w:basedOn w:val="DefaultParagraphFont"/>
+    <w:rsid w:val="005E3E1E"/>
+  </w:style>
+  <w:style w:type="character" w:customStyle="1" w:styleId="eop">
+    <w:name w:val="eop"/>
+    <w:basedOn w:val="DefaultParagraphFont"/>
+    <w:rsid w:val="005E3E1E"/>
   </w:style>
 </w:styles>
 </file>
